--- a/Отчетность_этап_2/Отчет_о_развитии_проекта.docx
+++ b/Отчетность_этап_2/Отчет_о_развитии_проекта.docx
@@ -75,7 +75,7 @@
           <w:i w:val="0"/>
           <w:sz w:val="28"/>
         </w:rPr>
-        <w:t>Грантополучатель: Общество с ограниченной ответственностью «Вкус Технологии»</w:t>
+        <w:t>Грантополучатель: Общество с ограниченной ответственностью «Вкус Технологии»</w:t>
       </w:r>
     </w:p>
     <w:tbl>
@@ -1843,6 +1843,15 @@
               <w:jc w:val="center"/>
             </w:pPr>
             <w:r/>
+            <w:r>
+              <w:rPr>
+                <w:rFonts w:ascii="Times New Roman" w:hAnsi="Times New Roman" w:cs="Times New Roman" w:eastAsia="Times New Roman"/>
+                <w:b w:val="0"/>
+                <w:i w:val="0"/>
+                <w:sz w:val="22"/>
+              </w:rPr>
+              <w:t>план</w:t>
+            </w:r>
           </w:p>
         </w:tc>
         <w:tc>
@@ -1943,6 +1952,15 @@
               <w:jc w:val="center"/>
             </w:pPr>
             <w:r/>
+            <w:r>
+              <w:rPr>
+                <w:rFonts w:ascii="Times New Roman" w:hAnsi="Times New Roman" w:cs="Times New Roman" w:eastAsia="Times New Roman"/>
+                <w:b w:val="0"/>
+                <w:i w:val="0"/>
+                <w:sz w:val="22"/>
+              </w:rPr>
+              <w:t>план</w:t>
+            </w:r>
           </w:p>
         </w:tc>
         <w:tc>
@@ -2043,6 +2061,15 @@
               <w:jc w:val="center"/>
             </w:pPr>
             <w:r/>
+            <w:r>
+              <w:rPr>
+                <w:rFonts w:ascii="Times New Roman" w:hAnsi="Times New Roman" w:cs="Times New Roman" w:eastAsia="Times New Roman"/>
+                <w:b w:val="0"/>
+                <w:i w:val="0"/>
+                <w:sz w:val="22"/>
+              </w:rPr>
+              <w:t>план</w:t>
+            </w:r>
           </w:p>
         </w:tc>
         <w:tc>
@@ -2143,6 +2170,15 @@
               <w:jc w:val="center"/>
             </w:pPr>
             <w:r/>
+            <w:r>
+              <w:rPr>
+                <w:rFonts w:ascii="Times New Roman" w:hAnsi="Times New Roman" w:cs="Times New Roman" w:eastAsia="Times New Roman"/>
+                <w:b w:val="0"/>
+                <w:i w:val="0"/>
+                <w:sz w:val="22"/>
+              </w:rPr>
+              <w:t>план</w:t>
+            </w:r>
           </w:p>
         </w:tc>
         <w:tc>
@@ -2243,6 +2279,15 @@
               <w:jc w:val="center"/>
             </w:pPr>
             <w:r/>
+            <w:r>
+              <w:rPr>
+                <w:rFonts w:ascii="Times New Roman" w:hAnsi="Times New Roman" w:cs="Times New Roman" w:eastAsia="Times New Roman"/>
+                <w:b w:val="0"/>
+                <w:i w:val="0"/>
+                <w:sz w:val="22"/>
+              </w:rPr>
+              <w:t>план</w:t>
+            </w:r>
           </w:p>
         </w:tc>
         <w:tc>
@@ -2343,6 +2388,15 @@
               <w:jc w:val="center"/>
             </w:pPr>
             <w:r/>
+            <w:r>
+              <w:rPr>
+                <w:rFonts w:ascii="Times New Roman" w:hAnsi="Times New Roman" w:cs="Times New Roman" w:eastAsia="Times New Roman"/>
+                <w:b w:val="0"/>
+                <w:i w:val="0"/>
+                <w:sz w:val="22"/>
+              </w:rPr>
+              <w:t>план</w:t>
+            </w:r>
           </w:p>
         </w:tc>
         <w:tc>
@@ -2443,6 +2497,15 @@
               <w:jc w:val="center"/>
             </w:pPr>
             <w:r/>
+            <w:r>
+              <w:rPr>
+                <w:rFonts w:ascii="Times New Roman" w:hAnsi="Times New Roman" w:cs="Times New Roman" w:eastAsia="Times New Roman"/>
+                <w:b w:val="0"/>
+                <w:i w:val="0"/>
+                <w:sz w:val="22"/>
+              </w:rPr>
+              <w:t>план</w:t>
+            </w:r>
           </w:p>
         </w:tc>
         <w:tc>

--- a/Отчетность_этап_2/Отчет_о_развитии_проекта.docx
+++ b/Отчетность_этап_2/Отчет_о_развитии_проекта.docx
@@ -84,14 +84,13 @@
         <w:tblW w:type="auto" w:w="0"/>
         <w:jc w:val="center"/>
         <w:tblLayout w:type="fixed"/>
-        <w:tblLook w:firstColumn="1" w:firstRow="1" w:lastColumn="0" w:lastRow="0" w:noHBand="0" w:noVBand="1" w:val="04A0"/>
         <w:tblCellMar>
           <w:top w:w="40" w:type="dxa"/>
           <w:start w:w="60" w:type="dxa"/>
           <w:bottom w:w="40" w:type="dxa"/>
           <w:end w:w="60" w:type="dxa"/>
         </w:tblCellMar>
-        <w:tblLayout w:type="fixed"/>
+        <w:tblLook w:firstColumn="1" w:firstRow="1" w:lastColumn="0" w:lastRow="0" w:noHBand="0" w:noVBand="1" w:val="04A0"/>
       </w:tblPr>
       <w:tblGrid>
         <w:gridCol w:w="567"/>
@@ -107,8 +106,8 @@
         <w:tc>
           <w:tcPr>
             <w:tcW w:type="dxa" w:w="567"/>
+            <w:shd w:val="clear" w:color="auto" w:fill="E7E6E6"/>
             <w:vAlign w:val="center"/>
-            <w:shd w:val="clear" w:color="auto" w:fill="E7E6E6"/>
           </w:tcPr>
           <w:p>
             <w:pPr>
@@ -134,8 +133,8 @@
         <w:tc>
           <w:tcPr>
             <w:tcW w:type="dxa" w:w="3969"/>
+            <w:shd w:val="clear" w:color="auto" w:fill="E7E6E6"/>
             <w:vAlign w:val="center"/>
-            <w:shd w:val="clear" w:color="auto" w:fill="E7E6E6"/>
           </w:tcPr>
           <w:p>
             <w:pPr>
@@ -161,8 +160,8 @@
         <w:tc>
           <w:tcPr>
             <w:tcW w:type="dxa" w:w="1134"/>
+            <w:shd w:val="clear" w:color="auto" w:fill="E7E6E6"/>
             <w:vAlign w:val="center"/>
-            <w:shd w:val="clear" w:color="auto" w:fill="E7E6E6"/>
           </w:tcPr>
           <w:p>
             <w:pPr>
@@ -188,8 +187,8 @@
         <w:tc>
           <w:tcPr>
             <w:tcW w:type="dxa" w:w="3685"/>
+            <w:shd w:val="clear" w:color="auto" w:fill="E7E6E6"/>
             <w:vAlign w:val="center"/>
-            <w:shd w:val="clear" w:color="auto" w:fill="E7E6E6"/>
           </w:tcPr>
           <w:p>
             <w:pPr>
@@ -1747,8 +1746,8 @@
           <w:tcPr>
             <w:tcW w:type="dxa" w:w="3685"/>
             <w:gridSpan w:val="4"/>
+            <w:shd w:val="clear" w:color="auto" w:fill="F2F2F2"/>
             <w:vAlign w:val="center"/>
-            <w:shd w:val="clear" w:color="auto" w:fill="F2F2F2"/>
           </w:tcPr>
           <w:p>
             <w:pPr>
@@ -2598,9 +2597,9 @@
       <w:footerReference w:type="default" r:id="rId9"/>
       <w:pgSz w:w="11906" w:h="16838"/>
       <w:pgMar w:top="1134" w:right="850" w:bottom="1134" w:left="1701" w:header="567" w:footer="567" w:gutter="0"/>
+      <w:pgNumType w:start="1"/>
       <w:cols w:space="720"/>
       <w:docGrid w:linePitch="360"/>
-      <w:pgNumType w:start="1"/>
     </w:sectPr>
   </w:body>
 </w:document>

--- a/Отчетность_этап_2/Отчет_о_развитии_проекта.docx
+++ b/Отчетность_этап_2/Отчет_о_развитии_проекта.docx
@@ -4,208 +4,154 @@
   <w:body>
     <w:p>
       <w:pPr>
-        <w:keepNext w:val="0"/>
-        <w:pageBreakBefore w:val="0"/>
-        <w:widowControl/>
-        <w:spacing w:lineRule="auto" w:line="360" w:before="0" w:after="0"/>
-        <w:ind w:firstLine="0"/>
-        <w:jc w:val="center"/>
+        <w:pStyle w:val="Heading1"/>
       </w:pPr>
       <w:r>
         <w:rPr>
-          <w:rFonts w:ascii="Times New Roman" w:hAnsi="Times New Roman" w:cs="Times New Roman" w:eastAsia="Times New Roman"/>
-          <w:b/>
-          <w:i w:val="0"/>
-          <w:sz w:val="28"/>
+          <w:rFonts w:ascii="Times New Roman" w:hAnsi="Times New Roman" w:eastAsia="Times New Roman" w:cs="Times New Roman"/>
+          <w:sz w:val="24"/>
         </w:rPr>
-        <w:t>ОТЧЁТ О РАЗВИТИИ ПРОЕКТА</w:t>
+        <w:t>ОТЧЕТ О РАЗВИТИИ ПРОЕКТА</w:t>
       </w:r>
     </w:p>
     <w:p>
       <w:pPr>
-        <w:keepNext w:val="0"/>
-        <w:pageBreakBefore w:val="0"/>
-        <w:widowControl/>
-        <w:spacing w:lineRule="auto" w:line="360" w:before="0" w:after="0"/>
+        <w:keepNext/>
+        <w:spacing w:before="120" w:after="60" w:lineRule="auto" w:line="360"/>
         <w:ind w:firstLine="0"/>
-        <w:jc w:val="center"/>
+        <w:jc w:val="left"/>
       </w:pPr>
       <w:r>
         <w:rPr>
-          <w:rFonts w:ascii="Times New Roman" w:hAnsi="Times New Roman" w:cs="Times New Roman" w:eastAsia="Times New Roman"/>
-          <w:b w:val="0"/>
-          <w:i w:val="0"/>
-          <w:sz w:val="28"/>
+          <w:rFonts w:ascii="Times New Roman" w:hAnsi="Times New Roman" w:eastAsia="Times New Roman" w:cs="Times New Roman"/>
+          <w:sz w:val="24"/>
         </w:rPr>
-        <w:t>по договору о предоставлении гранта № [УТОЧНИТЬ: номер договора] от [УТОЧНИТЬ: дата договора] (программа «Студенческий стартап», этап 2)</w:t>
-      </w:r>
-    </w:p>
-    <w:p>
-      <w:pPr>
-        <w:keepNext w:val="0"/>
-        <w:pageBreakBefore w:val="0"/>
-        <w:widowControl/>
-        <w:spacing w:lineRule="auto" w:line="360" w:before="0" w:after="0"/>
-        <w:ind w:firstLine="0"/>
-        <w:jc w:val="center"/>
-      </w:pPr>
-      <w:r>
-        <w:rPr>
-          <w:rFonts w:ascii="Times New Roman" w:hAnsi="Times New Roman" w:cs="Times New Roman" w:eastAsia="Times New Roman"/>
-          <w:b w:val="0"/>
-          <w:i w:val="0"/>
-          <w:sz w:val="28"/>
-        </w:rPr>
-        <w:t>Тема: «Вкусноты — производство съедобных музыкальных пластинок из изомальта»</w:t>
-      </w:r>
-    </w:p>
-    <w:p>
-      <w:pPr>
-        <w:keepNext w:val="0"/>
-        <w:pageBreakBefore w:val="0"/>
-        <w:widowControl/>
-        <w:spacing w:lineRule="auto" w:line="360" w:before="0" w:after="240"/>
-        <w:ind w:firstLine="0"/>
-        <w:jc w:val="center"/>
-      </w:pPr>
-      <w:r>
-        <w:rPr>
-          <w:rFonts w:ascii="Times New Roman" w:hAnsi="Times New Roman" w:cs="Times New Roman" w:eastAsia="Times New Roman"/>
-          <w:b w:val="0"/>
-          <w:i w:val="0"/>
-          <w:sz w:val="28"/>
-        </w:rPr>
-        <w:t>Грантополучатель: Общество с ограниченной ответственностью «Вкус Технологии»</w:t>
+        <w:t>Таблица 1 – Отчет о развитии проекта</w:t>
       </w:r>
     </w:p>
     <w:tbl>
       <w:tblPr>
-        <w:tblStyle w:val="TableGrid"/>
-        <w:tblW w:type="auto" w:w="0"/>
+        <w:tblW w:type="dxa" w:w="9354"/>
         <w:jc w:val="center"/>
+        <w:tblBorders>
+          <w:top w:val="single" w:sz="4" w:space="0" w:color="000000"/>
+          <w:left w:val="single" w:sz="4" w:space="0" w:color="000000"/>
+          <w:bottom w:val="single" w:sz="4" w:space="0" w:color="000000"/>
+          <w:right w:val="single" w:sz="4" w:space="0" w:color="000000"/>
+          <w:insideH w:val="single" w:sz="4" w:space="0" w:color="000000"/>
+          <w:insideV w:val="single" w:sz="4" w:space="0" w:color="000000"/>
+        </w:tblBorders>
         <w:tblLayout w:type="fixed"/>
         <w:tblCellMar>
           <w:top w:w="40" w:type="dxa"/>
-          <w:start w:w="60" w:type="dxa"/>
+          <w:left w:w="80" w:type="dxa"/>
           <w:bottom w:w="40" w:type="dxa"/>
-          <w:end w:w="60" w:type="dxa"/>
+          <w:right w:w="80" w:type="dxa"/>
         </w:tblCellMar>
         <w:tblLook w:firstColumn="1" w:firstRow="1" w:lastColumn="0" w:lastRow="0" w:noHBand="0" w:noVBand="1" w:val="04A0"/>
       </w:tblPr>
       <w:tblGrid>
-        <w:gridCol w:w="567"/>
-        <w:gridCol w:w="3969"/>
-        <w:gridCol w:w="1134"/>
-        <w:gridCol w:w="3685"/>
+        <w:gridCol w:w="697"/>
+        <w:gridCol w:w="2852"/>
+        <w:gridCol w:w="1899"/>
+        <w:gridCol w:w="3906"/>
       </w:tblGrid>
       <w:tr>
         <w:trPr>
-          <w:tblHeader w:val="true"/>
+          <w:tblHeader/>
           <w:cantSplit/>
         </w:trPr>
         <w:tc>
           <w:tcPr>
-            <w:tcW w:type="dxa" w:w="567"/>
-            <w:shd w:val="clear" w:color="auto" w:fill="E7E6E6"/>
+            <w:tcW w:type="dxa" w:w="697"/>
+            <w:shd w:val="clear" w:color="auto" w:fill="D9D9D9"/>
             <w:vAlign w:val="center"/>
           </w:tcPr>
           <w:p>
             <w:pPr>
-              <w:keepNext w:val="0"/>
-              <w:pageBreakBefore w:val="0"/>
-              <w:widowControl/>
-              <w:spacing w:lineRule="auto" w:line="240" w:before="0" w:after="0"/>
+              <w:keepNext/>
+              <w:spacing w:before="0" w:after="0" w:lineRule="auto" w:line="240"/>
               <w:ind w:firstLine="0"/>
               <w:jc w:val="center"/>
             </w:pPr>
             <w:r/>
             <w:r>
               <w:rPr>
-                <w:rFonts w:ascii="Times New Roman" w:hAnsi="Times New Roman" w:cs="Times New Roman" w:eastAsia="Times New Roman"/>
+                <w:rFonts w:ascii="Times New Roman" w:hAnsi="Times New Roman" w:eastAsia="Times New Roman" w:cs="Times New Roman"/>
                 <w:b/>
-                <w:i w:val="0"/>
-                <w:sz w:val="22"/>
+                <w:sz w:val="24"/>
               </w:rPr>
-              <w:t>№</w:t>
+              <w:t>№ п/п</w:t>
             </w:r>
           </w:p>
         </w:tc>
         <w:tc>
           <w:tcPr>
-            <w:tcW w:type="dxa" w:w="3969"/>
-            <w:shd w:val="clear" w:color="auto" w:fill="E7E6E6"/>
+            <w:tcW w:type="dxa" w:w="2852"/>
+            <w:shd w:val="clear" w:color="auto" w:fill="D9D9D9"/>
             <w:vAlign w:val="center"/>
           </w:tcPr>
           <w:p>
             <w:pPr>
-              <w:keepNext w:val="0"/>
-              <w:pageBreakBefore w:val="0"/>
-              <w:widowControl/>
-              <w:spacing w:lineRule="auto" w:line="240" w:before="0" w:after="0"/>
+              <w:keepNext/>
+              <w:spacing w:before="0" w:after="0" w:lineRule="auto" w:line="240"/>
               <w:ind w:firstLine="0"/>
               <w:jc w:val="center"/>
             </w:pPr>
             <w:r/>
             <w:r>
               <w:rPr>
-                <w:rFonts w:ascii="Times New Roman" w:hAnsi="Times New Roman" w:cs="Times New Roman" w:eastAsia="Times New Roman"/>
+                <w:rFonts w:ascii="Times New Roman" w:hAnsi="Times New Roman" w:eastAsia="Times New Roman" w:cs="Times New Roman"/>
                 <w:b/>
-                <w:i w:val="0"/>
-                <w:sz w:val="22"/>
+                <w:sz w:val="24"/>
               </w:rPr>
-              <w:t>Мероприятие / показатель</w:t>
+              <w:t>Наименование мероприятия</w:t>
             </w:r>
           </w:p>
         </w:tc>
         <w:tc>
           <w:tcPr>
-            <w:tcW w:type="dxa" w:w="1134"/>
-            <w:shd w:val="clear" w:color="auto" w:fill="E7E6E6"/>
+            <w:tcW w:type="dxa" w:w="1899"/>
+            <w:shd w:val="clear" w:color="auto" w:fill="D9D9D9"/>
             <w:vAlign w:val="center"/>
           </w:tcPr>
           <w:p>
             <w:pPr>
-              <w:keepNext w:val="0"/>
-              <w:pageBreakBefore w:val="0"/>
-              <w:widowControl/>
-              <w:spacing w:lineRule="auto" w:line="240" w:before="0" w:after="0"/>
+              <w:keepNext/>
+              <w:spacing w:before="0" w:after="0" w:lineRule="auto" w:line="240"/>
               <w:ind w:firstLine="0"/>
               <w:jc w:val="center"/>
             </w:pPr>
             <w:r/>
             <w:r>
               <w:rPr>
-                <w:rFonts w:ascii="Times New Roman" w:hAnsi="Times New Roman" w:cs="Times New Roman" w:eastAsia="Times New Roman"/>
+                <w:rFonts w:ascii="Times New Roman" w:hAnsi="Times New Roman" w:eastAsia="Times New Roman" w:cs="Times New Roman"/>
                 <w:b/>
-                <w:i w:val="0"/>
-                <w:sz w:val="22"/>
+                <w:sz w:val="24"/>
               </w:rPr>
-              <w:t>Да / Нет</w:t>
+              <w:t>Да/Нет</w:t>
             </w:r>
           </w:p>
         </w:tc>
         <w:tc>
           <w:tcPr>
-            <w:tcW w:type="dxa" w:w="3685"/>
-            <w:shd w:val="clear" w:color="auto" w:fill="E7E6E6"/>
+            <w:tcW w:type="dxa" w:w="3906"/>
+            <w:shd w:val="clear" w:color="auto" w:fill="D9D9D9"/>
             <w:vAlign w:val="center"/>
           </w:tcPr>
           <w:p>
             <w:pPr>
-              <w:keepNext w:val="0"/>
-              <w:pageBreakBefore w:val="0"/>
-              <w:widowControl/>
-              <w:spacing w:lineRule="auto" w:line="240" w:before="0" w:after="0"/>
+              <w:keepNext/>
+              <w:spacing w:before="0" w:after="0" w:lineRule="auto" w:line="240"/>
               <w:ind w:firstLine="0"/>
               <w:jc w:val="center"/>
             </w:pPr>
             <w:r/>
             <w:r>
               <w:rPr>
-                <w:rFonts w:ascii="Times New Roman" w:hAnsi="Times New Roman" w:cs="Times New Roman" w:eastAsia="Times New Roman"/>
+                <w:rFonts w:ascii="Times New Roman" w:hAnsi="Times New Roman" w:eastAsia="Times New Roman" w:cs="Times New Roman"/>
                 <w:b/>
-                <w:i w:val="0"/>
-                <w:sz w:val="22"/>
+                <w:sz w:val="24"/>
               </w:rPr>
               <w:t>Комментарий</w:t>
             </w:r>
@@ -213,30 +159,50 @@
         </w:tc>
       </w:tr>
       <w:tr>
-        <w:trPr>
-          <w:cantSplit/>
-        </w:trPr>
         <w:tc>
           <w:tcPr>
-            <w:tcW w:type="dxa" w:w="567"/>
+            <w:tcW w:type="dxa" w:w="9354"/>
+            <w:gridSpan w:val="4"/>
+            <w:shd w:val="clear" w:color="auto" w:fill="F2F2F2"/>
             <w:vAlign w:val="center"/>
           </w:tcPr>
           <w:p>
             <w:pPr>
-              <w:keepNext w:val="0"/>
-              <w:pageBreakBefore w:val="0"/>
-              <w:widowControl/>
-              <w:spacing w:lineRule="auto" w:line="240" w:before="0" w:after="0"/>
+              <w:keepNext/>
+              <w:spacing w:before="0" w:after="0" w:lineRule="auto" w:line="240"/>
               <w:ind w:firstLine="0"/>
               <w:jc w:val="center"/>
             </w:pPr>
             <w:r/>
             <w:r>
               <w:rPr>
-                <w:rFonts w:ascii="Times New Roman" w:hAnsi="Times New Roman" w:cs="Times New Roman" w:eastAsia="Times New Roman"/>
-                <w:b w:val="0"/>
-                <w:i w:val="0"/>
-                <w:sz w:val="22"/>
+                <w:rFonts w:ascii="Times New Roman" w:hAnsi="Times New Roman" w:eastAsia="Times New Roman" w:cs="Times New Roman"/>
+                <w:b/>
+                <w:sz w:val="24"/>
+              </w:rPr>
+              <w:t>Выполненные мероприятия</w:t>
+            </w:r>
+          </w:p>
+        </w:tc>
+      </w:tr>
+      <w:tr>
+        <w:tc>
+          <w:tcPr>
+            <w:tcW w:type="dxa" w:w="697"/>
+            <w:vAlign w:val="center"/>
+          </w:tcPr>
+          <w:p>
+            <w:pPr>
+              <w:keepNext w:val="0"/>
+              <w:spacing w:before="0" w:after="0" w:lineRule="auto" w:line="240"/>
+              <w:ind w:firstLine="0"/>
+              <w:jc w:val="center"/>
+            </w:pPr>
+            <w:r/>
+            <w:r>
+              <w:rPr>
+                <w:rFonts w:ascii="Times New Roman" w:hAnsi="Times New Roman" w:eastAsia="Times New Roman" w:cs="Times New Roman"/>
+                <w:sz w:val="24"/>
               </w:rPr>
               <w:t>1</w:t>
             </w:r>
@@ -244,51 +210,43 @@
         </w:tc>
         <w:tc>
           <w:tcPr>
-            <w:tcW w:type="dxa" w:w="3969"/>
+            <w:tcW w:type="dxa" w:w="2852"/>
             <w:vAlign w:val="center"/>
           </w:tcPr>
           <w:p>
             <w:pPr>
               <w:keepNext w:val="0"/>
-              <w:pageBreakBefore w:val="0"/>
-              <w:widowControl/>
-              <w:spacing w:lineRule="auto" w:line="240" w:before="0" w:after="0"/>
+              <w:spacing w:before="0" w:after="0" w:lineRule="auto" w:line="240"/>
               <w:ind w:firstLine="0"/>
               <w:jc w:val="left"/>
             </w:pPr>
             <w:r/>
             <w:r>
               <w:rPr>
-                <w:rFonts w:ascii="Times New Roman" w:hAnsi="Times New Roman" w:cs="Times New Roman" w:eastAsia="Times New Roman"/>
-                <w:b w:val="0"/>
-                <w:i w:val="0"/>
-                <w:sz w:val="22"/>
+                <w:rFonts w:ascii="Times New Roman" w:hAnsi="Times New Roman" w:eastAsia="Times New Roman" w:cs="Times New Roman"/>
+                <w:sz w:val="24"/>
               </w:rPr>
-              <w:t>Зарегистрировано юридическое лицо (грантополучатель)</w:t>
+              <w:t>Зарегистрировано юридическое лицо*</w:t>
             </w:r>
           </w:p>
         </w:tc>
         <w:tc>
           <w:tcPr>
-            <w:tcW w:type="dxa" w:w="1134"/>
+            <w:tcW w:type="dxa" w:w="1899"/>
             <w:vAlign w:val="center"/>
           </w:tcPr>
           <w:p>
             <w:pPr>
               <w:keepNext w:val="0"/>
-              <w:pageBreakBefore w:val="0"/>
-              <w:widowControl/>
-              <w:spacing w:lineRule="auto" w:line="240" w:before="0" w:after="0"/>
+              <w:spacing w:before="0" w:after="0" w:lineRule="auto" w:line="240"/>
               <w:ind w:firstLine="0"/>
               <w:jc w:val="center"/>
             </w:pPr>
             <w:r/>
             <w:r>
               <w:rPr>
-                <w:rFonts w:ascii="Times New Roman" w:hAnsi="Times New Roman" w:cs="Times New Roman" w:eastAsia="Times New Roman"/>
-                <w:b w:val="0"/>
-                <w:i w:val="0"/>
-                <w:sz w:val="22"/>
+                <w:rFonts w:ascii="Times New Roman" w:hAnsi="Times New Roman" w:eastAsia="Times New Roman" w:cs="Times New Roman"/>
+                <w:sz w:val="24"/>
               </w:rPr>
               <w:t>Да</w:t>
             </w:r>
@@ -296,56 +254,60 @@
         </w:tc>
         <w:tc>
           <w:tcPr>
-            <w:tcW w:type="dxa" w:w="3685"/>
+            <w:tcW w:type="dxa" w:w="3906"/>
             <w:vAlign w:val="center"/>
           </w:tcPr>
           <w:p>
             <w:pPr>
               <w:keepNext w:val="0"/>
-              <w:pageBreakBefore w:val="0"/>
-              <w:widowControl/>
-              <w:spacing w:lineRule="auto" w:line="240" w:before="0" w:after="0"/>
+              <w:spacing w:before="0" w:after="0" w:lineRule="auto" w:line="240"/>
               <w:ind w:firstLine="0"/>
               <w:jc w:val="left"/>
             </w:pPr>
             <w:r/>
             <w:r>
               <w:rPr>
-                <w:rFonts w:ascii="Times New Roman" w:hAnsi="Times New Roman" w:cs="Times New Roman" w:eastAsia="Times New Roman"/>
-                <w:b w:val="0"/>
-                <w:i w:val="0"/>
-                <w:sz w:val="22"/>
+                <w:rFonts w:ascii="Times New Roman" w:hAnsi="Times New Roman" w:eastAsia="Times New Roman" w:cs="Times New Roman"/>
+                <w:sz w:val="24"/>
               </w:rPr>
-              <w:t>Общество с ограниченной ответственностью «Вкус Технологии», дата регистрации 01.11.2025, ОГРН 1257700482170, ИНН 9715518220</w:t>
+              <w:t xml:space="preserve">Зарегистрировано общество с ограниченной ответственностью «Вкус Технологии» (ООО «Вкус Технологии»), дата регистрации — 01.11.2025, ИНН 9715518220, КПП 771501001, ОГРН 1257700482170, юридический адрес: 127276, г. Москва, ул. Ботаническая, д. 33, к. 6, кв. 34. Единственный участник и генеральный директор — Андреев Даниил Семенович. Основной вид деятельности по ОКВЭД — 10.82 «Производство какао, шоколада и сахаристых кондитерских изделий». Сведения о юридическом лице размещены на сайте проекта </w:t>
+            </w:r>
+            <w:r>
+              <w:rPr>
+                <w:rFonts w:ascii="Times New Roman" w:hAnsi="Times New Roman" w:eastAsia="Times New Roman" w:cs="Times New Roman"/>
+                <w:sz w:val="24"/>
+                <w:highlight w:val="yellow"/>
+              </w:rPr>
+              <w:t>[УТОЧНИТЬ]</w:t>
+            </w:r>
+            <w:r>
+              <w:rPr>
+                <w:rFonts w:ascii="Times New Roman" w:hAnsi="Times New Roman" w:eastAsia="Times New Roman" w:cs="Times New Roman"/>
+                <w:sz w:val="24"/>
+              </w:rPr>
+              <w:t>.</w:t>
             </w:r>
           </w:p>
         </w:tc>
       </w:tr>
       <w:tr>
-        <w:trPr>
-          <w:cantSplit/>
-        </w:trPr>
         <w:tc>
           <w:tcPr>
-            <w:tcW w:type="dxa" w:w="567"/>
+            <w:tcW w:type="dxa" w:w="697"/>
             <w:vAlign w:val="center"/>
           </w:tcPr>
           <w:p>
             <w:pPr>
               <w:keepNext w:val="0"/>
-              <w:pageBreakBefore w:val="0"/>
-              <w:widowControl/>
-              <w:spacing w:lineRule="auto" w:line="240" w:before="0" w:after="0"/>
+              <w:spacing w:before="0" w:after="0" w:lineRule="auto" w:line="240"/>
               <w:ind w:firstLine="0"/>
               <w:jc w:val="center"/>
             </w:pPr>
             <w:r/>
             <w:r>
               <w:rPr>
-                <w:rFonts w:ascii="Times New Roman" w:hAnsi="Times New Roman" w:cs="Times New Roman" w:eastAsia="Times New Roman"/>
-                <w:b w:val="0"/>
-                <w:i w:val="0"/>
-                <w:sz w:val="22"/>
+                <w:rFonts w:ascii="Times New Roman" w:hAnsi="Times New Roman" w:eastAsia="Times New Roman" w:cs="Times New Roman"/>
+                <w:sz w:val="24"/>
               </w:rPr>
               <w:t>2</w:t>
             </w:r>
@@ -353,51 +315,43 @@
         </w:tc>
         <w:tc>
           <w:tcPr>
-            <w:tcW w:type="dxa" w:w="3969"/>
+            <w:tcW w:type="dxa" w:w="2852"/>
             <w:vAlign w:val="center"/>
           </w:tcPr>
           <w:p>
             <w:pPr>
               <w:keepNext w:val="0"/>
-              <w:pageBreakBefore w:val="0"/>
-              <w:widowControl/>
-              <w:spacing w:lineRule="auto" w:line="240" w:before="0" w:after="0"/>
+              <w:spacing w:before="0" w:after="0" w:lineRule="auto" w:line="240"/>
               <w:ind w:firstLine="0"/>
               <w:jc w:val="left"/>
             </w:pPr>
             <w:r/>
             <w:r>
               <w:rPr>
-                <w:rFonts w:ascii="Times New Roman" w:hAnsi="Times New Roman" w:cs="Times New Roman" w:eastAsia="Times New Roman"/>
-                <w:b w:val="0"/>
-                <w:i w:val="0"/>
-                <w:sz w:val="22"/>
+                <w:rFonts w:ascii="Times New Roman" w:hAnsi="Times New Roman" w:eastAsia="Times New Roman" w:cs="Times New Roman"/>
+                <w:sz w:val="24"/>
               </w:rPr>
-              <w:t>Разработан состав продукта и изготовлены образцы (прототипы) продукции</w:t>
+              <w:t>Создан сайт проекта*</w:t>
             </w:r>
           </w:p>
         </w:tc>
         <w:tc>
           <w:tcPr>
-            <w:tcW w:type="dxa" w:w="1134"/>
+            <w:tcW w:type="dxa" w:w="1899"/>
             <w:vAlign w:val="center"/>
           </w:tcPr>
           <w:p>
             <w:pPr>
               <w:keepNext w:val="0"/>
-              <w:pageBreakBefore w:val="0"/>
-              <w:widowControl/>
-              <w:spacing w:lineRule="auto" w:line="240" w:before="0" w:after="0"/>
+              <w:spacing w:before="0" w:after="0" w:lineRule="auto" w:line="240"/>
               <w:ind w:firstLine="0"/>
               <w:jc w:val="center"/>
             </w:pPr>
             <w:r/>
             <w:r>
               <w:rPr>
-                <w:rFonts w:ascii="Times New Roman" w:hAnsi="Times New Roman" w:cs="Times New Roman" w:eastAsia="Times New Roman"/>
-                <w:b w:val="0"/>
-                <w:i w:val="0"/>
-                <w:sz w:val="22"/>
+                <w:rFonts w:ascii="Times New Roman" w:hAnsi="Times New Roman" w:eastAsia="Times New Roman" w:cs="Times New Roman"/>
+                <w:sz w:val="24"/>
               </w:rPr>
               <w:t>Да</w:t>
             </w:r>
@@ -405,56 +359,60 @@
         </w:tc>
         <w:tc>
           <w:tcPr>
-            <w:tcW w:type="dxa" w:w="3685"/>
+            <w:tcW w:type="dxa" w:w="3906"/>
             <w:vAlign w:val="center"/>
           </w:tcPr>
           <w:p>
             <w:pPr>
               <w:keepNext w:val="0"/>
-              <w:pageBreakBefore w:val="0"/>
-              <w:widowControl/>
-              <w:spacing w:lineRule="auto" w:line="240" w:before="0" w:after="0"/>
+              <w:spacing w:before="0" w:after="0" w:lineRule="auto" w:line="240"/>
               <w:ind w:firstLine="0"/>
               <w:jc w:val="left"/>
             </w:pPr>
             <w:r/>
             <w:r>
               <w:rPr>
-                <w:rFonts w:ascii="Times New Roman" w:hAnsi="Times New Roman" w:cs="Times New Roman" w:eastAsia="Times New Roman"/>
-                <w:b w:val="0"/>
-                <w:i w:val="0"/>
-                <w:sz w:val="22"/>
+                <w:rFonts w:ascii="Times New Roman" w:hAnsi="Times New Roman" w:eastAsia="Times New Roman" w:cs="Times New Roman"/>
+                <w:sz w:val="24"/>
               </w:rPr>
-              <w:t>Разработаны и проверены 10 вариантов состава, выбран итоговый состав «изомальт + эритрит»; изготовлены 3 партии образцов (Ø12 и Ø30 см), в том числе 5 пластинок итогового состава разных цветов и вкусов</w:t>
+              <w:t xml:space="preserve">Создан сайт проекта: https://вкусноты.рф. Сайт доступен, содержит описание продукта и механики «трек — сенсорный портрет — пластинка», трехмерную подачу изделия, палитру цветов и вкусов, сведения о заказчиках, форму заявки, ответы на частые вопросы, сведения о юридическом лице и информацию о поддержке проекта Фондом содействия инновациям в рамках программы «Студенческий стартап» </w:t>
+            </w:r>
+            <w:r>
+              <w:rPr>
+                <w:rFonts w:ascii="Times New Roman" w:hAnsi="Times New Roman" w:eastAsia="Times New Roman" w:cs="Times New Roman"/>
+                <w:sz w:val="24"/>
+                <w:highlight w:val="yellow"/>
+              </w:rPr>
+              <w:t>[УТОЧНИТЬ: наличие на сайте сведений о юридическом лице и о поддержке Фонда]</w:t>
+            </w:r>
+            <w:r>
+              <w:rPr>
+                <w:rFonts w:ascii="Times New Roman" w:hAnsi="Times New Roman" w:eastAsia="Times New Roman" w:cs="Times New Roman"/>
+                <w:sz w:val="24"/>
+              </w:rPr>
+              <w:t>. С сайта выполняется переход к промо-продукту «Синестезия»: https://вкусныйтрек.рф. Подключен счетчик Яндекс Метрики.</w:t>
             </w:r>
           </w:p>
         </w:tc>
       </w:tr>
       <w:tr>
-        <w:trPr>
-          <w:cantSplit/>
-        </w:trPr>
         <w:tc>
           <w:tcPr>
-            <w:tcW w:type="dxa" w:w="567"/>
+            <w:tcW w:type="dxa" w:w="697"/>
             <w:vAlign w:val="center"/>
           </w:tcPr>
           <w:p>
             <w:pPr>
               <w:keepNext w:val="0"/>
-              <w:pageBreakBefore w:val="0"/>
-              <w:widowControl/>
-              <w:spacing w:lineRule="auto" w:line="240" w:before="0" w:after="0"/>
+              <w:spacing w:before="0" w:after="0" w:lineRule="auto" w:line="240"/>
               <w:ind w:firstLine="0"/>
               <w:jc w:val="center"/>
             </w:pPr>
             <w:r/>
             <w:r>
               <w:rPr>
-                <w:rFonts w:ascii="Times New Roman" w:hAnsi="Times New Roman" w:cs="Times New Roman" w:eastAsia="Times New Roman"/>
-                <w:b w:val="0"/>
-                <w:i w:val="0"/>
-                <w:sz w:val="22"/>
+                <w:rFonts w:ascii="Times New Roman" w:hAnsi="Times New Roman" w:eastAsia="Times New Roman" w:cs="Times New Roman"/>
+                <w:sz w:val="24"/>
               </w:rPr>
               <w:t>3</w:t>
             </w:r>
@@ -462,51 +420,231 @@
         </w:tc>
         <w:tc>
           <w:tcPr>
-            <w:tcW w:type="dxa" w:w="3969"/>
+            <w:tcW w:type="dxa" w:w="2852"/>
             <w:vAlign w:val="center"/>
           </w:tcPr>
           <w:p>
             <w:pPr>
               <w:keepNext w:val="0"/>
-              <w:pageBreakBefore w:val="0"/>
-              <w:widowControl/>
-              <w:spacing w:lineRule="auto" w:line="240" w:before="0" w:after="0"/>
+              <w:spacing w:before="0" w:after="0" w:lineRule="auto" w:line="240"/>
               <w:ind w:firstLine="0"/>
               <w:jc w:val="left"/>
             </w:pPr>
             <w:r/>
             <w:r>
               <w:rPr>
-                <w:rFonts w:ascii="Times New Roman" w:hAnsi="Times New Roman" w:cs="Times New Roman" w:eastAsia="Times New Roman"/>
-                <w:b w:val="0"/>
-                <w:i w:val="0"/>
-                <w:sz w:val="22"/>
+                <w:rFonts w:ascii="Times New Roman" w:hAnsi="Times New Roman" w:eastAsia="Times New Roman" w:cs="Times New Roman"/>
+                <w:sz w:val="24"/>
               </w:rPr>
-              <w:t>Проведено тестирование продукта с участием потенциальных потребителей</w:t>
+              <w:t>Разработанное в рамках проекта изделие/технология доведено до уровня TRL 3</w:t>
             </w:r>
           </w:p>
         </w:tc>
         <w:tc>
           <w:tcPr>
-            <w:tcW w:type="dxa" w:w="1134"/>
+            <w:tcW w:type="dxa" w:w="1899"/>
             <w:vAlign w:val="center"/>
           </w:tcPr>
           <w:p>
             <w:pPr>
               <w:keepNext w:val="0"/>
-              <w:pageBreakBefore w:val="0"/>
-              <w:widowControl/>
-              <w:spacing w:lineRule="auto" w:line="240" w:before="0" w:after="0"/>
+              <w:spacing w:before="0" w:after="0" w:lineRule="auto" w:line="240"/>
               <w:ind w:firstLine="0"/>
               <w:jc w:val="center"/>
             </w:pPr>
             <w:r/>
             <w:r>
               <w:rPr>
-                <w:rFonts w:ascii="Times New Roman" w:hAnsi="Times New Roman" w:cs="Times New Roman" w:eastAsia="Times New Roman"/>
-                <w:b w:val="0"/>
-                <w:i w:val="0"/>
-                <w:sz w:val="22"/>
+                <w:rFonts w:ascii="Times New Roman" w:hAnsi="Times New Roman" w:eastAsia="Times New Roman" w:cs="Times New Roman"/>
+                <w:sz w:val="24"/>
+              </w:rPr>
+              <w:t>Нет</w:t>
+            </w:r>
+          </w:p>
+        </w:tc>
+        <w:tc>
+          <w:tcPr>
+            <w:tcW w:type="dxa" w:w="3906"/>
+            <w:vAlign w:val="center"/>
+          </w:tcPr>
+          <w:p>
+            <w:pPr>
+              <w:keepNext w:val="0"/>
+              <w:spacing w:before="0" w:after="0" w:lineRule="auto" w:line="240"/>
+              <w:ind w:firstLine="0"/>
+              <w:jc w:val="left"/>
+            </w:pPr>
+            <w:r/>
+            <w:r>
+              <w:rPr>
+                <w:rFonts w:ascii="Times New Roman" w:hAnsi="Times New Roman" w:eastAsia="Times New Roman" w:cs="Times New Roman"/>
+                <w:sz w:val="24"/>
+              </w:rPr>
+              <w:t>–</w:t>
+            </w:r>
+          </w:p>
+        </w:tc>
+      </w:tr>
+      <w:tr>
+        <w:tc>
+          <w:tcPr>
+            <w:tcW w:type="dxa" w:w="697"/>
+            <w:vAlign w:val="center"/>
+          </w:tcPr>
+          <w:p>
+            <w:pPr>
+              <w:keepNext w:val="0"/>
+              <w:spacing w:before="0" w:after="0" w:lineRule="auto" w:line="240"/>
+              <w:ind w:firstLine="0"/>
+              <w:jc w:val="center"/>
+            </w:pPr>
+            <w:r/>
+            <w:r>
+              <w:rPr>
+                <w:rFonts w:ascii="Times New Roman" w:hAnsi="Times New Roman" w:eastAsia="Times New Roman" w:cs="Times New Roman"/>
+                <w:sz w:val="24"/>
+              </w:rPr>
+              <w:t>4</w:t>
+            </w:r>
+          </w:p>
+        </w:tc>
+        <w:tc>
+          <w:tcPr>
+            <w:tcW w:type="dxa" w:w="2852"/>
+            <w:vAlign w:val="center"/>
+          </w:tcPr>
+          <w:p>
+            <w:pPr>
+              <w:keepNext w:val="0"/>
+              <w:spacing w:before="0" w:after="0" w:lineRule="auto" w:line="240"/>
+              <w:ind w:firstLine="0"/>
+              <w:jc w:val="left"/>
+            </w:pPr>
+            <w:r/>
+            <w:r>
+              <w:rPr>
+                <w:rFonts w:ascii="Times New Roman" w:hAnsi="Times New Roman" w:eastAsia="Times New Roman" w:cs="Times New Roman"/>
+                <w:sz w:val="24"/>
+              </w:rPr>
+              <w:t>Создана команда проекта</w:t>
+            </w:r>
+          </w:p>
+        </w:tc>
+        <w:tc>
+          <w:tcPr>
+            <w:tcW w:type="dxa" w:w="1899"/>
+            <w:vAlign w:val="center"/>
+          </w:tcPr>
+          <w:p>
+            <w:pPr>
+              <w:keepNext w:val="0"/>
+              <w:spacing w:before="0" w:after="0" w:lineRule="auto" w:line="240"/>
+              <w:ind w:firstLine="0"/>
+              <w:jc w:val="center"/>
+            </w:pPr>
+            <w:r/>
+            <w:r>
+              <w:rPr>
+                <w:rFonts w:ascii="Times New Roman" w:hAnsi="Times New Roman" w:eastAsia="Times New Roman" w:cs="Times New Roman"/>
+                <w:sz w:val="24"/>
+              </w:rPr>
+              <w:t>Нет</w:t>
+            </w:r>
+          </w:p>
+        </w:tc>
+        <w:tc>
+          <w:tcPr>
+            <w:tcW w:type="dxa" w:w="3906"/>
+            <w:vAlign w:val="center"/>
+          </w:tcPr>
+          <w:p>
+            <w:pPr>
+              <w:keepNext w:val="0"/>
+              <w:spacing w:before="0" w:after="0" w:lineRule="auto" w:line="240"/>
+              <w:ind w:firstLine="0"/>
+              <w:jc w:val="left"/>
+            </w:pPr>
+            <w:r/>
+            <w:r>
+              <w:rPr>
+                <w:rFonts w:ascii="Times New Roman" w:hAnsi="Times New Roman" w:eastAsia="Times New Roman" w:cs="Times New Roman"/>
+                <w:sz w:val="24"/>
+              </w:rPr>
+              <w:t xml:space="preserve">– </w:t>
+            </w:r>
+            <w:r>
+              <w:rPr>
+                <w:rFonts w:ascii="Times New Roman" w:hAnsi="Times New Roman" w:eastAsia="Times New Roman" w:cs="Times New Roman"/>
+                <w:sz w:val="24"/>
+                <w:highlight w:val="yellow"/>
+              </w:rPr>
+              <w:t>[УТОЧНИТЬ: привлекался ли к разработке рецептур технолог по договору; если да — «Да» и реквизиты договора]</w:t>
+            </w:r>
+          </w:p>
+        </w:tc>
+      </w:tr>
+      <w:tr>
+        <w:tc>
+          <w:tcPr>
+            <w:tcW w:type="dxa" w:w="697"/>
+            <w:vAlign w:val="center"/>
+          </w:tcPr>
+          <w:p>
+            <w:pPr>
+              <w:keepNext w:val="0"/>
+              <w:spacing w:before="0" w:after="0" w:lineRule="auto" w:line="240"/>
+              <w:ind w:firstLine="0"/>
+              <w:jc w:val="center"/>
+            </w:pPr>
+            <w:r/>
+            <w:r>
+              <w:rPr>
+                <w:rFonts w:ascii="Times New Roman" w:hAnsi="Times New Roman" w:eastAsia="Times New Roman" w:cs="Times New Roman"/>
+                <w:sz w:val="24"/>
+              </w:rPr>
+              <w:t>5</w:t>
+            </w:r>
+          </w:p>
+        </w:tc>
+        <w:tc>
+          <w:tcPr>
+            <w:tcW w:type="dxa" w:w="2852"/>
+            <w:vAlign w:val="center"/>
+          </w:tcPr>
+          <w:p>
+            <w:pPr>
+              <w:keepNext w:val="0"/>
+              <w:spacing w:before="0" w:after="0" w:lineRule="auto" w:line="240"/>
+              <w:ind w:firstLine="0"/>
+              <w:jc w:val="left"/>
+            </w:pPr>
+            <w:r/>
+            <w:r>
+              <w:rPr>
+                <w:rFonts w:ascii="Times New Roman" w:hAnsi="Times New Roman" w:eastAsia="Times New Roman" w:cs="Times New Roman"/>
+                <w:sz w:val="24"/>
+              </w:rPr>
+              <w:t>Организован бухгалтерский учет</w:t>
+            </w:r>
+          </w:p>
+        </w:tc>
+        <w:tc>
+          <w:tcPr>
+            <w:tcW w:type="dxa" w:w="1899"/>
+            <w:vAlign w:val="center"/>
+          </w:tcPr>
+          <w:p>
+            <w:pPr>
+              <w:keepNext w:val="0"/>
+              <w:spacing w:before="0" w:after="0" w:lineRule="auto" w:line="240"/>
+              <w:ind w:firstLine="0"/>
+              <w:jc w:val="center"/>
+            </w:pPr>
+            <w:r/>
+            <w:r>
+              <w:rPr>
+                <w:rFonts w:ascii="Times New Roman" w:hAnsi="Times New Roman" w:eastAsia="Times New Roman" w:cs="Times New Roman"/>
+                <w:sz w:val="24"/>
               </w:rPr>
               <w:t>Да</w:t>
             </w:r>
@@ -514,56 +652,1280 @@
         </w:tc>
         <w:tc>
           <w:tcPr>
-            <w:tcW w:type="dxa" w:w="3685"/>
+            <w:tcW w:type="dxa" w:w="3906"/>
             <w:vAlign w:val="center"/>
           </w:tcPr>
           <w:p>
             <w:pPr>
               <w:keepNext w:val="0"/>
-              <w:pageBreakBefore w:val="0"/>
-              <w:widowControl/>
-              <w:spacing w:lineRule="auto" w:line="240" w:before="0" w:after="0"/>
+              <w:spacing w:before="0" w:after="0" w:lineRule="auto" w:line="240"/>
               <w:ind w:firstLine="0"/>
               <w:jc w:val="left"/>
             </w:pPr>
             <w:r/>
             <w:r>
               <w:rPr>
-                <w:rFonts w:ascii="Times New Roman" w:hAnsi="Times New Roman" w:cs="Times New Roman" w:eastAsia="Times New Roman"/>
-                <w:b w:val="0"/>
-                <w:i w:val="0"/>
-                <w:sz w:val="22"/>
+                <w:rFonts w:ascii="Times New Roman" w:hAnsi="Times New Roman" w:eastAsia="Times New Roman" w:cs="Times New Roman"/>
+                <w:sz w:val="24"/>
               </w:rPr>
-              <w:t>Органолептическая оценка фокус-группой из 5 человек; проверка технических и музыкальных свойств образцов</w:t>
+              <w:t xml:space="preserve">Бухгалтерский учет организован. Общество применяет автоматизированную упрощенную систему налогообложения (АУСН, «доходы минус расходы»): расчетный счет открыт в ООО «Банк Точка», налог исчисляется налоговым органом по данным уполномоченного банка. Задачи бухгалтерского и юридического сопровождения выполняются специалистами на аутсорсинге </w:t>
+            </w:r>
+            <w:r>
+              <w:rPr>
+                <w:rFonts w:ascii="Times New Roman" w:hAnsi="Times New Roman" w:eastAsia="Times New Roman" w:cs="Times New Roman"/>
+                <w:sz w:val="24"/>
+                <w:highlight w:val="yellow"/>
+              </w:rPr>
+              <w:t>[УТОЧНИТЬ: исполнитель и способ ведения учета]</w:t>
+            </w:r>
+            <w:r>
+              <w:rPr>
+                <w:rFonts w:ascii="Times New Roman" w:hAnsi="Times New Roman" w:eastAsia="Times New Roman" w:cs="Times New Roman"/>
+                <w:sz w:val="24"/>
+              </w:rPr>
+              <w:t>.</w:t>
             </w:r>
           </w:p>
         </w:tc>
       </w:tr>
       <w:tr>
-        <w:trPr>
-          <w:cantSplit/>
-        </w:trPr>
         <w:tc>
           <w:tcPr>
-            <w:tcW w:type="dxa" w:w="567"/>
+            <w:tcW w:type="dxa" w:w="697"/>
             <w:vAlign w:val="center"/>
           </w:tcPr>
           <w:p>
             <w:pPr>
               <w:keepNext w:val="0"/>
-              <w:pageBreakBefore w:val="0"/>
-              <w:widowControl/>
-              <w:spacing w:lineRule="auto" w:line="240" w:before="0" w:after="0"/>
+              <w:spacing w:before="0" w:after="0" w:lineRule="auto" w:line="240"/>
               <w:ind w:firstLine="0"/>
               <w:jc w:val="center"/>
             </w:pPr>
             <w:r/>
             <w:r>
               <w:rPr>
-                <w:rFonts w:ascii="Times New Roman" w:hAnsi="Times New Roman" w:cs="Times New Roman" w:eastAsia="Times New Roman"/>
-                <w:b w:val="0"/>
-                <w:i w:val="0"/>
-                <w:sz w:val="22"/>
+                <w:rFonts w:ascii="Times New Roman" w:hAnsi="Times New Roman" w:eastAsia="Times New Roman" w:cs="Times New Roman"/>
+                <w:sz w:val="24"/>
+              </w:rPr>
+              <w:t>6</w:t>
+            </w:r>
+          </w:p>
+        </w:tc>
+        <w:tc>
+          <w:tcPr>
+            <w:tcW w:type="dxa" w:w="2852"/>
+            <w:vAlign w:val="center"/>
+          </w:tcPr>
+          <w:p>
+            <w:pPr>
+              <w:keepNext w:val="0"/>
+              <w:spacing w:before="0" w:after="0" w:lineRule="auto" w:line="240"/>
+              <w:ind w:firstLine="0"/>
+              <w:jc w:val="left"/>
+            </w:pPr>
+            <w:r/>
+            <w:r>
+              <w:rPr>
+                <w:rFonts w:ascii="Times New Roman" w:hAnsi="Times New Roman" w:eastAsia="Times New Roman" w:cs="Times New Roman"/>
+                <w:sz w:val="24"/>
+              </w:rPr>
+              <w:t>Средства гранта внесены на счет организации путем внесения вклада в уставный капитал*</w:t>
+            </w:r>
+          </w:p>
+        </w:tc>
+        <w:tc>
+          <w:tcPr>
+            <w:tcW w:type="dxa" w:w="1899"/>
+            <w:vAlign w:val="center"/>
+          </w:tcPr>
+          <w:p>
+            <w:pPr>
+              <w:keepNext w:val="0"/>
+              <w:spacing w:before="0" w:after="0" w:lineRule="auto" w:line="240"/>
+              <w:ind w:firstLine="0"/>
+              <w:jc w:val="center"/>
+            </w:pPr>
+            <w:r/>
+            <w:r>
+              <w:rPr>
+                <w:rFonts w:ascii="Times New Roman" w:hAnsi="Times New Roman" w:eastAsia="Times New Roman" w:cs="Times New Roman"/>
+                <w:sz w:val="24"/>
+              </w:rPr>
+              <w:t>Да</w:t>
+            </w:r>
+          </w:p>
+        </w:tc>
+        <w:tc>
+          <w:tcPr>
+            <w:tcW w:type="dxa" w:w="3906"/>
+            <w:vAlign w:val="center"/>
+          </w:tcPr>
+          <w:p>
+            <w:pPr>
+              <w:keepNext w:val="0"/>
+              <w:spacing w:before="0" w:after="0" w:lineRule="auto" w:line="240"/>
+              <w:ind w:firstLine="0"/>
+              <w:jc w:val="left"/>
+            </w:pPr>
+            <w:r/>
+            <w:r>
+              <w:rPr>
+                <w:rFonts w:ascii="Times New Roman" w:hAnsi="Times New Roman" w:eastAsia="Times New Roman" w:cs="Times New Roman"/>
+                <w:sz w:val="24"/>
+              </w:rPr>
+              <w:t xml:space="preserve">Внесен вклад в уставный капитал в размере 10 000 руб. (платеж от </w:t>
+            </w:r>
+            <w:r>
+              <w:rPr>
+                <w:rFonts w:ascii="Times New Roman" w:hAnsi="Times New Roman" w:eastAsia="Times New Roman" w:cs="Times New Roman"/>
+                <w:sz w:val="24"/>
+                <w:highlight w:val="yellow"/>
+              </w:rPr>
+              <w:t>[УТОЧНИТЬ: дата]</w:t>
+            </w:r>
+            <w:r>
+              <w:rPr>
+                <w:rFonts w:ascii="Times New Roman" w:hAnsi="Times New Roman" w:eastAsia="Times New Roman" w:cs="Times New Roman"/>
+                <w:sz w:val="24"/>
+              </w:rPr>
+              <w:t>, плательщик — Андреев Даниил Семенович).</w:t>
+            </w:r>
+          </w:p>
+        </w:tc>
+      </w:tr>
+      <w:tr>
+        <w:tc>
+          <w:tcPr>
+            <w:tcW w:type="dxa" w:w="697"/>
+            <w:vAlign w:val="center"/>
+          </w:tcPr>
+          <w:p>
+            <w:pPr>
+              <w:keepNext w:val="0"/>
+              <w:spacing w:before="0" w:after="0" w:lineRule="auto" w:line="240"/>
+              <w:ind w:firstLine="0"/>
+              <w:jc w:val="center"/>
+            </w:pPr>
+            <w:r/>
+            <w:r>
+              <w:rPr>
+                <w:rFonts w:ascii="Times New Roman" w:hAnsi="Times New Roman" w:eastAsia="Times New Roman" w:cs="Times New Roman"/>
+                <w:sz w:val="24"/>
+              </w:rPr>
+              <w:t>7</w:t>
+            </w:r>
+          </w:p>
+        </w:tc>
+        <w:tc>
+          <w:tcPr>
+            <w:tcW w:type="dxa" w:w="2852"/>
+            <w:vAlign w:val="center"/>
+          </w:tcPr>
+          <w:p>
+            <w:pPr>
+              <w:keepNext w:val="0"/>
+              <w:spacing w:before="0" w:after="0" w:lineRule="auto" w:line="240"/>
+              <w:ind w:firstLine="0"/>
+              <w:jc w:val="left"/>
+            </w:pPr>
+            <w:r/>
+            <w:r>
+              <w:rPr>
+                <w:rFonts w:ascii="Times New Roman" w:hAnsi="Times New Roman" w:eastAsia="Times New Roman" w:cs="Times New Roman"/>
+                <w:sz w:val="24"/>
+              </w:rPr>
+              <w:t>Средства гранта внесены на счет организации путем внесения безвозмездной помощи*</w:t>
+            </w:r>
+          </w:p>
+        </w:tc>
+        <w:tc>
+          <w:tcPr>
+            <w:tcW w:type="dxa" w:w="1899"/>
+            <w:vAlign w:val="center"/>
+          </w:tcPr>
+          <w:p>
+            <w:pPr>
+              <w:keepNext w:val="0"/>
+              <w:spacing w:before="0" w:after="0" w:lineRule="auto" w:line="240"/>
+              <w:ind w:firstLine="0"/>
+              <w:jc w:val="center"/>
+            </w:pPr>
+            <w:r/>
+            <w:r>
+              <w:rPr>
+                <w:rFonts w:ascii="Times New Roman" w:hAnsi="Times New Roman" w:eastAsia="Times New Roman" w:cs="Times New Roman"/>
+                <w:sz w:val="24"/>
+              </w:rPr>
+              <w:t>Да</w:t>
+            </w:r>
+          </w:p>
+        </w:tc>
+        <w:tc>
+          <w:tcPr>
+            <w:tcW w:type="dxa" w:w="3906"/>
+            <w:vAlign w:val="center"/>
+          </w:tcPr>
+          <w:p>
+            <w:pPr>
+              <w:keepNext w:val="0"/>
+              <w:spacing w:before="0" w:after="0" w:lineRule="auto" w:line="240"/>
+              <w:ind w:firstLine="0"/>
+              <w:jc w:val="left"/>
+            </w:pPr>
+            <w:r/>
+            <w:r>
+              <w:rPr>
+                <w:rFonts w:ascii="Times New Roman" w:hAnsi="Times New Roman" w:eastAsia="Times New Roman" w:cs="Times New Roman"/>
+                <w:sz w:val="24"/>
+              </w:rPr>
+              <w:t xml:space="preserve">Внесена безвозмездная финансовая помощь единственного участника в размере </w:t>
+            </w:r>
+            <w:r>
+              <w:rPr>
+                <w:rFonts w:ascii="Times New Roman" w:hAnsi="Times New Roman" w:eastAsia="Times New Roman" w:cs="Times New Roman"/>
+                <w:sz w:val="24"/>
+                <w:highlight w:val="yellow"/>
+              </w:rPr>
+              <w:t>[УТОЧНИТЬ: сумма]</w:t>
+            </w:r>
+            <w:r>
+              <w:rPr>
+                <w:rFonts w:ascii="Times New Roman" w:hAnsi="Times New Roman" w:eastAsia="Times New Roman" w:cs="Times New Roman"/>
+                <w:sz w:val="24"/>
+              </w:rPr>
+              <w:t xml:space="preserve"> руб. (платеж от </w:t>
+            </w:r>
+            <w:r>
+              <w:rPr>
+                <w:rFonts w:ascii="Times New Roman" w:hAnsi="Times New Roman" w:eastAsia="Times New Roman" w:cs="Times New Roman"/>
+                <w:sz w:val="24"/>
+                <w:highlight w:val="yellow"/>
+              </w:rPr>
+              <w:t>[УТОЧНИТЬ: дата]</w:t>
+            </w:r>
+            <w:r>
+              <w:rPr>
+                <w:rFonts w:ascii="Times New Roman" w:hAnsi="Times New Roman" w:eastAsia="Times New Roman" w:cs="Times New Roman"/>
+                <w:sz w:val="24"/>
+              </w:rPr>
+              <w:t>, плательщик — Андреев Даниил Семенович).</w:t>
+            </w:r>
+          </w:p>
+        </w:tc>
+      </w:tr>
+      <w:tr>
+        <w:tc>
+          <w:tcPr>
+            <w:tcW w:type="dxa" w:w="697"/>
+            <w:vAlign w:val="center"/>
+          </w:tcPr>
+          <w:p>
+            <w:pPr>
+              <w:keepNext w:val="0"/>
+              <w:spacing w:before="0" w:after="0" w:lineRule="auto" w:line="240"/>
+              <w:ind w:firstLine="0"/>
+              <w:jc w:val="center"/>
+            </w:pPr>
+            <w:r/>
+            <w:r>
+              <w:rPr>
+                <w:rFonts w:ascii="Times New Roman" w:hAnsi="Times New Roman" w:eastAsia="Times New Roman" w:cs="Times New Roman"/>
+                <w:sz w:val="24"/>
+              </w:rPr>
+              <w:t>8</w:t>
+            </w:r>
+          </w:p>
+        </w:tc>
+        <w:tc>
+          <w:tcPr>
+            <w:tcW w:type="dxa" w:w="2852"/>
+            <w:vAlign w:val="center"/>
+          </w:tcPr>
+          <w:p>
+            <w:pPr>
+              <w:keepNext w:val="0"/>
+              <w:spacing w:before="0" w:after="0" w:lineRule="auto" w:line="240"/>
+              <w:ind w:firstLine="0"/>
+              <w:jc w:val="left"/>
+            </w:pPr>
+            <w:r/>
+            <w:r>
+              <w:rPr>
+                <w:rFonts w:ascii="Times New Roman" w:hAnsi="Times New Roman" w:eastAsia="Times New Roman" w:cs="Times New Roman"/>
+                <w:sz w:val="24"/>
+              </w:rPr>
+              <w:t>Получена печать организации</w:t>
+            </w:r>
+          </w:p>
+        </w:tc>
+        <w:tc>
+          <w:tcPr>
+            <w:tcW w:type="dxa" w:w="1899"/>
+            <w:vAlign w:val="center"/>
+          </w:tcPr>
+          <w:p>
+            <w:pPr>
+              <w:keepNext w:val="0"/>
+              <w:spacing w:before="0" w:after="0" w:lineRule="auto" w:line="240"/>
+              <w:ind w:firstLine="0"/>
+              <w:jc w:val="center"/>
+            </w:pPr>
+            <w:r/>
+            <w:r>
+              <w:rPr>
+                <w:rFonts w:ascii="Times New Roman" w:hAnsi="Times New Roman" w:eastAsia="Times New Roman" w:cs="Times New Roman"/>
+                <w:sz w:val="24"/>
+              </w:rPr>
+              <w:t xml:space="preserve">Да </w:t>
+            </w:r>
+            <w:r>
+              <w:rPr>
+                <w:rFonts w:ascii="Times New Roman" w:hAnsi="Times New Roman" w:eastAsia="Times New Roman" w:cs="Times New Roman"/>
+                <w:sz w:val="24"/>
+                <w:highlight w:val="yellow"/>
+              </w:rPr>
+              <w:t>[УТОЧНИТЬ]</w:t>
+            </w:r>
+          </w:p>
+        </w:tc>
+        <w:tc>
+          <w:tcPr>
+            <w:tcW w:type="dxa" w:w="3906"/>
+            <w:vAlign w:val="center"/>
+          </w:tcPr>
+          <w:p>
+            <w:pPr>
+              <w:keepNext w:val="0"/>
+              <w:spacing w:before="0" w:after="0" w:lineRule="auto" w:line="240"/>
+              <w:ind w:firstLine="0"/>
+              <w:jc w:val="left"/>
+            </w:pPr>
+            <w:r/>
+            <w:r>
+              <w:rPr>
+                <w:rFonts w:ascii="Times New Roman" w:hAnsi="Times New Roman" w:eastAsia="Times New Roman" w:cs="Times New Roman"/>
+                <w:sz w:val="24"/>
+              </w:rPr>
+              <w:t xml:space="preserve">Печать организации изготовлена и получена, используется при оформлении договоров и иных документов организации </w:t>
+            </w:r>
+            <w:r>
+              <w:rPr>
+                <w:rFonts w:ascii="Times New Roman" w:hAnsi="Times New Roman" w:eastAsia="Times New Roman" w:cs="Times New Roman"/>
+                <w:sz w:val="24"/>
+                <w:highlight w:val="yellow"/>
+              </w:rPr>
+              <w:t>[УТОЧНИТЬ: если печать не изготавливалась — «Нет» и «–»]</w:t>
+            </w:r>
+            <w:r>
+              <w:rPr>
+                <w:rFonts w:ascii="Times New Roman" w:hAnsi="Times New Roman" w:eastAsia="Times New Roman" w:cs="Times New Roman"/>
+                <w:sz w:val="24"/>
+              </w:rPr>
+              <w:t>.</w:t>
+            </w:r>
+          </w:p>
+        </w:tc>
+      </w:tr>
+      <w:tr>
+        <w:tc>
+          <w:tcPr>
+            <w:tcW w:type="dxa" w:w="697"/>
+            <w:vAlign w:val="center"/>
+          </w:tcPr>
+          <w:p>
+            <w:pPr>
+              <w:keepNext w:val="0"/>
+              <w:spacing w:before="0" w:after="0" w:lineRule="auto" w:line="240"/>
+              <w:ind w:firstLine="0"/>
+              <w:jc w:val="center"/>
+            </w:pPr>
+            <w:r/>
+            <w:r>
+              <w:rPr>
+                <w:rFonts w:ascii="Times New Roman" w:hAnsi="Times New Roman" w:eastAsia="Times New Roman" w:cs="Times New Roman"/>
+                <w:sz w:val="24"/>
+              </w:rPr>
+              <w:t>9</w:t>
+            </w:r>
+          </w:p>
+        </w:tc>
+        <w:tc>
+          <w:tcPr>
+            <w:tcW w:type="dxa" w:w="2852"/>
+            <w:vAlign w:val="center"/>
+          </w:tcPr>
+          <w:p>
+            <w:pPr>
+              <w:keepNext w:val="0"/>
+              <w:spacing w:before="0" w:after="0" w:lineRule="auto" w:line="240"/>
+              <w:ind w:firstLine="0"/>
+              <w:jc w:val="left"/>
+            </w:pPr>
+            <w:r/>
+            <w:r>
+              <w:rPr>
+                <w:rFonts w:ascii="Times New Roman" w:hAnsi="Times New Roman" w:eastAsia="Times New Roman" w:cs="Times New Roman"/>
+                <w:sz w:val="24"/>
+              </w:rPr>
+              <w:t>Подана заявка на регистрацию прав на результат интеллектуальной деятельности</w:t>
+            </w:r>
+          </w:p>
+        </w:tc>
+        <w:tc>
+          <w:tcPr>
+            <w:tcW w:type="dxa" w:w="1899"/>
+            <w:vAlign w:val="center"/>
+          </w:tcPr>
+          <w:p>
+            <w:pPr>
+              <w:keepNext w:val="0"/>
+              <w:spacing w:before="0" w:after="0" w:lineRule="auto" w:line="240"/>
+              <w:ind w:firstLine="0"/>
+              <w:jc w:val="center"/>
+            </w:pPr>
+            <w:r/>
+            <w:r>
+              <w:rPr>
+                <w:rFonts w:ascii="Times New Roman" w:hAnsi="Times New Roman" w:eastAsia="Times New Roman" w:cs="Times New Roman"/>
+                <w:sz w:val="24"/>
+              </w:rPr>
+              <w:t>Нет</w:t>
+            </w:r>
+          </w:p>
+        </w:tc>
+        <w:tc>
+          <w:tcPr>
+            <w:tcW w:type="dxa" w:w="3906"/>
+            <w:vAlign w:val="center"/>
+          </w:tcPr>
+          <w:p>
+            <w:pPr>
+              <w:keepNext w:val="0"/>
+              <w:spacing w:before="0" w:after="0" w:lineRule="auto" w:line="240"/>
+              <w:ind w:firstLine="0"/>
+              <w:jc w:val="left"/>
+            </w:pPr>
+            <w:r/>
+            <w:r>
+              <w:rPr>
+                <w:rFonts w:ascii="Times New Roman" w:hAnsi="Times New Roman" w:eastAsia="Times New Roman" w:cs="Times New Roman"/>
+                <w:sz w:val="24"/>
+              </w:rPr>
+              <w:t>–</w:t>
+            </w:r>
+          </w:p>
+        </w:tc>
+      </w:tr>
+      <w:tr>
+        <w:tc>
+          <w:tcPr>
+            <w:tcW w:type="dxa" w:w="697"/>
+            <w:vAlign w:val="center"/>
+          </w:tcPr>
+          <w:p>
+            <w:pPr>
+              <w:keepNext w:val="0"/>
+              <w:spacing w:before="0" w:after="0" w:lineRule="auto" w:line="240"/>
+              <w:ind w:firstLine="0"/>
+              <w:jc w:val="center"/>
+            </w:pPr>
+            <w:r/>
+            <w:r>
+              <w:rPr>
+                <w:rFonts w:ascii="Times New Roman" w:hAnsi="Times New Roman" w:eastAsia="Times New Roman" w:cs="Times New Roman"/>
+                <w:sz w:val="24"/>
+              </w:rPr>
+              <w:t>10</w:t>
+            </w:r>
+          </w:p>
+        </w:tc>
+        <w:tc>
+          <w:tcPr>
+            <w:tcW w:type="dxa" w:w="2852"/>
+            <w:vAlign w:val="center"/>
+          </w:tcPr>
+          <w:p>
+            <w:pPr>
+              <w:keepNext w:val="0"/>
+              <w:spacing w:before="0" w:after="0" w:lineRule="auto" w:line="240"/>
+              <w:ind w:firstLine="0"/>
+              <w:jc w:val="left"/>
+            </w:pPr>
+            <w:r/>
+            <w:r>
+              <w:rPr>
+                <w:rFonts w:ascii="Times New Roman" w:hAnsi="Times New Roman" w:eastAsia="Times New Roman" w:cs="Times New Roman"/>
+                <w:sz w:val="24"/>
+              </w:rPr>
+              <w:t>Осуществлены первые продажи</w:t>
+            </w:r>
+          </w:p>
+        </w:tc>
+        <w:tc>
+          <w:tcPr>
+            <w:tcW w:type="dxa" w:w="1899"/>
+            <w:vAlign w:val="center"/>
+          </w:tcPr>
+          <w:p>
+            <w:pPr>
+              <w:keepNext w:val="0"/>
+              <w:spacing w:before="0" w:after="0" w:lineRule="auto" w:line="240"/>
+              <w:ind w:firstLine="0"/>
+              <w:jc w:val="center"/>
+            </w:pPr>
+            <w:r/>
+            <w:r>
+              <w:rPr>
+                <w:rFonts w:ascii="Times New Roman" w:hAnsi="Times New Roman" w:eastAsia="Times New Roman" w:cs="Times New Roman"/>
+                <w:sz w:val="24"/>
+              </w:rPr>
+              <w:t>Нет</w:t>
+            </w:r>
+          </w:p>
+        </w:tc>
+        <w:tc>
+          <w:tcPr>
+            <w:tcW w:type="dxa" w:w="3906"/>
+            <w:vAlign w:val="center"/>
+          </w:tcPr>
+          <w:p>
+            <w:pPr>
+              <w:keepNext w:val="0"/>
+              <w:spacing w:before="0" w:after="0" w:lineRule="auto" w:line="240"/>
+              <w:ind w:firstLine="0"/>
+              <w:jc w:val="left"/>
+            </w:pPr>
+            <w:r/>
+            <w:r>
+              <w:rPr>
+                <w:rFonts w:ascii="Times New Roman" w:hAnsi="Times New Roman" w:eastAsia="Times New Roman" w:cs="Times New Roman"/>
+                <w:sz w:val="24"/>
+              </w:rPr>
+              <w:t>–</w:t>
+            </w:r>
+          </w:p>
+        </w:tc>
+      </w:tr>
+      <w:tr>
+        <w:tc>
+          <w:tcPr>
+            <w:tcW w:type="dxa" w:w="697"/>
+            <w:vAlign w:val="center"/>
+          </w:tcPr>
+          <w:p>
+            <w:pPr>
+              <w:keepNext w:val="0"/>
+              <w:spacing w:before="0" w:after="0" w:lineRule="auto" w:line="240"/>
+              <w:ind w:firstLine="0"/>
+              <w:jc w:val="center"/>
+            </w:pPr>
+            <w:r/>
+            <w:r>
+              <w:rPr>
+                <w:rFonts w:ascii="Times New Roman" w:hAnsi="Times New Roman" w:eastAsia="Times New Roman" w:cs="Times New Roman"/>
+                <w:sz w:val="24"/>
+              </w:rPr>
+              <w:t>11</w:t>
+            </w:r>
+          </w:p>
+        </w:tc>
+        <w:tc>
+          <w:tcPr>
+            <w:tcW w:type="dxa" w:w="2852"/>
+            <w:vAlign w:val="center"/>
+          </w:tcPr>
+          <w:p>
+            <w:pPr>
+              <w:keepNext w:val="0"/>
+              <w:spacing w:before="0" w:after="0" w:lineRule="auto" w:line="240"/>
+              <w:ind w:firstLine="0"/>
+              <w:jc w:val="left"/>
+            </w:pPr>
+            <w:r/>
+            <w:r>
+              <w:rPr>
+                <w:rFonts w:ascii="Times New Roman" w:hAnsi="Times New Roman" w:eastAsia="Times New Roman" w:cs="Times New Roman"/>
+                <w:sz w:val="24"/>
+              </w:rPr>
+              <w:t>Получена выручка предприятия</w:t>
+            </w:r>
+          </w:p>
+        </w:tc>
+        <w:tc>
+          <w:tcPr>
+            <w:tcW w:type="dxa" w:w="1899"/>
+            <w:vAlign w:val="center"/>
+          </w:tcPr>
+          <w:p>
+            <w:pPr>
+              <w:keepNext w:val="0"/>
+              <w:spacing w:before="0" w:after="0" w:lineRule="auto" w:line="240"/>
+              <w:ind w:firstLine="0"/>
+              <w:jc w:val="center"/>
+            </w:pPr>
+            <w:r/>
+            <w:r>
+              <w:rPr>
+                <w:rFonts w:ascii="Times New Roman" w:hAnsi="Times New Roman" w:eastAsia="Times New Roman" w:cs="Times New Roman"/>
+                <w:sz w:val="24"/>
+              </w:rPr>
+              <w:t>Нет</w:t>
+            </w:r>
+          </w:p>
+        </w:tc>
+        <w:tc>
+          <w:tcPr>
+            <w:tcW w:type="dxa" w:w="3906"/>
+            <w:vAlign w:val="center"/>
+          </w:tcPr>
+          <w:p>
+            <w:pPr>
+              <w:keepNext w:val="0"/>
+              <w:spacing w:before="0" w:after="0" w:lineRule="auto" w:line="240"/>
+              <w:ind w:firstLine="0"/>
+              <w:jc w:val="left"/>
+            </w:pPr>
+            <w:r/>
+            <w:r>
+              <w:rPr>
+                <w:rFonts w:ascii="Times New Roman" w:hAnsi="Times New Roman" w:eastAsia="Times New Roman" w:cs="Times New Roman"/>
+                <w:sz w:val="24"/>
+              </w:rPr>
+              <w:t>–</w:t>
+            </w:r>
+          </w:p>
+        </w:tc>
+      </w:tr>
+      <w:tr>
+        <w:tc>
+          <w:tcPr>
+            <w:tcW w:type="dxa" w:w="697"/>
+            <w:vAlign w:val="center"/>
+          </w:tcPr>
+          <w:p>
+            <w:pPr>
+              <w:keepNext w:val="0"/>
+              <w:spacing w:before="0" w:after="0" w:lineRule="auto" w:line="240"/>
+              <w:ind w:firstLine="0"/>
+              <w:jc w:val="center"/>
+            </w:pPr>
+            <w:r/>
+            <w:r>
+              <w:rPr>
+                <w:rFonts w:ascii="Times New Roman" w:hAnsi="Times New Roman" w:eastAsia="Times New Roman" w:cs="Times New Roman"/>
+                <w:sz w:val="24"/>
+              </w:rPr>
+              <w:t>12</w:t>
+            </w:r>
+          </w:p>
+        </w:tc>
+        <w:tc>
+          <w:tcPr>
+            <w:tcW w:type="dxa" w:w="2852"/>
+            <w:vAlign w:val="center"/>
+          </w:tcPr>
+          <w:p>
+            <w:pPr>
+              <w:keepNext w:val="0"/>
+              <w:spacing w:before="0" w:after="0" w:lineRule="auto" w:line="240"/>
+              <w:ind w:firstLine="0"/>
+              <w:jc w:val="left"/>
+            </w:pPr>
+            <w:r/>
+            <w:r>
+              <w:rPr>
+                <w:rFonts w:ascii="Times New Roman" w:hAnsi="Times New Roman" w:eastAsia="Times New Roman" w:cs="Times New Roman"/>
+                <w:sz w:val="24"/>
+              </w:rPr>
+              <w:t>Проведен customer development</w:t>
+            </w:r>
+          </w:p>
+        </w:tc>
+        <w:tc>
+          <w:tcPr>
+            <w:tcW w:type="dxa" w:w="1899"/>
+            <w:vAlign w:val="center"/>
+          </w:tcPr>
+          <w:p>
+            <w:pPr>
+              <w:keepNext w:val="0"/>
+              <w:spacing w:before="0" w:after="0" w:lineRule="auto" w:line="240"/>
+              <w:ind w:firstLine="0"/>
+              <w:jc w:val="center"/>
+            </w:pPr>
+            <w:r/>
+            <w:r>
+              <w:rPr>
+                <w:rFonts w:ascii="Times New Roman" w:hAnsi="Times New Roman" w:eastAsia="Times New Roman" w:cs="Times New Roman"/>
+                <w:sz w:val="24"/>
+              </w:rPr>
+              <w:t>Да</w:t>
+            </w:r>
+          </w:p>
+        </w:tc>
+        <w:tc>
+          <w:tcPr>
+            <w:tcW w:type="dxa" w:w="3906"/>
+            <w:vAlign w:val="center"/>
+          </w:tcPr>
+          <w:p>
+            <w:pPr>
+              <w:keepNext w:val="0"/>
+              <w:spacing w:before="0" w:after="0" w:lineRule="auto" w:line="240"/>
+              <w:ind w:firstLine="0"/>
+              <w:jc w:val="left"/>
+            </w:pPr>
+            <w:r/>
+            <w:r>
+              <w:rPr>
+                <w:rFonts w:ascii="Times New Roman" w:hAnsi="Times New Roman" w:eastAsia="Times New Roman" w:cs="Times New Roman"/>
+                <w:sz w:val="24"/>
+              </w:rPr>
+              <w:t xml:space="preserve">Проведена работа с потребителями и потенциальными заказчиками: 1) органолептическая оценка образцов фокус-группой из 5 человек — вкус, внешний вид, текстура, соответствие пластинки треку; 2) совместный релиз с артисткой SavannaOki — пластинка оранжевого цвета со вкусом «ваниль-бурбон» под трек на французском языке; 3) адресная работа с артистами, выпустившими новые треки, — персональные карточки трека с предложением пластинки (с 04.09.2026); 4) анализ поведения посетителей сайта и пользователей промо-продукта «Синестезия» по данным Яндекс Метрики; 5) обработка обращений, поступивших по итогам рекламной кампании в Яндекс Директ и наружной рекламы в г. Москве </w:t>
+            </w:r>
+            <w:r>
+              <w:rPr>
+                <w:rFonts w:ascii="Times New Roman" w:hAnsi="Times New Roman" w:eastAsia="Times New Roman" w:cs="Times New Roman"/>
+                <w:sz w:val="24"/>
+                <w:highlight w:val="yellow"/>
+              </w:rPr>
+              <w:t>[УТОЧНИТЬ: число обращений и заявок]</w:t>
+            </w:r>
+            <w:r>
+              <w:rPr>
+                <w:rFonts w:ascii="Times New Roman" w:hAnsi="Times New Roman" w:eastAsia="Times New Roman" w:cs="Times New Roman"/>
+                <w:sz w:val="24"/>
+              </w:rPr>
+              <w:t>.</w:t>
+            </w:r>
+          </w:p>
+        </w:tc>
+      </w:tr>
+      <w:tr>
+        <w:tc>
+          <w:tcPr>
+            <w:tcW w:type="dxa" w:w="697"/>
+            <w:vAlign w:val="center"/>
+          </w:tcPr>
+          <w:p>
+            <w:pPr>
+              <w:keepNext w:val="0"/>
+              <w:spacing w:before="0" w:after="0" w:lineRule="auto" w:line="240"/>
+              <w:ind w:firstLine="0"/>
+              <w:jc w:val="center"/>
+            </w:pPr>
+            <w:r/>
+            <w:r>
+              <w:rPr>
+                <w:rFonts w:ascii="Times New Roman" w:hAnsi="Times New Roman" w:eastAsia="Times New Roman" w:cs="Times New Roman"/>
+                <w:sz w:val="24"/>
+              </w:rPr>
+              <w:t>13</w:t>
+            </w:r>
+          </w:p>
+        </w:tc>
+        <w:tc>
+          <w:tcPr>
+            <w:tcW w:type="dxa" w:w="2852"/>
+            <w:vAlign w:val="center"/>
+          </w:tcPr>
+          <w:p>
+            <w:pPr>
+              <w:keepNext w:val="0"/>
+              <w:spacing w:before="0" w:after="0" w:lineRule="auto" w:line="240"/>
+              <w:ind w:firstLine="0"/>
+              <w:jc w:val="left"/>
+            </w:pPr>
+            <w:r/>
+            <w:r>
+              <w:rPr>
+                <w:rFonts w:ascii="Times New Roman" w:hAnsi="Times New Roman" w:eastAsia="Times New Roman" w:cs="Times New Roman"/>
+                <w:sz w:val="24"/>
+              </w:rPr>
+              <w:t>Осуществлена проверка гипотез</w:t>
+            </w:r>
+          </w:p>
+        </w:tc>
+        <w:tc>
+          <w:tcPr>
+            <w:tcW w:type="dxa" w:w="1899"/>
+            <w:vAlign w:val="center"/>
+          </w:tcPr>
+          <w:p>
+            <w:pPr>
+              <w:keepNext w:val="0"/>
+              <w:spacing w:before="0" w:after="0" w:lineRule="auto" w:line="240"/>
+              <w:ind w:firstLine="0"/>
+              <w:jc w:val="center"/>
+            </w:pPr>
+            <w:r/>
+            <w:r>
+              <w:rPr>
+                <w:rFonts w:ascii="Times New Roman" w:hAnsi="Times New Roman" w:eastAsia="Times New Roman" w:cs="Times New Roman"/>
+                <w:sz w:val="24"/>
+              </w:rPr>
+              <w:t>Да</w:t>
+            </w:r>
+          </w:p>
+        </w:tc>
+        <w:tc>
+          <w:tcPr>
+            <w:tcW w:type="dxa" w:w="3906"/>
+            <w:vAlign w:val="center"/>
+          </w:tcPr>
+          <w:p>
+            <w:pPr>
+              <w:keepNext w:val="0"/>
+              <w:spacing w:before="0" w:after="0" w:lineRule="auto" w:line="240"/>
+              <w:ind w:firstLine="0"/>
+              <w:jc w:val="left"/>
+            </w:pPr>
+            <w:r/>
+            <w:r>
+              <w:rPr>
+                <w:rFonts w:ascii="Times New Roman" w:hAnsi="Times New Roman" w:eastAsia="Times New Roman" w:cs="Times New Roman"/>
+                <w:sz w:val="24"/>
+              </w:rPr>
+              <w:t xml:space="preserve">Основные проверенные гипотезы: 1) изомальтовая основа без сахара дает прочную, прозрачную и нелипкую пластинку, допускающую выполнение центрального отверстия, — подтверждена: из десяти вариантов состава выбран «изомальт + эритрит», сахарная основа отклонена из-за липкости и разрушения образца; 2) вкус изделия приемлем для потребителя — подтверждена органолептической оценкой фокус-группы: наивысшие оценки получил итоговый состав; 3) связь цвета и вкуса пластинки с конкретным треком интересна слушателям и артистам — подтверждена совместным релизом с артисткой SavannaOki и использованием промо-продукта «Синестезия» </w:t>
+            </w:r>
+            <w:r>
+              <w:rPr>
+                <w:rFonts w:ascii="Times New Roman" w:hAnsi="Times New Roman" w:eastAsia="Times New Roman" w:cs="Times New Roman"/>
+                <w:sz w:val="24"/>
+                <w:highlight w:val="yellow"/>
+              </w:rPr>
+              <w:t>[УТОЧНИТЬ: число проанализированных треков]</w:t>
+            </w:r>
+            <w:r>
+              <w:rPr>
+                <w:rFonts w:ascii="Times New Roman" w:hAnsi="Times New Roman" w:eastAsia="Times New Roman" w:cs="Times New Roman"/>
+                <w:sz w:val="24"/>
+              </w:rPr>
+              <w:t xml:space="preserve">; 4) насыщенные темные цвета достижимы гелевыми красителями — не подтверждена: пластинки с черным красителем растрескались при выполнении отверстия; 5) контекстная и наружная реклама привлекают аудиторию на сайт и в промо-продукт — проверяется, кампания в Яндекс Директ продолжается </w:t>
+            </w:r>
+            <w:r>
+              <w:rPr>
+                <w:rFonts w:ascii="Times New Roman" w:hAnsi="Times New Roman" w:eastAsia="Times New Roman" w:cs="Times New Roman"/>
+                <w:sz w:val="24"/>
+                <w:highlight w:val="yellow"/>
+              </w:rPr>
+              <w:t>[УТОЧНИТЬ: показатели кампании]</w:t>
+            </w:r>
+            <w:r>
+              <w:rPr>
+                <w:rFonts w:ascii="Times New Roman" w:hAnsi="Times New Roman" w:eastAsia="Times New Roman" w:cs="Times New Roman"/>
+                <w:sz w:val="24"/>
+              </w:rPr>
+              <w:t>.</w:t>
+            </w:r>
+          </w:p>
+        </w:tc>
+      </w:tr>
+      <w:tr>
+        <w:tc>
+          <w:tcPr>
+            <w:tcW w:type="dxa" w:w="697"/>
+            <w:vAlign w:val="center"/>
+          </w:tcPr>
+          <w:p>
+            <w:pPr>
+              <w:keepNext w:val="0"/>
+              <w:spacing w:before="0" w:after="0" w:lineRule="auto" w:line="240"/>
+              <w:ind w:firstLine="0"/>
+              <w:jc w:val="center"/>
+            </w:pPr>
+            <w:r/>
+            <w:r>
+              <w:rPr>
+                <w:rFonts w:ascii="Times New Roman" w:hAnsi="Times New Roman" w:eastAsia="Times New Roman" w:cs="Times New Roman"/>
+                <w:sz w:val="24"/>
+              </w:rPr>
+              <w:t>14</w:t>
+            </w:r>
+          </w:p>
+        </w:tc>
+        <w:tc>
+          <w:tcPr>
+            <w:tcW w:type="dxa" w:w="2852"/>
+            <w:vAlign w:val="center"/>
+          </w:tcPr>
+          <w:p>
+            <w:pPr>
+              <w:keepNext w:val="0"/>
+              <w:spacing w:before="0" w:after="0" w:lineRule="auto" w:line="240"/>
+              <w:ind w:firstLine="0"/>
+              <w:jc w:val="left"/>
+            </w:pPr>
+            <w:r/>
+            <w:r>
+              <w:rPr>
+                <w:rFonts w:ascii="Times New Roman" w:hAnsi="Times New Roman" w:eastAsia="Times New Roman" w:cs="Times New Roman"/>
+                <w:sz w:val="24"/>
+              </w:rPr>
+              <w:t>Внесены изменения в бизнес-модель / продукт после проверки гипотез</w:t>
+            </w:r>
+          </w:p>
+        </w:tc>
+        <w:tc>
+          <w:tcPr>
+            <w:tcW w:type="dxa" w:w="1899"/>
+            <w:vAlign w:val="center"/>
+          </w:tcPr>
+          <w:p>
+            <w:pPr>
+              <w:keepNext w:val="0"/>
+              <w:spacing w:before="0" w:after="0" w:lineRule="auto" w:line="240"/>
+              <w:ind w:firstLine="0"/>
+              <w:jc w:val="center"/>
+            </w:pPr>
+            <w:r/>
+            <w:r>
+              <w:rPr>
+                <w:rFonts w:ascii="Times New Roman" w:hAnsi="Times New Roman" w:eastAsia="Times New Roman" w:cs="Times New Roman"/>
+                <w:sz w:val="24"/>
+              </w:rPr>
+              <w:t>Да</w:t>
+            </w:r>
+          </w:p>
+        </w:tc>
+        <w:tc>
+          <w:tcPr>
+            <w:tcW w:type="dxa" w:w="3906"/>
+            <w:vAlign w:val="center"/>
+          </w:tcPr>
+          <w:p>
+            <w:pPr>
+              <w:keepNext w:val="0"/>
+              <w:spacing w:before="0" w:after="0" w:lineRule="auto" w:line="240"/>
+              <w:ind w:firstLine="0"/>
+              <w:jc w:val="left"/>
+            </w:pPr>
+            <w:r/>
+            <w:r>
+              <w:rPr>
+                <w:rFonts w:ascii="Times New Roman" w:hAnsi="Times New Roman" w:eastAsia="Times New Roman" w:cs="Times New Roman"/>
+                <w:sz w:val="24"/>
+              </w:rPr>
+              <w:t>По итогам проверки гипотез: 1) зафиксирован итоговый состав «изомальт + эритрит»; сахарная основа и составы с патокой, мальтодекстрином, пектином и какао-маслом исключены, состав с гуммиарабиком оставлен резервным; 2) для темных цветов запланирован переход на жирорастворимые или порошковые красители; 3) изделие дополнено подарочной упаковкой: коробка, подложка и деревянный молоточек для дегустации; 4) в модель продвижения введен промо-продукт «Синестезия» как бесплатный вход в продукт: сенсорный портрет трека — карточка для социальных сетей — заказ пластинки; 5) основным коммерческим форматом определены тиражи пластинок Ø12 см под релизы артистов, формат Ø30 см — коллекционный.</w:t>
+            </w:r>
+          </w:p>
+        </w:tc>
+      </w:tr>
+      <w:tr>
+        <w:tc>
+          <w:tcPr>
+            <w:tcW w:type="dxa" w:w="9354"/>
+            <w:gridSpan w:val="4"/>
+            <w:shd w:val="clear" w:color="auto" w:fill="F2F2F2"/>
+            <w:vAlign w:val="center"/>
+          </w:tcPr>
+          <w:p>
+            <w:pPr>
+              <w:keepNext w:val="0"/>
+              <w:spacing w:before="0" w:after="0" w:lineRule="auto" w:line="240"/>
+              <w:ind w:firstLine="0"/>
+              <w:jc w:val="center"/>
+            </w:pPr>
+            <w:r/>
+            <w:r>
+              <w:rPr>
+                <w:rFonts w:ascii="Times New Roman" w:hAnsi="Times New Roman" w:eastAsia="Times New Roman" w:cs="Times New Roman"/>
+                <w:b/>
+                <w:sz w:val="24"/>
+              </w:rPr>
+              <w:t>Планируемые мероприятия</w:t>
+            </w:r>
+          </w:p>
+        </w:tc>
+      </w:tr>
+      <w:tr>
+        <w:tc>
+          <w:tcPr>
+            <w:tcW w:type="dxa" w:w="697"/>
+            <w:vAlign w:val="center"/>
+          </w:tcPr>
+          <w:p>
+            <w:pPr>
+              <w:keepNext w:val="0"/>
+              <w:spacing w:before="0" w:after="0" w:lineRule="auto" w:line="240"/>
+              <w:ind w:firstLine="0"/>
+              <w:jc w:val="center"/>
+            </w:pPr>
+            <w:r/>
+            <w:r>
+              <w:rPr>
+                <w:rFonts w:ascii="Times New Roman" w:hAnsi="Times New Roman" w:eastAsia="Times New Roman" w:cs="Times New Roman"/>
+                <w:sz w:val="24"/>
+              </w:rPr>
+              <w:t>1</w:t>
+            </w:r>
+          </w:p>
+        </w:tc>
+        <w:tc>
+          <w:tcPr>
+            <w:tcW w:type="dxa" w:w="2852"/>
+            <w:vAlign w:val="center"/>
+          </w:tcPr>
+          <w:p>
+            <w:pPr>
+              <w:keepNext w:val="0"/>
+              <w:spacing w:before="0" w:after="0" w:lineRule="auto" w:line="240"/>
+              <w:ind w:firstLine="0"/>
+              <w:jc w:val="left"/>
+            </w:pPr>
+            <w:r/>
+            <w:r>
+              <w:rPr>
+                <w:rFonts w:ascii="Times New Roman" w:hAnsi="Times New Roman" w:eastAsia="Times New Roman" w:cs="Times New Roman"/>
+                <w:sz w:val="24"/>
+              </w:rPr>
+              <w:t>Отработка записи рельефа канавок на заготовках итогового состава</w:t>
+            </w:r>
+          </w:p>
+        </w:tc>
+        <w:tc>
+          <w:tcPr>
+            <w:tcW w:type="dxa" w:w="1899"/>
+            <w:vAlign w:val="center"/>
+          </w:tcPr>
+          <w:p>
+            <w:pPr>
+              <w:keepNext w:val="0"/>
+              <w:spacing w:before="0" w:after="0" w:lineRule="auto" w:line="240"/>
+              <w:ind w:firstLine="0"/>
+              <w:jc w:val="center"/>
+            </w:pPr>
+            <w:r/>
+            <w:r>
+              <w:rPr>
+                <w:rFonts w:ascii="Times New Roman" w:hAnsi="Times New Roman" w:eastAsia="Times New Roman" w:cs="Times New Roman"/>
+                <w:sz w:val="24"/>
+              </w:rPr>
+              <w:t>Да</w:t>
+            </w:r>
+          </w:p>
+        </w:tc>
+        <w:tc>
+          <w:tcPr>
+            <w:tcW w:type="dxa" w:w="3906"/>
+            <w:vAlign w:val="center"/>
+          </w:tcPr>
+          <w:p>
+            <w:pPr>
+              <w:keepNext w:val="0"/>
+              <w:spacing w:before="0" w:after="0" w:lineRule="auto" w:line="240"/>
+              <w:ind w:firstLine="0"/>
+              <w:jc w:val="left"/>
+            </w:pPr>
+            <w:r/>
+            <w:r>
+              <w:rPr>
+                <w:rFonts w:ascii="Times New Roman" w:hAnsi="Times New Roman" w:eastAsia="Times New Roman" w:cs="Times New Roman"/>
+                <w:sz w:val="24"/>
+              </w:rPr>
+              <w:t>Развитие технологии изготовления: перенос рельефа канавок на изомальтовую заготовку и проверка воспроизведения; I квартал 2027 года.</w:t>
+            </w:r>
+          </w:p>
+        </w:tc>
+      </w:tr>
+      <w:tr>
+        <w:tc>
+          <w:tcPr>
+            <w:tcW w:type="dxa" w:w="697"/>
+            <w:vAlign w:val="center"/>
+          </w:tcPr>
+          <w:p>
+            <w:pPr>
+              <w:keepNext w:val="0"/>
+              <w:spacing w:before="0" w:after="0" w:lineRule="auto" w:line="240"/>
+              <w:ind w:firstLine="0"/>
+              <w:jc w:val="center"/>
+            </w:pPr>
+            <w:r/>
+            <w:r>
+              <w:rPr>
+                <w:rFonts w:ascii="Times New Roman" w:hAnsi="Times New Roman" w:eastAsia="Times New Roman" w:cs="Times New Roman"/>
+                <w:sz w:val="24"/>
+              </w:rPr>
+              <w:t>2</w:t>
+            </w:r>
+          </w:p>
+        </w:tc>
+        <w:tc>
+          <w:tcPr>
+            <w:tcW w:type="dxa" w:w="2852"/>
+            <w:vAlign w:val="center"/>
+          </w:tcPr>
+          <w:p>
+            <w:pPr>
+              <w:keepNext w:val="0"/>
+              <w:spacing w:before="0" w:after="0" w:lineRule="auto" w:line="240"/>
+              <w:ind w:firstLine="0"/>
+              <w:jc w:val="left"/>
+            </w:pPr>
+            <w:r/>
+            <w:r>
+              <w:rPr>
+                <w:rFonts w:ascii="Times New Roman" w:hAnsi="Times New Roman" w:eastAsia="Times New Roman" w:cs="Times New Roman"/>
+                <w:sz w:val="24"/>
+              </w:rPr>
+              <w:t>Закупка оборудования для серийного изготовления</w:t>
+            </w:r>
+          </w:p>
+        </w:tc>
+        <w:tc>
+          <w:tcPr>
+            <w:tcW w:type="dxa" w:w="1899"/>
+            <w:vAlign w:val="center"/>
+          </w:tcPr>
+          <w:p>
+            <w:pPr>
+              <w:keepNext w:val="0"/>
+              <w:spacing w:before="0" w:after="0" w:lineRule="auto" w:line="240"/>
+              <w:ind w:firstLine="0"/>
+              <w:jc w:val="center"/>
+            </w:pPr>
+            <w:r/>
+            <w:r>
+              <w:rPr>
+                <w:rFonts w:ascii="Times New Roman" w:hAnsi="Times New Roman" w:eastAsia="Times New Roman" w:cs="Times New Roman"/>
+                <w:sz w:val="24"/>
+              </w:rPr>
+              <w:t>Да</w:t>
+            </w:r>
+          </w:p>
+        </w:tc>
+        <w:tc>
+          <w:tcPr>
+            <w:tcW w:type="dxa" w:w="3906"/>
+            <w:vAlign w:val="center"/>
+          </w:tcPr>
+          <w:p>
+            <w:pPr>
+              <w:keepNext w:val="0"/>
+              <w:spacing w:before="0" w:after="0" w:lineRule="auto" w:line="240"/>
+              <w:ind w:firstLine="0"/>
+              <w:jc w:val="left"/>
+            </w:pPr>
+            <w:r/>
+            <w:r>
+              <w:rPr>
+                <w:rFonts w:ascii="Times New Roman" w:hAnsi="Times New Roman" w:eastAsia="Times New Roman" w:cs="Times New Roman"/>
+                <w:sz w:val="24"/>
+              </w:rPr>
+              <w:t>Плавитель с контролем температуры, серийные формы Ø12 и Ø30 см, упаковочное оборудование; I квартал 2027 года.</w:t>
+            </w:r>
+          </w:p>
+        </w:tc>
+      </w:tr>
+      <w:tr>
+        <w:tc>
+          <w:tcPr>
+            <w:tcW w:type="dxa" w:w="697"/>
+            <w:vAlign w:val="center"/>
+          </w:tcPr>
+          <w:p>
+            <w:pPr>
+              <w:keepNext w:val="0"/>
+              <w:spacing w:before="0" w:after="0" w:lineRule="auto" w:line="240"/>
+              <w:ind w:firstLine="0"/>
+              <w:jc w:val="center"/>
+            </w:pPr>
+            <w:r/>
+            <w:r>
+              <w:rPr>
+                <w:rFonts w:ascii="Times New Roman" w:hAnsi="Times New Roman" w:eastAsia="Times New Roman" w:cs="Times New Roman"/>
+                <w:sz w:val="24"/>
+              </w:rPr>
+              <w:t>3</w:t>
+            </w:r>
+          </w:p>
+        </w:tc>
+        <w:tc>
+          <w:tcPr>
+            <w:tcW w:type="dxa" w:w="2852"/>
+            <w:vAlign w:val="center"/>
+          </w:tcPr>
+          <w:p>
+            <w:pPr>
+              <w:keepNext w:val="0"/>
+              <w:spacing w:before="0" w:after="0" w:lineRule="auto" w:line="240"/>
+              <w:ind w:firstLine="0"/>
+              <w:jc w:val="left"/>
+            </w:pPr>
+            <w:r/>
+            <w:r>
+              <w:rPr>
+                <w:rFonts w:ascii="Times New Roman" w:hAnsi="Times New Roman" w:eastAsia="Times New Roman" w:cs="Times New Roman"/>
+                <w:sz w:val="24"/>
+              </w:rPr>
+              <w:t>Декларирование соответствия продукции, разработка маркировки и программы производственного контроля</w:t>
+            </w:r>
+          </w:p>
+        </w:tc>
+        <w:tc>
+          <w:tcPr>
+            <w:tcW w:type="dxa" w:w="1899"/>
+            <w:vAlign w:val="center"/>
+          </w:tcPr>
+          <w:p>
+            <w:pPr>
+              <w:keepNext w:val="0"/>
+              <w:spacing w:before="0" w:after="0" w:lineRule="auto" w:line="240"/>
+              <w:ind w:firstLine="0"/>
+              <w:jc w:val="center"/>
+            </w:pPr>
+            <w:r/>
+            <w:r>
+              <w:rPr>
+                <w:rFonts w:ascii="Times New Roman" w:hAnsi="Times New Roman" w:eastAsia="Times New Roman" w:cs="Times New Roman"/>
+                <w:sz w:val="24"/>
+              </w:rPr>
+              <w:t>Да</w:t>
+            </w:r>
+          </w:p>
+        </w:tc>
+        <w:tc>
+          <w:tcPr>
+            <w:tcW w:type="dxa" w:w="3906"/>
+            <w:vAlign w:val="center"/>
+          </w:tcPr>
+          <w:p>
+            <w:pPr>
+              <w:keepNext w:val="0"/>
+              <w:spacing w:before="0" w:after="0" w:lineRule="auto" w:line="240"/>
+              <w:ind w:firstLine="0"/>
+              <w:jc w:val="left"/>
+            </w:pPr>
+            <w:r/>
+            <w:r>
+              <w:rPr>
+                <w:rFonts w:ascii="Times New Roman" w:hAnsi="Times New Roman" w:eastAsia="Times New Roman" w:cs="Times New Roman"/>
+                <w:sz w:val="24"/>
+              </w:rPr>
+              <w:t>Подготовка продукции к обороту по ТР ТС 021/2011, ТР ТС 022/2011 и ТР ТС 029/2012 до начала продаж; I квартал 2027 года.</w:t>
+            </w:r>
+          </w:p>
+        </w:tc>
+      </w:tr>
+      <w:tr>
+        <w:tc>
+          <w:tcPr>
+            <w:tcW w:type="dxa" w:w="697"/>
+            <w:vAlign w:val="center"/>
+          </w:tcPr>
+          <w:p>
+            <w:pPr>
+              <w:keepNext w:val="0"/>
+              <w:spacing w:before="0" w:after="0" w:lineRule="auto" w:line="240"/>
+              <w:ind w:firstLine="0"/>
+              <w:jc w:val="center"/>
+            </w:pPr>
+            <w:r/>
+            <w:r>
+              <w:rPr>
+                <w:rFonts w:ascii="Times New Roman" w:hAnsi="Times New Roman" w:eastAsia="Times New Roman" w:cs="Times New Roman"/>
+                <w:sz w:val="24"/>
               </w:rPr>
               <w:t>4</w:t>
             </w:r>
@@ -571,51 +1933,43 @@
         </w:tc>
         <w:tc>
           <w:tcPr>
-            <w:tcW w:type="dxa" w:w="3969"/>
+            <w:tcW w:type="dxa" w:w="2852"/>
             <w:vAlign w:val="center"/>
           </w:tcPr>
           <w:p>
             <w:pPr>
               <w:keepNext w:val="0"/>
-              <w:pageBreakBefore w:val="0"/>
-              <w:widowControl/>
-              <w:spacing w:lineRule="auto" w:line="240" w:before="0" w:after="0"/>
+              <w:spacing w:before="0" w:after="0" w:lineRule="auto" w:line="240"/>
               <w:ind w:firstLine="0"/>
               <w:jc w:val="left"/>
             </w:pPr>
             <w:r/>
             <w:r>
               <w:rPr>
-                <w:rFonts w:ascii="Times New Roman" w:hAnsi="Times New Roman" w:cs="Times New Roman" w:eastAsia="Times New Roman"/>
-                <w:b w:val="0"/>
-                <w:i w:val="0"/>
-                <w:sz w:val="22"/>
+                <w:rFonts w:ascii="Times New Roman" w:hAnsi="Times New Roman" w:eastAsia="Times New Roman" w:cs="Times New Roman"/>
+                <w:sz w:val="24"/>
               </w:rPr>
-              <w:t>Создан сайт проекта</w:t>
+              <w:t>Регистрация товарного знака «Вкусноты»</w:t>
             </w:r>
           </w:p>
         </w:tc>
         <w:tc>
           <w:tcPr>
-            <w:tcW w:type="dxa" w:w="1134"/>
+            <w:tcW w:type="dxa" w:w="1899"/>
             <w:vAlign w:val="center"/>
           </w:tcPr>
           <w:p>
             <w:pPr>
               <w:keepNext w:val="0"/>
-              <w:pageBreakBefore w:val="0"/>
-              <w:widowControl/>
-              <w:spacing w:lineRule="auto" w:line="240" w:before="0" w:after="0"/>
+              <w:spacing w:before="0" w:after="0" w:lineRule="auto" w:line="240"/>
               <w:ind w:firstLine="0"/>
               <w:jc w:val="center"/>
             </w:pPr>
             <w:r/>
             <w:r>
               <w:rPr>
-                <w:rFonts w:ascii="Times New Roman" w:hAnsi="Times New Roman" w:cs="Times New Roman" w:eastAsia="Times New Roman"/>
-                <w:b w:val="0"/>
-                <w:i w:val="0"/>
-                <w:sz w:val="22"/>
+                <w:rFonts w:ascii="Times New Roman" w:hAnsi="Times New Roman" w:eastAsia="Times New Roman" w:cs="Times New Roman"/>
+                <w:sz w:val="24"/>
               </w:rPr>
               <w:t>Да</w:t>
             </w:r>
@@ -623,56 +1977,60 @@
         </w:tc>
         <w:tc>
           <w:tcPr>
-            <w:tcW w:type="dxa" w:w="3685"/>
+            <w:tcW w:type="dxa" w:w="3906"/>
             <w:vAlign w:val="center"/>
           </w:tcPr>
           <w:p>
             <w:pPr>
               <w:keepNext w:val="0"/>
-              <w:pageBreakBefore w:val="0"/>
-              <w:widowControl/>
-              <w:spacing w:lineRule="auto" w:line="240" w:before="0" w:after="0"/>
+              <w:spacing w:before="0" w:after="0" w:lineRule="auto" w:line="240"/>
               <w:ind w:firstLine="0"/>
               <w:jc w:val="left"/>
             </w:pPr>
             <w:r/>
             <w:r>
               <w:rPr>
-                <w:rFonts w:ascii="Times New Roman" w:hAnsi="Times New Roman" w:cs="Times New Roman" w:eastAsia="Times New Roman"/>
-                <w:b w:val="0"/>
-                <w:i w:val="0"/>
-                <w:sz w:val="22"/>
+                <w:rFonts w:ascii="Times New Roman" w:hAnsi="Times New Roman" w:eastAsia="Times New Roman" w:cs="Times New Roman"/>
+                <w:sz w:val="24"/>
               </w:rPr>
-              <w:t>Сайт вкусноты.рф; промо-продукт «Синестезия» (вкусныйтрек.рф); счётчик веб-аналитики подключён</w:t>
+              <w:t xml:space="preserve">Подача заявки на регистрацию товарного знака в 2027 году </w:t>
+            </w:r>
+            <w:r>
+              <w:rPr>
+                <w:rFonts w:ascii="Times New Roman" w:hAnsi="Times New Roman" w:eastAsia="Times New Roman" w:cs="Times New Roman"/>
+                <w:sz w:val="24"/>
+                <w:highlight w:val="yellow"/>
+              </w:rPr>
+              <w:t>[УТОЧНИТЬ]</w:t>
+            </w:r>
+            <w:r>
+              <w:rPr>
+                <w:rFonts w:ascii="Times New Roman" w:hAnsi="Times New Roman" w:eastAsia="Times New Roman" w:cs="Times New Roman"/>
+                <w:sz w:val="24"/>
+              </w:rPr>
+              <w:t>.</w:t>
             </w:r>
           </w:p>
         </w:tc>
       </w:tr>
       <w:tr>
-        <w:trPr>
-          <w:cantSplit/>
-        </w:trPr>
         <w:tc>
           <w:tcPr>
-            <w:tcW w:type="dxa" w:w="567"/>
+            <w:tcW w:type="dxa" w:w="697"/>
             <w:vAlign w:val="center"/>
           </w:tcPr>
           <w:p>
             <w:pPr>
               <w:keepNext w:val="0"/>
-              <w:pageBreakBefore w:val="0"/>
-              <w:widowControl/>
-              <w:spacing w:lineRule="auto" w:line="240" w:before="0" w:after="0"/>
+              <w:spacing w:before="0" w:after="0" w:lineRule="auto" w:line="240"/>
               <w:ind w:firstLine="0"/>
               <w:jc w:val="center"/>
             </w:pPr>
             <w:r/>
             <w:r>
               <w:rPr>
-                <w:rFonts w:ascii="Times New Roman" w:hAnsi="Times New Roman" w:cs="Times New Roman" w:eastAsia="Times New Roman"/>
-                <w:b w:val="0"/>
-                <w:i w:val="0"/>
-                <w:sz w:val="22"/>
+                <w:rFonts w:ascii="Times New Roman" w:hAnsi="Times New Roman" w:eastAsia="Times New Roman" w:cs="Times New Roman"/>
+                <w:sz w:val="24"/>
               </w:rPr>
               <w:t>5</w:t>
             </w:r>
@@ -680,51 +2038,43 @@
         </w:tc>
         <w:tc>
           <w:tcPr>
-            <w:tcW w:type="dxa" w:w="3969"/>
+            <w:tcW w:type="dxa" w:w="2852"/>
             <w:vAlign w:val="center"/>
           </w:tcPr>
           <w:p>
             <w:pPr>
               <w:keepNext w:val="0"/>
-              <w:pageBreakBefore w:val="0"/>
-              <w:widowControl/>
-              <w:spacing w:lineRule="auto" w:line="240" w:before="0" w:after="0"/>
+              <w:spacing w:before="0" w:after="0" w:lineRule="auto" w:line="240"/>
               <w:ind w:firstLine="0"/>
               <w:jc w:val="left"/>
             </w:pPr>
             <w:r/>
             <w:r>
               <w:rPr>
-                <w:rFonts w:ascii="Times New Roman" w:hAnsi="Times New Roman" w:cs="Times New Roman" w:eastAsia="Times New Roman"/>
-                <w:b w:val="0"/>
-                <w:i w:val="0"/>
-                <w:sz w:val="22"/>
+                <w:rFonts w:ascii="Times New Roman" w:hAnsi="Times New Roman" w:eastAsia="Times New Roman" w:cs="Times New Roman"/>
+                <w:sz w:val="24"/>
               </w:rPr>
-              <w:t>Проведены рекламные и маркетинговые мероприятия</w:t>
+              <w:t>Первые продажи: тиражи под релизы артистов и подарочные наборы</w:t>
             </w:r>
           </w:p>
         </w:tc>
         <w:tc>
           <w:tcPr>
-            <w:tcW w:type="dxa" w:w="1134"/>
+            <w:tcW w:type="dxa" w:w="1899"/>
             <w:vAlign w:val="center"/>
           </w:tcPr>
           <w:p>
             <w:pPr>
               <w:keepNext w:val="0"/>
-              <w:pageBreakBefore w:val="0"/>
-              <w:widowControl/>
-              <w:spacing w:lineRule="auto" w:line="240" w:before="0" w:after="0"/>
+              <w:spacing w:before="0" w:after="0" w:lineRule="auto" w:line="240"/>
               <w:ind w:firstLine="0"/>
               <w:jc w:val="center"/>
             </w:pPr>
             <w:r/>
             <w:r>
               <w:rPr>
-                <w:rFonts w:ascii="Times New Roman" w:hAnsi="Times New Roman" w:cs="Times New Roman" w:eastAsia="Times New Roman"/>
-                <w:b w:val="0"/>
-                <w:i w:val="0"/>
-                <w:sz w:val="22"/>
+                <w:rFonts w:ascii="Times New Roman" w:hAnsi="Times New Roman" w:eastAsia="Times New Roman" w:cs="Times New Roman"/>
+                <w:sz w:val="24"/>
               </w:rPr>
               <w:t>Да</w:t>
             </w:r>
@@ -732,56 +2082,45 @@
         </w:tc>
         <w:tc>
           <w:tcPr>
-            <w:tcW w:type="dxa" w:w="3685"/>
+            <w:tcW w:type="dxa" w:w="3906"/>
             <w:vAlign w:val="center"/>
           </w:tcPr>
           <w:p>
             <w:pPr>
               <w:keepNext w:val="0"/>
-              <w:pageBreakBefore w:val="0"/>
-              <w:widowControl/>
-              <w:spacing w:lineRule="auto" w:line="240" w:before="0" w:after="0"/>
+              <w:spacing w:before="0" w:after="0" w:lineRule="auto" w:line="240"/>
               <w:ind w:firstLine="0"/>
               <w:jc w:val="left"/>
             </w:pPr>
             <w:r/>
             <w:r>
               <w:rPr>
-                <w:rFonts w:ascii="Times New Roman" w:hAnsi="Times New Roman" w:cs="Times New Roman" w:eastAsia="Times New Roman"/>
-                <w:b w:val="0"/>
-                <w:i w:val="0"/>
-                <w:sz w:val="22"/>
+                <w:rFonts w:ascii="Times New Roman" w:hAnsi="Times New Roman" w:eastAsia="Times New Roman" w:cs="Times New Roman"/>
+                <w:sz w:val="24"/>
               </w:rPr>
-              <w:t>Контекстная реклама в Яндекс Директ (бюджет 15 000 руб.), наружная реклама на двух улицах г. Москвы (6 дней), адресная работа с артистами, публикации в социальных сетях</w:t>
+              <w:t>Продажи со II квартала 2027 года; план на 2027 год — 1 850 изделий, выручка 2 500,0 тыс. руб.</w:t>
             </w:r>
           </w:p>
         </w:tc>
       </w:tr>
       <w:tr>
-        <w:trPr>
-          <w:cantSplit/>
-        </w:trPr>
         <w:tc>
           <w:tcPr>
-            <w:tcW w:type="dxa" w:w="567"/>
+            <w:tcW w:type="dxa" w:w="697"/>
             <w:vAlign w:val="center"/>
           </w:tcPr>
           <w:p>
             <w:pPr>
               <w:keepNext w:val="0"/>
-              <w:pageBreakBefore w:val="0"/>
-              <w:widowControl/>
-              <w:spacing w:lineRule="auto" w:line="240" w:before="0" w:after="0"/>
+              <w:spacing w:before="0" w:after="0" w:lineRule="auto" w:line="240"/>
               <w:ind w:firstLine="0"/>
               <w:jc w:val="center"/>
             </w:pPr>
             <w:r/>
             <w:r>
               <w:rPr>
-                <w:rFonts w:ascii="Times New Roman" w:hAnsi="Times New Roman" w:cs="Times New Roman" w:eastAsia="Times New Roman"/>
-                <w:b w:val="0"/>
-                <w:i w:val="0"/>
-                <w:sz w:val="22"/>
+                <w:rFonts w:ascii="Times New Roman" w:hAnsi="Times New Roman" w:eastAsia="Times New Roman" w:cs="Times New Roman"/>
+                <w:sz w:val="24"/>
               </w:rPr>
               <w:t>6</w:t>
             </w:r>
@@ -789,51 +2128,43 @@
         </w:tc>
         <w:tc>
           <w:tcPr>
-            <w:tcW w:type="dxa" w:w="3969"/>
+            <w:tcW w:type="dxa" w:w="2852"/>
             <w:vAlign w:val="center"/>
           </w:tcPr>
           <w:p>
             <w:pPr>
               <w:keepNext w:val="0"/>
-              <w:pageBreakBefore w:val="0"/>
-              <w:widowControl/>
-              <w:spacing w:lineRule="auto" w:line="240" w:before="0" w:after="0"/>
+              <w:spacing w:before="0" w:after="0" w:lineRule="auto" w:line="240"/>
               <w:ind w:firstLine="0"/>
               <w:jc w:val="left"/>
             </w:pPr>
             <w:r/>
             <w:r>
               <w:rPr>
-                <w:rFonts w:ascii="Times New Roman" w:hAnsi="Times New Roman" w:cs="Times New Roman" w:eastAsia="Times New Roman"/>
-                <w:b w:val="0"/>
-                <w:i w:val="0"/>
-                <w:sz w:val="22"/>
+                <w:rFonts w:ascii="Times New Roman" w:hAnsi="Times New Roman" w:eastAsia="Times New Roman" w:cs="Times New Roman"/>
+                <w:sz w:val="24"/>
               </w:rPr>
-              <w:t>Заключены соглашения о сотрудничестве с партнёрами (артисты, лейблы, площадки)</w:t>
+              <w:t>Совместные релизы с артистами и участие в музыкальных фестивалях</w:t>
             </w:r>
           </w:p>
         </w:tc>
         <w:tc>
           <w:tcPr>
-            <w:tcW w:type="dxa" w:w="1134"/>
+            <w:tcW w:type="dxa" w:w="1899"/>
             <w:vAlign w:val="center"/>
           </w:tcPr>
           <w:p>
             <w:pPr>
               <w:keepNext w:val="0"/>
-              <w:pageBreakBefore w:val="0"/>
-              <w:widowControl/>
-              <w:spacing w:lineRule="auto" w:line="240" w:before="0" w:after="0"/>
+              <w:spacing w:before="0" w:after="0" w:lineRule="auto" w:line="240"/>
               <w:ind w:firstLine="0"/>
               <w:jc w:val="center"/>
             </w:pPr>
             <w:r/>
             <w:r>
               <w:rPr>
-                <w:rFonts w:ascii="Times New Roman" w:hAnsi="Times New Roman" w:cs="Times New Roman" w:eastAsia="Times New Roman"/>
-                <w:b w:val="0"/>
-                <w:i w:val="0"/>
-                <w:sz w:val="22"/>
+                <w:rFonts w:ascii="Times New Roman" w:hAnsi="Times New Roman" w:eastAsia="Times New Roman" w:cs="Times New Roman"/>
+                <w:sz w:val="24"/>
               </w:rPr>
               <w:t>Да</w:t>
             </w:r>
@@ -841,56 +2172,45 @@
         </w:tc>
         <w:tc>
           <w:tcPr>
-            <w:tcW w:type="dxa" w:w="3685"/>
+            <w:tcW w:type="dxa" w:w="3906"/>
             <w:vAlign w:val="center"/>
           </w:tcPr>
           <w:p>
             <w:pPr>
               <w:keepNext w:val="0"/>
-              <w:pageBreakBefore w:val="0"/>
-              <w:widowControl/>
-              <w:spacing w:lineRule="auto" w:line="240" w:before="0" w:after="0"/>
+              <w:spacing w:before="0" w:after="0" w:lineRule="auto" w:line="240"/>
               <w:ind w:firstLine="0"/>
               <w:jc w:val="left"/>
             </w:pPr>
             <w:r/>
             <w:r>
               <w:rPr>
-                <w:rFonts w:ascii="Times New Roman" w:hAnsi="Times New Roman" w:cs="Times New Roman" w:eastAsia="Times New Roman"/>
-                <w:b w:val="0"/>
-                <w:i w:val="0"/>
-                <w:sz w:val="22"/>
+                <w:rFonts w:ascii="Times New Roman" w:hAnsi="Times New Roman" w:eastAsia="Times New Roman" w:cs="Times New Roman"/>
+                <w:sz w:val="24"/>
               </w:rPr>
-              <w:t>Совместный релиз с артисткой SavannaOki: пластинка оранжевого цвета со вкусом «ваниль-бурбон» под трек на французском языке [УТОЧНИТЬ: форма оформления договорённости]</w:t>
+              <w:t>Продолжение модели совместного релиза, отработанной с артисткой SavannaOki; фестивальные серии сезона 2027 года.</w:t>
             </w:r>
           </w:p>
         </w:tc>
       </w:tr>
       <w:tr>
-        <w:trPr>
-          <w:cantSplit/>
-        </w:trPr>
         <w:tc>
           <w:tcPr>
-            <w:tcW w:type="dxa" w:w="567"/>
+            <w:tcW w:type="dxa" w:w="697"/>
             <w:vAlign w:val="center"/>
           </w:tcPr>
           <w:p>
             <w:pPr>
               <w:keepNext w:val="0"/>
-              <w:pageBreakBefore w:val="0"/>
-              <w:widowControl/>
-              <w:spacing w:lineRule="auto" w:line="240" w:before="0" w:after="0"/>
+              <w:spacing w:before="0" w:after="0" w:lineRule="auto" w:line="240"/>
               <w:ind w:firstLine="0"/>
               <w:jc w:val="center"/>
             </w:pPr>
             <w:r/>
             <w:r>
               <w:rPr>
-                <w:rFonts w:ascii="Times New Roman" w:hAnsi="Times New Roman" w:cs="Times New Roman" w:eastAsia="Times New Roman"/>
-                <w:b w:val="0"/>
-                <w:i w:val="0"/>
-                <w:sz w:val="22"/>
+                <w:rFonts w:ascii="Times New Roman" w:hAnsi="Times New Roman" w:eastAsia="Times New Roman" w:cs="Times New Roman"/>
+                <w:sz w:val="24"/>
               </w:rPr>
               <w:t>7</w:t>
             </w:r>
@@ -898,51 +2218,418 @@
         </w:tc>
         <w:tc>
           <w:tcPr>
-            <w:tcW w:type="dxa" w:w="3969"/>
+            <w:tcW w:type="dxa" w:w="2852"/>
             <w:vAlign w:val="center"/>
           </w:tcPr>
           <w:p>
             <w:pPr>
               <w:keepNext w:val="0"/>
-              <w:pageBreakBefore w:val="0"/>
-              <w:widowControl/>
-              <w:spacing w:lineRule="auto" w:line="240" w:before="0" w:after="0"/>
+              <w:spacing w:before="0" w:after="0" w:lineRule="auto" w:line="240"/>
               <w:ind w:firstLine="0"/>
               <w:jc w:val="left"/>
             </w:pPr>
             <w:r/>
             <w:r>
               <w:rPr>
-                <w:rFonts w:ascii="Times New Roman" w:hAnsi="Times New Roman" w:cs="Times New Roman" w:eastAsia="Times New Roman"/>
-                <w:b w:val="0"/>
-                <w:i w:val="0"/>
-                <w:sz w:val="22"/>
+                <w:rFonts w:ascii="Times New Roman" w:hAnsi="Times New Roman" w:eastAsia="Times New Roman" w:cs="Times New Roman"/>
+                <w:sz w:val="24"/>
               </w:rPr>
-              <w:t>Привлечены сотрудники (заключены трудовые договоры или договоры гражданско-правового характера)</w:t>
+              <w:t>Развитие промо-продукта «Синестезия» как канала привлечения заказчиков</w:t>
             </w:r>
           </w:p>
         </w:tc>
         <w:tc>
           <w:tcPr>
-            <w:tcW w:type="dxa" w:w="1134"/>
+            <w:tcW w:type="dxa" w:w="1899"/>
             <w:vAlign w:val="center"/>
           </w:tcPr>
           <w:p>
             <w:pPr>
               <w:keepNext w:val="0"/>
-              <w:pageBreakBefore w:val="0"/>
-              <w:widowControl/>
-              <w:spacing w:lineRule="auto" w:line="240" w:before="0" w:after="0"/>
+              <w:spacing w:before="0" w:after="0" w:lineRule="auto" w:line="240"/>
               <w:ind w:firstLine="0"/>
               <w:jc w:val="center"/>
             </w:pPr>
             <w:r/>
             <w:r>
               <w:rPr>
-                <w:rFonts w:ascii="Times New Roman" w:hAnsi="Times New Roman" w:cs="Times New Roman" w:eastAsia="Times New Roman"/>
-                <w:b w:val="0"/>
-                <w:i w:val="0"/>
-                <w:sz w:val="22"/>
+                <w:rFonts w:ascii="Times New Roman" w:hAnsi="Times New Roman" w:eastAsia="Times New Roman" w:cs="Times New Roman"/>
+                <w:sz w:val="24"/>
+              </w:rPr>
+              <w:t>Да</w:t>
+            </w:r>
+          </w:p>
+        </w:tc>
+        <w:tc>
+          <w:tcPr>
+            <w:tcW w:type="dxa" w:w="3906"/>
+            <w:vAlign w:val="center"/>
+          </w:tcPr>
+          <w:p>
+            <w:pPr>
+              <w:keepNext w:val="0"/>
+              <w:spacing w:before="0" w:after="0" w:lineRule="auto" w:line="240"/>
+              <w:ind w:firstLine="0"/>
+              <w:jc w:val="left"/>
+            </w:pPr>
+            <w:r/>
+            <w:r>
+              <w:rPr>
+                <w:rFonts w:ascii="Times New Roman" w:hAnsi="Times New Roman" w:eastAsia="Times New Roman" w:cs="Times New Roman"/>
+                <w:sz w:val="24"/>
+              </w:rPr>
+              <w:t>Развитие сервиса определения цвета и вкуса трека и адресной работы с артистами; переход от карточки трека к заказу пластинки.</w:t>
+            </w:r>
+          </w:p>
+        </w:tc>
+      </w:tr>
+      <w:tr>
+        <w:tc>
+          <w:tcPr>
+            <w:tcW w:type="dxa" w:w="697"/>
+            <w:vAlign w:val="center"/>
+          </w:tcPr>
+          <w:p>
+            <w:pPr>
+              <w:keepNext w:val="0"/>
+              <w:spacing w:before="0" w:after="0" w:lineRule="auto" w:line="240"/>
+              <w:ind w:firstLine="0"/>
+              <w:jc w:val="center"/>
+            </w:pPr>
+            <w:r/>
+            <w:r>
+              <w:rPr>
+                <w:rFonts w:ascii="Times New Roman" w:hAnsi="Times New Roman" w:eastAsia="Times New Roman" w:cs="Times New Roman"/>
+                <w:sz w:val="24"/>
+              </w:rPr>
+              <w:t>8</w:t>
+            </w:r>
+          </w:p>
+        </w:tc>
+        <w:tc>
+          <w:tcPr>
+            <w:tcW w:type="dxa" w:w="2852"/>
+            <w:vAlign w:val="center"/>
+          </w:tcPr>
+          <w:p>
+            <w:pPr>
+              <w:keepNext w:val="0"/>
+              <w:spacing w:before="0" w:after="0" w:lineRule="auto" w:line="240"/>
+              <w:ind w:firstLine="0"/>
+              <w:jc w:val="left"/>
+            </w:pPr>
+            <w:r/>
+            <w:r>
+              <w:rPr>
+                <w:rFonts w:ascii="Times New Roman" w:hAnsi="Times New Roman" w:eastAsia="Times New Roman" w:cs="Times New Roman"/>
+                <w:sz w:val="24"/>
+              </w:rPr>
+              <w:t>Расширение команды проекта</w:t>
+            </w:r>
+          </w:p>
+        </w:tc>
+        <w:tc>
+          <w:tcPr>
+            <w:tcW w:type="dxa" w:w="1899"/>
+            <w:vAlign w:val="center"/>
+          </w:tcPr>
+          <w:p>
+            <w:pPr>
+              <w:keepNext w:val="0"/>
+              <w:spacing w:before="0" w:after="0" w:lineRule="auto" w:line="240"/>
+              <w:ind w:firstLine="0"/>
+              <w:jc w:val="center"/>
+            </w:pPr>
+            <w:r/>
+            <w:r>
+              <w:rPr>
+                <w:rFonts w:ascii="Times New Roman" w:hAnsi="Times New Roman" w:eastAsia="Times New Roman" w:cs="Times New Roman"/>
+                <w:sz w:val="24"/>
+              </w:rPr>
+              <w:t>Да</w:t>
+            </w:r>
+          </w:p>
+        </w:tc>
+        <w:tc>
+          <w:tcPr>
+            <w:tcW w:type="dxa" w:w="3906"/>
+            <w:vAlign w:val="center"/>
+          </w:tcPr>
+          <w:p>
+            <w:pPr>
+              <w:keepNext w:val="0"/>
+              <w:spacing w:before="0" w:after="0" w:lineRule="auto" w:line="240"/>
+              <w:ind w:firstLine="0"/>
+              <w:jc w:val="left"/>
+            </w:pPr>
+            <w:r/>
+            <w:r>
+              <w:rPr>
+                <w:rFonts w:ascii="Times New Roman" w:hAnsi="Times New Roman" w:eastAsia="Times New Roman" w:cs="Times New Roman"/>
+                <w:sz w:val="24"/>
+              </w:rPr>
+              <w:t>Привлечение технолога кондитерского производства и специалиста по продвижению по договорам гражданско-правового характера в 2027 году.</w:t>
+            </w:r>
+          </w:p>
+        </w:tc>
+      </w:tr>
+      <w:tr>
+        <w:tc>
+          <w:tcPr>
+            <w:tcW w:type="dxa" w:w="697"/>
+            <w:vAlign w:val="center"/>
+          </w:tcPr>
+          <w:p>
+            <w:pPr>
+              <w:keepNext w:val="0"/>
+              <w:spacing w:before="0" w:after="0" w:lineRule="auto" w:line="240"/>
+              <w:ind w:firstLine="0"/>
+              <w:jc w:val="center"/>
+            </w:pPr>
+            <w:r/>
+            <w:r>
+              <w:rPr>
+                <w:rFonts w:ascii="Times New Roman" w:hAnsi="Times New Roman" w:eastAsia="Times New Roman" w:cs="Times New Roman"/>
+                <w:sz w:val="24"/>
+              </w:rPr>
+              <w:t>9</w:t>
+            </w:r>
+          </w:p>
+        </w:tc>
+        <w:tc>
+          <w:tcPr>
+            <w:tcW w:type="dxa" w:w="2852"/>
+            <w:vAlign w:val="center"/>
+          </w:tcPr>
+          <w:p>
+            <w:pPr>
+              <w:keepNext w:val="0"/>
+              <w:spacing w:before="0" w:after="0" w:lineRule="auto" w:line="240"/>
+              <w:ind w:firstLine="0"/>
+              <w:jc w:val="left"/>
+            </w:pPr>
+            <w:r/>
+            <w:r>
+              <w:rPr>
+                <w:rFonts w:ascii="Times New Roman" w:hAnsi="Times New Roman" w:eastAsia="Times New Roman" w:cs="Times New Roman"/>
+                <w:sz w:val="24"/>
+              </w:rPr>
+              <w:t>Получение нового гранта, в том числе по программе «Старт-1» Фонда содействия инновациям</w:t>
+            </w:r>
+          </w:p>
+        </w:tc>
+        <w:tc>
+          <w:tcPr>
+            <w:tcW w:type="dxa" w:w="1899"/>
+            <w:vAlign w:val="center"/>
+          </w:tcPr>
+          <w:p>
+            <w:pPr>
+              <w:keepNext w:val="0"/>
+              <w:spacing w:before="0" w:after="0" w:lineRule="auto" w:line="240"/>
+              <w:ind w:firstLine="0"/>
+              <w:jc w:val="center"/>
+            </w:pPr>
+            <w:r/>
+            <w:r>
+              <w:rPr>
+                <w:rFonts w:ascii="Times New Roman" w:hAnsi="Times New Roman" w:eastAsia="Times New Roman" w:cs="Times New Roman"/>
+                <w:sz w:val="24"/>
+              </w:rPr>
+              <w:t>Да</w:t>
+            </w:r>
+          </w:p>
+        </w:tc>
+        <w:tc>
+          <w:tcPr>
+            <w:tcW w:type="dxa" w:w="3906"/>
+            <w:vAlign w:val="center"/>
+          </w:tcPr>
+          <w:p>
+            <w:pPr>
+              <w:keepNext w:val="0"/>
+              <w:spacing w:before="0" w:after="0" w:lineRule="auto" w:line="240"/>
+              <w:ind w:firstLine="0"/>
+              <w:jc w:val="left"/>
+            </w:pPr>
+            <w:r/>
+            <w:r>
+              <w:rPr>
+                <w:rFonts w:ascii="Times New Roman" w:hAnsi="Times New Roman" w:eastAsia="Times New Roman" w:cs="Times New Roman"/>
+                <w:sz w:val="24"/>
+              </w:rPr>
+              <w:t xml:space="preserve">Рассматривается подготовка и подача заявки по программе «Старт-1» Фонда содействия инновациям для создания производственного участка </w:t>
+            </w:r>
+            <w:r>
+              <w:rPr>
+                <w:rFonts w:ascii="Times New Roman" w:hAnsi="Times New Roman" w:eastAsia="Times New Roman" w:cs="Times New Roman"/>
+                <w:sz w:val="24"/>
+                <w:highlight w:val="yellow"/>
+              </w:rPr>
+              <w:t>[УТОЧНИТЬ]</w:t>
+            </w:r>
+            <w:r>
+              <w:rPr>
+                <w:rFonts w:ascii="Times New Roman" w:hAnsi="Times New Roman" w:eastAsia="Times New Roman" w:cs="Times New Roman"/>
+                <w:sz w:val="24"/>
+              </w:rPr>
+              <w:t>.</w:t>
+            </w:r>
+          </w:p>
+        </w:tc>
+      </w:tr>
+      <w:tr>
+        <w:tc>
+          <w:tcPr>
+            <w:tcW w:type="dxa" w:w="697"/>
+            <w:vAlign w:val="center"/>
+          </w:tcPr>
+          <w:p>
+            <w:pPr>
+              <w:keepNext w:val="0"/>
+              <w:spacing w:before="0" w:after="0" w:lineRule="auto" w:line="240"/>
+              <w:ind w:firstLine="0"/>
+              <w:jc w:val="center"/>
+            </w:pPr>
+            <w:r/>
+            <w:r>
+              <w:rPr>
+                <w:rFonts w:ascii="Times New Roman" w:hAnsi="Times New Roman" w:eastAsia="Times New Roman" w:cs="Times New Roman"/>
+                <w:sz w:val="24"/>
+              </w:rPr>
+              <w:t>10</w:t>
+            </w:r>
+          </w:p>
+        </w:tc>
+        <w:tc>
+          <w:tcPr>
+            <w:tcW w:type="dxa" w:w="2852"/>
+            <w:vAlign w:val="center"/>
+          </w:tcPr>
+          <w:p>
+            <w:pPr>
+              <w:keepNext w:val="0"/>
+              <w:spacing w:before="0" w:after="0" w:lineRule="auto" w:line="240"/>
+              <w:ind w:firstLine="0"/>
+              <w:jc w:val="left"/>
+            </w:pPr>
+            <w:r/>
+            <w:r>
+              <w:rPr>
+                <w:rFonts w:ascii="Times New Roman" w:hAnsi="Times New Roman" w:eastAsia="Times New Roman" w:cs="Times New Roman"/>
+                <w:sz w:val="24"/>
+              </w:rPr>
+              <w:t>Привлечение частного инвестора (венчурного фонда или бизнес-ангела)</w:t>
+            </w:r>
+          </w:p>
+        </w:tc>
+        <w:tc>
+          <w:tcPr>
+            <w:tcW w:type="dxa" w:w="1899"/>
+            <w:vAlign w:val="center"/>
+          </w:tcPr>
+          <w:p>
+            <w:pPr>
+              <w:keepNext w:val="0"/>
+              <w:spacing w:before="0" w:after="0" w:lineRule="auto" w:line="240"/>
+              <w:ind w:firstLine="0"/>
+              <w:jc w:val="center"/>
+            </w:pPr>
+            <w:r/>
+            <w:r>
+              <w:rPr>
+                <w:rFonts w:ascii="Times New Roman" w:hAnsi="Times New Roman" w:eastAsia="Times New Roman" w:cs="Times New Roman"/>
+                <w:sz w:val="24"/>
+              </w:rPr>
+              <w:t>Да</w:t>
+            </w:r>
+          </w:p>
+        </w:tc>
+        <w:tc>
+          <w:tcPr>
+            <w:tcW w:type="dxa" w:w="3906"/>
+            <w:vAlign w:val="center"/>
+          </w:tcPr>
+          <w:p>
+            <w:pPr>
+              <w:keepNext w:val="0"/>
+              <w:spacing w:before="0" w:after="0" w:lineRule="auto" w:line="240"/>
+              <w:ind w:firstLine="0"/>
+              <w:jc w:val="left"/>
+            </w:pPr>
+            <w:r/>
+            <w:r>
+              <w:rPr>
+                <w:rFonts w:ascii="Times New Roman" w:hAnsi="Times New Roman" w:eastAsia="Times New Roman" w:cs="Times New Roman"/>
+                <w:sz w:val="24"/>
+              </w:rPr>
+              <w:t>Рассматривается после 2029 года для масштабирования производства и выхода в новые регионы.</w:t>
+            </w:r>
+          </w:p>
+        </w:tc>
+      </w:tr>
+      <w:tr>
+        <w:tc>
+          <w:tcPr>
+            <w:tcW w:type="dxa" w:w="697"/>
+            <w:vAlign w:val="center"/>
+          </w:tcPr>
+          <w:p>
+            <w:pPr>
+              <w:keepNext w:val="0"/>
+              <w:spacing w:before="0" w:after="0" w:lineRule="auto" w:line="240"/>
+              <w:ind w:firstLine="0"/>
+              <w:jc w:val="center"/>
+            </w:pPr>
+            <w:r/>
+            <w:r>
+              <w:rPr>
+                <w:rFonts w:ascii="Times New Roman" w:hAnsi="Times New Roman" w:eastAsia="Times New Roman" w:cs="Times New Roman"/>
+                <w:sz w:val="24"/>
+              </w:rPr>
+              <w:t>11</w:t>
+            </w:r>
+          </w:p>
+        </w:tc>
+        <w:tc>
+          <w:tcPr>
+            <w:tcW w:type="dxa" w:w="2852"/>
+            <w:vAlign w:val="center"/>
+          </w:tcPr>
+          <w:p>
+            <w:pPr>
+              <w:keepNext w:val="0"/>
+              <w:spacing w:before="0" w:after="0" w:lineRule="auto" w:line="240"/>
+              <w:ind w:firstLine="0"/>
+              <w:jc w:val="left"/>
+            </w:pPr>
+            <w:r/>
+            <w:r>
+              <w:rPr>
+                <w:rFonts w:ascii="Times New Roman" w:hAnsi="Times New Roman" w:eastAsia="Times New Roman" w:cs="Times New Roman"/>
+                <w:sz w:val="24"/>
+              </w:rPr>
+              <w:t>Привлечение кредитных средств</w:t>
+            </w:r>
+          </w:p>
+        </w:tc>
+        <w:tc>
+          <w:tcPr>
+            <w:tcW w:type="dxa" w:w="1899"/>
+            <w:vAlign w:val="center"/>
+          </w:tcPr>
+          <w:p>
+            <w:pPr>
+              <w:keepNext w:val="0"/>
+              <w:spacing w:before="0" w:after="0" w:lineRule="auto" w:line="240"/>
+              <w:ind w:firstLine="0"/>
+              <w:jc w:val="center"/>
+            </w:pPr>
+            <w:r/>
+            <w:r>
+              <w:rPr>
+                <w:rFonts w:ascii="Times New Roman" w:hAnsi="Times New Roman" w:eastAsia="Times New Roman" w:cs="Times New Roman"/>
+                <w:sz w:val="24"/>
               </w:rPr>
               <w:t>Нет</w:t>
             </w:r>
@@ -950,25 +2637,21 @@
         </w:tc>
         <w:tc>
           <w:tcPr>
-            <w:tcW w:type="dxa" w:w="3685"/>
+            <w:tcW w:type="dxa" w:w="3906"/>
             <w:vAlign w:val="center"/>
           </w:tcPr>
           <w:p>
             <w:pPr>
               <w:keepNext w:val="0"/>
-              <w:pageBreakBefore w:val="0"/>
-              <w:widowControl/>
-              <w:spacing w:lineRule="auto" w:line="240" w:before="0" w:after="0"/>
+              <w:spacing w:before="0" w:after="0" w:lineRule="auto" w:line="240"/>
               <w:ind w:firstLine="0"/>
               <w:jc w:val="left"/>
             </w:pPr>
             <w:r/>
             <w:r>
               <w:rPr>
-                <w:rFonts w:ascii="Times New Roman" w:hAnsi="Times New Roman" w:cs="Times New Roman" w:eastAsia="Times New Roman"/>
-                <w:b w:val="0"/>
-                <w:i w:val="0"/>
-                <w:sz w:val="22"/>
+                <w:rFonts w:ascii="Times New Roman" w:hAnsi="Times New Roman" w:eastAsia="Times New Roman" w:cs="Times New Roman"/>
+                <w:sz w:val="24"/>
               </w:rPr>
               <w:t>–</w:t>
             </w:r>
@@ -976,82 +2659,67 @@
         </w:tc>
       </w:tr>
       <w:tr>
-        <w:trPr>
-          <w:cantSplit/>
-        </w:trPr>
         <w:tc>
           <w:tcPr>
-            <w:tcW w:type="dxa" w:w="567"/>
+            <w:tcW w:type="dxa" w:w="697"/>
             <w:vAlign w:val="center"/>
           </w:tcPr>
           <w:p>
             <w:pPr>
-              <w:keepNext w:val="0"/>
-              <w:pageBreakBefore w:val="0"/>
-              <w:widowControl/>
-              <w:spacing w:lineRule="auto" w:line="240" w:before="0" w:after="0"/>
+              <w:keepNext/>
+              <w:spacing w:before="0" w:after="0" w:lineRule="auto" w:line="240"/>
               <w:ind w:firstLine="0"/>
               <w:jc w:val="center"/>
             </w:pPr>
             <w:r/>
             <w:r>
               <w:rPr>
-                <w:rFonts w:ascii="Times New Roman" w:hAnsi="Times New Roman" w:cs="Times New Roman" w:eastAsia="Times New Roman"/>
-                <w:b w:val="0"/>
-                <w:i w:val="0"/>
-                <w:sz w:val="22"/>
+                <w:rFonts w:ascii="Times New Roman" w:hAnsi="Times New Roman" w:eastAsia="Times New Roman" w:cs="Times New Roman"/>
+                <w:sz w:val="24"/>
               </w:rPr>
-              <w:t>8</w:t>
+              <w:t>12</w:t>
             </w:r>
           </w:p>
         </w:tc>
         <w:tc>
           <w:tcPr>
-            <w:tcW w:type="dxa" w:w="3969"/>
+            <w:tcW w:type="dxa" w:w="2852"/>
             <w:vAlign w:val="center"/>
           </w:tcPr>
           <w:p>
             <w:pPr>
-              <w:keepNext w:val="0"/>
-              <w:pageBreakBefore w:val="0"/>
-              <w:widowControl/>
-              <w:spacing w:lineRule="auto" w:line="240" w:before="0" w:after="0"/>
+              <w:keepNext/>
+              <w:spacing w:before="0" w:after="0" w:lineRule="auto" w:line="240"/>
               <w:ind w:firstLine="0"/>
               <w:jc w:val="left"/>
             </w:pPr>
             <w:r/>
             <w:r>
               <w:rPr>
-                <w:rFonts w:ascii="Times New Roman" w:hAnsi="Times New Roman" w:cs="Times New Roman" w:eastAsia="Times New Roman"/>
-                <w:b w:val="0"/>
-                <w:i w:val="0"/>
-                <w:sz w:val="22"/>
+                <w:rFonts w:ascii="Times New Roman" w:hAnsi="Times New Roman" w:eastAsia="Times New Roman" w:cs="Times New Roman"/>
+                <w:sz w:val="24"/>
               </w:rPr>
-              <w:t>Получена выручка от реализации продукции (услуг) проекта</w:t>
+              <w:t>Получение статуса резидента Сколково</w:t>
             </w:r>
           </w:p>
         </w:tc>
         <w:tc>
           <w:tcPr>
-            <w:tcW w:type="dxa" w:w="1134"/>
+            <w:tcW w:type="dxa" w:w="1899"/>
             <w:vAlign w:val="center"/>
           </w:tcPr>
           <w:p>
             <w:pPr>
-              <w:keepNext w:val="0"/>
-              <w:pageBreakBefore w:val="0"/>
-              <w:widowControl/>
-              <w:spacing w:lineRule="auto" w:line="240" w:before="0" w:after="0"/>
+              <w:keepNext/>
+              <w:spacing w:before="0" w:after="0" w:lineRule="auto" w:line="240"/>
               <w:ind w:firstLine="0"/>
               <w:jc w:val="center"/>
             </w:pPr>
             <w:r/>
             <w:r>
               <w:rPr>
-                <w:rFonts w:ascii="Times New Roman" w:hAnsi="Times New Roman" w:cs="Times New Roman" w:eastAsia="Times New Roman"/>
-                <w:b w:val="0"/>
-                <w:i w:val="0"/>
-                <w:sz w:val="22"/>
+                <w:rFonts w:ascii="Times New Roman" w:hAnsi="Times New Roman" w:eastAsia="Times New Roman" w:cs="Times New Roman"/>
+                <w:sz w:val="24"/>
               </w:rPr>
               <w:t>Нет</w:t>
             </w:r>
@@ -1059,25 +2727,21 @@
         </w:tc>
         <w:tc>
           <w:tcPr>
-            <w:tcW w:type="dxa" w:w="3685"/>
+            <w:tcW w:type="dxa" w:w="3906"/>
             <w:vAlign w:val="center"/>
           </w:tcPr>
           <w:p>
             <w:pPr>
-              <w:keepNext w:val="0"/>
-              <w:pageBreakBefore w:val="0"/>
-              <w:widowControl/>
-              <w:spacing w:lineRule="auto" w:line="240" w:before="0" w:after="0"/>
+              <w:keepNext/>
+              <w:spacing w:before="0" w:after="0" w:lineRule="auto" w:line="240"/>
               <w:ind w:firstLine="0"/>
               <w:jc w:val="left"/>
             </w:pPr>
             <w:r/>
             <w:r>
               <w:rPr>
-                <w:rFonts w:ascii="Times New Roman" w:hAnsi="Times New Roman" w:cs="Times New Roman" w:eastAsia="Times New Roman"/>
-                <w:b w:val="0"/>
-                <w:i w:val="0"/>
-                <w:sz w:val="22"/>
+                <w:rFonts w:ascii="Times New Roman" w:hAnsi="Times New Roman" w:eastAsia="Times New Roman" w:cs="Times New Roman"/>
+                <w:sz w:val="24"/>
               </w:rPr>
               <w:t>–</w:t>
             </w:r>
@@ -1085,82 +2749,67 @@
         </w:tc>
       </w:tr>
       <w:tr>
-        <w:trPr>
-          <w:cantSplit/>
-        </w:trPr>
         <w:tc>
           <w:tcPr>
-            <w:tcW w:type="dxa" w:w="567"/>
+            <w:tcW w:type="dxa" w:w="697"/>
             <w:vAlign w:val="center"/>
           </w:tcPr>
           <w:p>
             <w:pPr>
               <w:keepNext w:val="0"/>
-              <w:pageBreakBefore w:val="0"/>
-              <w:widowControl/>
-              <w:spacing w:lineRule="auto" w:line="240" w:before="0" w:after="0"/>
+              <w:spacing w:before="0" w:after="0" w:lineRule="auto" w:line="240"/>
               <w:ind w:firstLine="0"/>
               <w:jc w:val="center"/>
             </w:pPr>
             <w:r/>
             <w:r>
               <w:rPr>
-                <w:rFonts w:ascii="Times New Roman" w:hAnsi="Times New Roman" w:cs="Times New Roman" w:eastAsia="Times New Roman"/>
-                <w:b w:val="0"/>
-                <w:i w:val="0"/>
-                <w:sz w:val="22"/>
+                <w:rFonts w:ascii="Times New Roman" w:hAnsi="Times New Roman" w:eastAsia="Times New Roman" w:cs="Times New Roman"/>
+                <w:sz w:val="24"/>
               </w:rPr>
-              <w:t>9</w:t>
+              <w:t>13</w:t>
             </w:r>
           </w:p>
         </w:tc>
         <w:tc>
           <w:tcPr>
-            <w:tcW w:type="dxa" w:w="3969"/>
+            <w:tcW w:type="dxa" w:w="2852"/>
             <w:vAlign w:val="center"/>
           </w:tcPr>
           <w:p>
             <w:pPr>
               <w:keepNext w:val="0"/>
-              <w:pageBreakBefore w:val="0"/>
-              <w:widowControl/>
-              <w:spacing w:lineRule="auto" w:line="240" w:before="0" w:after="0"/>
+              <w:spacing w:before="0" w:after="0" w:lineRule="auto" w:line="240"/>
               <w:ind w:firstLine="0"/>
               <w:jc w:val="left"/>
             </w:pPr>
             <w:r/>
             <w:r>
               <w:rPr>
-                <w:rFonts w:ascii="Times New Roman" w:hAnsi="Times New Roman" w:cs="Times New Roman" w:eastAsia="Times New Roman"/>
-                <w:b w:val="0"/>
-                <w:i w:val="0"/>
-                <w:sz w:val="22"/>
+                <w:rFonts w:ascii="Times New Roman" w:hAnsi="Times New Roman" w:eastAsia="Times New Roman" w:cs="Times New Roman"/>
+                <w:sz w:val="24"/>
               </w:rPr>
-              <w:t>Привлечены внебюджетные инвестиции (средства инвесторов, кредиты, займы)</w:t>
+              <w:t>Закрытие созданного предприятия</w:t>
             </w:r>
           </w:p>
         </w:tc>
         <w:tc>
           <w:tcPr>
-            <w:tcW w:type="dxa" w:w="1134"/>
+            <w:tcW w:type="dxa" w:w="1899"/>
             <w:vAlign w:val="center"/>
           </w:tcPr>
           <w:p>
             <w:pPr>
               <w:keepNext w:val="0"/>
-              <w:pageBreakBefore w:val="0"/>
-              <w:widowControl/>
-              <w:spacing w:lineRule="auto" w:line="240" w:before="0" w:after="0"/>
+              <w:spacing w:before="0" w:after="0" w:lineRule="auto" w:line="240"/>
               <w:ind w:firstLine="0"/>
               <w:jc w:val="center"/>
             </w:pPr>
             <w:r/>
             <w:r>
               <w:rPr>
-                <w:rFonts w:ascii="Times New Roman" w:hAnsi="Times New Roman" w:cs="Times New Roman" w:eastAsia="Times New Roman"/>
-                <w:b w:val="0"/>
-                <w:i w:val="0"/>
-                <w:sz w:val="22"/>
+                <w:rFonts w:ascii="Times New Roman" w:hAnsi="Times New Roman" w:eastAsia="Times New Roman" w:cs="Times New Roman"/>
+                <w:sz w:val="24"/>
               </w:rPr>
               <w:t>Нет</w:t>
             </w:r>
@@ -1168,1368 +2817,23 @@
         </w:tc>
         <w:tc>
           <w:tcPr>
-            <w:tcW w:type="dxa" w:w="3685"/>
+            <w:tcW w:type="dxa" w:w="3906"/>
             <w:vAlign w:val="center"/>
           </w:tcPr>
           <w:p>
             <w:pPr>
               <w:keepNext w:val="0"/>
-              <w:pageBreakBefore w:val="0"/>
-              <w:widowControl/>
-              <w:spacing w:lineRule="auto" w:line="240" w:before="0" w:after="0"/>
+              <w:spacing w:before="0" w:after="0" w:lineRule="auto" w:line="240"/>
               <w:ind w:firstLine="0"/>
               <w:jc w:val="left"/>
             </w:pPr>
             <w:r/>
             <w:r>
               <w:rPr>
-                <w:rFonts w:ascii="Times New Roman" w:hAnsi="Times New Roman" w:cs="Times New Roman" w:eastAsia="Times New Roman"/>
-                <w:b w:val="0"/>
-                <w:i w:val="0"/>
-                <w:sz w:val="22"/>
+                <w:rFonts w:ascii="Times New Roman" w:hAnsi="Times New Roman" w:eastAsia="Times New Roman" w:cs="Times New Roman"/>
+                <w:sz w:val="24"/>
               </w:rPr>
               <w:t>–</w:t>
-            </w:r>
-          </w:p>
-        </w:tc>
-      </w:tr>
-      <w:tr>
-        <w:trPr>
-          <w:cantSplit/>
-        </w:trPr>
-        <w:tc>
-          <w:tcPr>
-            <w:tcW w:type="dxa" w:w="567"/>
-            <w:vAlign w:val="center"/>
-          </w:tcPr>
-          <w:p>
-            <w:pPr>
-              <w:keepNext w:val="0"/>
-              <w:pageBreakBefore w:val="0"/>
-              <w:widowControl/>
-              <w:spacing w:lineRule="auto" w:line="240" w:before="0" w:after="0"/>
-              <w:ind w:firstLine="0"/>
-              <w:jc w:val="center"/>
-            </w:pPr>
-            <w:r/>
-            <w:r>
-              <w:rPr>
-                <w:rFonts w:ascii="Times New Roman" w:hAnsi="Times New Roman" w:cs="Times New Roman" w:eastAsia="Times New Roman"/>
-                <w:b w:val="0"/>
-                <w:i w:val="0"/>
-                <w:sz w:val="22"/>
-              </w:rPr>
-              <w:t>10</w:t>
-            </w:r>
-          </w:p>
-        </w:tc>
-        <w:tc>
-          <w:tcPr>
-            <w:tcW w:type="dxa" w:w="3969"/>
-            <w:vAlign w:val="center"/>
-          </w:tcPr>
-          <w:p>
-            <w:pPr>
-              <w:keepNext w:val="0"/>
-              <w:pageBreakBefore w:val="0"/>
-              <w:widowControl/>
-              <w:spacing w:lineRule="auto" w:line="240" w:before="0" w:after="0"/>
-              <w:ind w:firstLine="0"/>
-              <w:jc w:val="left"/>
-            </w:pPr>
-            <w:r/>
-            <w:r>
-              <w:rPr>
-                <w:rFonts w:ascii="Times New Roman" w:hAnsi="Times New Roman" w:cs="Times New Roman" w:eastAsia="Times New Roman"/>
-                <w:b w:val="0"/>
-                <w:i w:val="0"/>
-                <w:sz w:val="22"/>
-              </w:rPr>
-              <w:t>Поданы заявки на регистрацию результатов интеллектуальной деятельности (патент, программа для ЭВМ, товарный знак)</w:t>
-            </w:r>
-          </w:p>
-        </w:tc>
-        <w:tc>
-          <w:tcPr>
-            <w:tcW w:type="dxa" w:w="1134"/>
-            <w:vAlign w:val="center"/>
-          </w:tcPr>
-          <w:p>
-            <w:pPr>
-              <w:keepNext w:val="0"/>
-              <w:pageBreakBefore w:val="0"/>
-              <w:widowControl/>
-              <w:spacing w:lineRule="auto" w:line="240" w:before="0" w:after="0"/>
-              <w:ind w:firstLine="0"/>
-              <w:jc w:val="center"/>
-            </w:pPr>
-            <w:r/>
-            <w:r>
-              <w:rPr>
-                <w:rFonts w:ascii="Times New Roman" w:hAnsi="Times New Roman" w:cs="Times New Roman" w:eastAsia="Times New Roman"/>
-                <w:b w:val="0"/>
-                <w:i w:val="0"/>
-                <w:sz w:val="22"/>
-              </w:rPr>
-              <w:t>Нет</w:t>
-            </w:r>
-          </w:p>
-        </w:tc>
-        <w:tc>
-          <w:tcPr>
-            <w:tcW w:type="dxa" w:w="3685"/>
-            <w:vAlign w:val="center"/>
-          </w:tcPr>
-          <w:p>
-            <w:pPr>
-              <w:keepNext w:val="0"/>
-              <w:pageBreakBefore w:val="0"/>
-              <w:widowControl/>
-              <w:spacing w:lineRule="auto" w:line="240" w:before="0" w:after="0"/>
-              <w:ind w:firstLine="0"/>
-              <w:jc w:val="left"/>
-            </w:pPr>
-            <w:r/>
-            <w:r>
-              <w:rPr>
-                <w:rFonts w:ascii="Times New Roman" w:hAnsi="Times New Roman" w:cs="Times New Roman" w:eastAsia="Times New Roman"/>
-                <w:b w:val="0"/>
-                <w:i w:val="0"/>
-                <w:sz w:val="22"/>
-              </w:rPr>
-              <w:t>–</w:t>
-            </w:r>
-          </w:p>
-        </w:tc>
-      </w:tr>
-      <w:tr>
-        <w:trPr>
-          <w:cantSplit/>
-        </w:trPr>
-        <w:tc>
-          <w:tcPr>
-            <w:tcW w:type="dxa" w:w="567"/>
-            <w:vAlign w:val="center"/>
-          </w:tcPr>
-          <w:p>
-            <w:pPr>
-              <w:keepNext w:val="0"/>
-              <w:pageBreakBefore w:val="0"/>
-              <w:widowControl/>
-              <w:spacing w:lineRule="auto" w:line="240" w:before="0" w:after="0"/>
-              <w:ind w:firstLine="0"/>
-              <w:jc w:val="center"/>
-            </w:pPr>
-            <w:r/>
-            <w:r>
-              <w:rPr>
-                <w:rFonts w:ascii="Times New Roman" w:hAnsi="Times New Roman" w:cs="Times New Roman" w:eastAsia="Times New Roman"/>
-                <w:b w:val="0"/>
-                <w:i w:val="0"/>
-                <w:sz w:val="22"/>
-              </w:rPr>
-              <w:t>11</w:t>
-            </w:r>
-          </w:p>
-        </w:tc>
-        <w:tc>
-          <w:tcPr>
-            <w:tcW w:type="dxa" w:w="3969"/>
-            <w:vAlign w:val="center"/>
-          </w:tcPr>
-          <w:p>
-            <w:pPr>
-              <w:keepNext w:val="0"/>
-              <w:pageBreakBefore w:val="0"/>
-              <w:widowControl/>
-              <w:spacing w:lineRule="auto" w:line="240" w:before="0" w:after="0"/>
-              <w:ind w:firstLine="0"/>
-              <w:jc w:val="left"/>
-            </w:pPr>
-            <w:r/>
-            <w:r>
-              <w:rPr>
-                <w:rFonts w:ascii="Times New Roman" w:hAnsi="Times New Roman" w:cs="Times New Roman" w:eastAsia="Times New Roman"/>
-                <w:b w:val="0"/>
-                <w:i w:val="0"/>
-                <w:sz w:val="22"/>
-              </w:rPr>
-              <w:t>Получен статус участника проекта «Сколково», резидента технопарка, бизнес-инкубатора</w:t>
-            </w:r>
-          </w:p>
-        </w:tc>
-        <w:tc>
-          <w:tcPr>
-            <w:tcW w:type="dxa" w:w="1134"/>
-            <w:vAlign w:val="center"/>
-          </w:tcPr>
-          <w:p>
-            <w:pPr>
-              <w:keepNext w:val="0"/>
-              <w:pageBreakBefore w:val="0"/>
-              <w:widowControl/>
-              <w:spacing w:lineRule="auto" w:line="240" w:before="0" w:after="0"/>
-              <w:ind w:firstLine="0"/>
-              <w:jc w:val="center"/>
-            </w:pPr>
-            <w:r/>
-            <w:r>
-              <w:rPr>
-                <w:rFonts w:ascii="Times New Roman" w:hAnsi="Times New Roman" w:cs="Times New Roman" w:eastAsia="Times New Roman"/>
-                <w:b w:val="0"/>
-                <w:i w:val="0"/>
-                <w:sz w:val="22"/>
-              </w:rPr>
-              <w:t>Нет</w:t>
-            </w:r>
-          </w:p>
-        </w:tc>
-        <w:tc>
-          <w:tcPr>
-            <w:tcW w:type="dxa" w:w="3685"/>
-            <w:vAlign w:val="center"/>
-          </w:tcPr>
-          <w:p>
-            <w:pPr>
-              <w:keepNext w:val="0"/>
-              <w:pageBreakBefore w:val="0"/>
-              <w:widowControl/>
-              <w:spacing w:lineRule="auto" w:line="240" w:before="0" w:after="0"/>
-              <w:ind w:firstLine="0"/>
-              <w:jc w:val="left"/>
-            </w:pPr>
-            <w:r/>
-            <w:r>
-              <w:rPr>
-                <w:rFonts w:ascii="Times New Roman" w:hAnsi="Times New Roman" w:cs="Times New Roman" w:eastAsia="Times New Roman"/>
-                <w:b w:val="0"/>
-                <w:i w:val="0"/>
-                <w:sz w:val="22"/>
-              </w:rPr>
-              <w:t>–</w:t>
-            </w:r>
-          </w:p>
-        </w:tc>
-      </w:tr>
-      <w:tr>
-        <w:trPr>
-          <w:cantSplit/>
-        </w:trPr>
-        <w:tc>
-          <w:tcPr>
-            <w:tcW w:type="dxa" w:w="567"/>
-            <w:vAlign w:val="center"/>
-          </w:tcPr>
-          <w:p>
-            <w:pPr>
-              <w:keepNext w:val="0"/>
-              <w:pageBreakBefore w:val="0"/>
-              <w:widowControl/>
-              <w:spacing w:lineRule="auto" w:line="240" w:before="0" w:after="0"/>
-              <w:ind w:firstLine="0"/>
-              <w:jc w:val="center"/>
-            </w:pPr>
-            <w:r/>
-            <w:r>
-              <w:rPr>
-                <w:rFonts w:ascii="Times New Roman" w:hAnsi="Times New Roman" w:cs="Times New Roman" w:eastAsia="Times New Roman"/>
-                <w:b w:val="0"/>
-                <w:i w:val="0"/>
-                <w:sz w:val="22"/>
-              </w:rPr>
-              <w:t>12</w:t>
-            </w:r>
-          </w:p>
-        </w:tc>
-        <w:tc>
-          <w:tcPr>
-            <w:tcW w:type="dxa" w:w="3969"/>
-            <w:vAlign w:val="center"/>
-          </w:tcPr>
-          <w:p>
-            <w:pPr>
-              <w:keepNext w:val="0"/>
-              <w:pageBreakBefore w:val="0"/>
-              <w:widowControl/>
-              <w:spacing w:lineRule="auto" w:line="240" w:before="0" w:after="0"/>
-              <w:ind w:firstLine="0"/>
-              <w:jc w:val="left"/>
-            </w:pPr>
-            <w:r/>
-            <w:r>
-              <w:rPr>
-                <w:rFonts w:ascii="Times New Roman" w:hAnsi="Times New Roman" w:cs="Times New Roman" w:eastAsia="Times New Roman"/>
-                <w:b w:val="0"/>
-                <w:i w:val="0"/>
-                <w:sz w:val="22"/>
-              </w:rPr>
-              <w:t>Участие в акселерационных программах, конкурсах, выставках, конференциях</w:t>
-            </w:r>
-          </w:p>
-        </w:tc>
-        <w:tc>
-          <w:tcPr>
-            <w:tcW w:type="dxa" w:w="1134"/>
-            <w:vAlign w:val="center"/>
-          </w:tcPr>
-          <w:p>
-            <w:pPr>
-              <w:keepNext w:val="0"/>
-              <w:pageBreakBefore w:val="0"/>
-              <w:widowControl/>
-              <w:spacing w:lineRule="auto" w:line="240" w:before="0" w:after="0"/>
-              <w:ind w:firstLine="0"/>
-              <w:jc w:val="center"/>
-            </w:pPr>
-            <w:r/>
-            <w:r>
-              <w:rPr>
-                <w:rFonts w:ascii="Times New Roman" w:hAnsi="Times New Roman" w:cs="Times New Roman" w:eastAsia="Times New Roman"/>
-                <w:b w:val="0"/>
-                <w:i w:val="0"/>
-                <w:sz w:val="22"/>
-              </w:rPr>
-              <w:t>Нет</w:t>
-            </w:r>
-          </w:p>
-        </w:tc>
-        <w:tc>
-          <w:tcPr>
-            <w:tcW w:type="dxa" w:w="3685"/>
-            <w:vAlign w:val="center"/>
-          </w:tcPr>
-          <w:p>
-            <w:pPr>
-              <w:keepNext w:val="0"/>
-              <w:pageBreakBefore w:val="0"/>
-              <w:widowControl/>
-              <w:spacing w:lineRule="auto" w:line="240" w:before="0" w:after="0"/>
-              <w:ind w:firstLine="0"/>
-              <w:jc w:val="left"/>
-            </w:pPr>
-            <w:r/>
-            <w:r>
-              <w:rPr>
-                <w:rFonts w:ascii="Times New Roman" w:hAnsi="Times New Roman" w:cs="Times New Roman" w:eastAsia="Times New Roman"/>
-                <w:b w:val="0"/>
-                <w:i w:val="0"/>
-                <w:sz w:val="22"/>
-              </w:rPr>
-              <w:t>–</w:t>
-            </w:r>
-          </w:p>
-        </w:tc>
-      </w:tr>
-      <w:tr>
-        <w:trPr>
-          <w:cantSplit/>
-        </w:trPr>
-        <w:tc>
-          <w:tcPr>
-            <w:tcW w:type="dxa" w:w="567"/>
-            <w:vAlign w:val="center"/>
-          </w:tcPr>
-          <w:p>
-            <w:pPr>
-              <w:keepNext w:val="0"/>
-              <w:pageBreakBefore w:val="0"/>
-              <w:widowControl/>
-              <w:spacing w:lineRule="auto" w:line="240" w:before="0" w:after="0"/>
-              <w:ind w:firstLine="0"/>
-              <w:jc w:val="center"/>
-            </w:pPr>
-            <w:r/>
-            <w:r>
-              <w:rPr>
-                <w:rFonts w:ascii="Times New Roman" w:hAnsi="Times New Roman" w:cs="Times New Roman" w:eastAsia="Times New Roman"/>
-                <w:b w:val="0"/>
-                <w:i w:val="0"/>
-                <w:sz w:val="22"/>
-              </w:rPr>
-              <w:t>13</w:t>
-            </w:r>
-          </w:p>
-        </w:tc>
-        <w:tc>
-          <w:tcPr>
-            <w:tcW w:type="dxa" w:w="3969"/>
-            <w:vAlign w:val="center"/>
-          </w:tcPr>
-          <w:p>
-            <w:pPr>
-              <w:keepNext w:val="0"/>
-              <w:pageBreakBefore w:val="0"/>
-              <w:widowControl/>
-              <w:spacing w:lineRule="auto" w:line="240" w:before="0" w:after="0"/>
-              <w:ind w:firstLine="0"/>
-              <w:jc w:val="left"/>
-            </w:pPr>
-            <w:r/>
-            <w:r>
-              <w:rPr>
-                <w:rFonts w:ascii="Times New Roman" w:hAnsi="Times New Roman" w:cs="Times New Roman" w:eastAsia="Times New Roman"/>
-                <w:b w:val="0"/>
-                <w:i w:val="0"/>
-                <w:sz w:val="22"/>
-              </w:rPr>
-              <w:t>Получены иные меры государственной поддержки (гранты, субсидии, льготные займы)</w:t>
-            </w:r>
-          </w:p>
-        </w:tc>
-        <w:tc>
-          <w:tcPr>
-            <w:tcW w:type="dxa" w:w="1134"/>
-            <w:vAlign w:val="center"/>
-          </w:tcPr>
-          <w:p>
-            <w:pPr>
-              <w:keepNext w:val="0"/>
-              <w:pageBreakBefore w:val="0"/>
-              <w:widowControl/>
-              <w:spacing w:lineRule="auto" w:line="240" w:before="0" w:after="0"/>
-              <w:ind w:firstLine="0"/>
-              <w:jc w:val="center"/>
-            </w:pPr>
-            <w:r/>
-            <w:r>
-              <w:rPr>
-                <w:rFonts w:ascii="Times New Roman" w:hAnsi="Times New Roman" w:cs="Times New Roman" w:eastAsia="Times New Roman"/>
-                <w:b w:val="0"/>
-                <w:i w:val="0"/>
-                <w:sz w:val="22"/>
-              </w:rPr>
-              <w:t>Нет</w:t>
-            </w:r>
-          </w:p>
-        </w:tc>
-        <w:tc>
-          <w:tcPr>
-            <w:tcW w:type="dxa" w:w="3685"/>
-            <w:vAlign w:val="center"/>
-          </w:tcPr>
-          <w:p>
-            <w:pPr>
-              <w:keepNext w:val="0"/>
-              <w:pageBreakBefore w:val="0"/>
-              <w:widowControl/>
-              <w:spacing w:lineRule="auto" w:line="240" w:before="0" w:after="0"/>
-              <w:ind w:firstLine="0"/>
-              <w:jc w:val="left"/>
-            </w:pPr>
-            <w:r/>
-            <w:r>
-              <w:rPr>
-                <w:rFonts w:ascii="Times New Roman" w:hAnsi="Times New Roman" w:cs="Times New Roman" w:eastAsia="Times New Roman"/>
-                <w:b w:val="0"/>
-                <w:i w:val="0"/>
-                <w:sz w:val="22"/>
-              </w:rPr>
-              <w:t>–</w:t>
-            </w:r>
-          </w:p>
-        </w:tc>
-      </w:tr>
-      <w:tr>
-        <w:trPr>
-          <w:cantSplit/>
-        </w:trPr>
-        <w:tc>
-          <w:tcPr>
-            <w:tcW w:type="dxa" w:w="567"/>
-            <w:vAlign w:val="center"/>
-          </w:tcPr>
-          <w:p>
-            <w:pPr>
-              <w:keepNext w:val="0"/>
-              <w:pageBreakBefore w:val="0"/>
-              <w:widowControl/>
-              <w:spacing w:lineRule="auto" w:line="240" w:before="0" w:after="0"/>
-              <w:ind w:firstLine="0"/>
-              <w:jc w:val="center"/>
-            </w:pPr>
-            <w:r/>
-            <w:r>
-              <w:rPr>
-                <w:rFonts w:ascii="Times New Roman" w:hAnsi="Times New Roman" w:cs="Times New Roman" w:eastAsia="Times New Roman"/>
-                <w:b w:val="0"/>
-                <w:i w:val="0"/>
-                <w:sz w:val="22"/>
-              </w:rPr>
-              <w:t>14</w:t>
-            </w:r>
-          </w:p>
-        </w:tc>
-        <w:tc>
-          <w:tcPr>
-            <w:tcW w:type="dxa" w:w="3969"/>
-            <w:vAlign w:val="center"/>
-          </w:tcPr>
-          <w:p>
-            <w:pPr>
-              <w:keepNext w:val="0"/>
-              <w:pageBreakBefore w:val="0"/>
-              <w:widowControl/>
-              <w:spacing w:lineRule="auto" w:line="240" w:before="0" w:after="0"/>
-              <w:ind w:firstLine="0"/>
-              <w:jc w:val="left"/>
-            </w:pPr>
-            <w:r/>
-            <w:r>
-              <w:rPr>
-                <w:rFonts w:ascii="Times New Roman" w:hAnsi="Times New Roman" w:cs="Times New Roman" w:eastAsia="Times New Roman"/>
-                <w:b w:val="0"/>
-                <w:i w:val="0"/>
-                <w:sz w:val="22"/>
-              </w:rPr>
-              <w:t>Проведено декларирование (сертификация) соответствия продукции требованиям технических регламентов</w:t>
-            </w:r>
-          </w:p>
-        </w:tc>
-        <w:tc>
-          <w:tcPr>
-            <w:tcW w:type="dxa" w:w="1134"/>
-            <w:vAlign w:val="center"/>
-          </w:tcPr>
-          <w:p>
-            <w:pPr>
-              <w:keepNext w:val="0"/>
-              <w:pageBreakBefore w:val="0"/>
-              <w:widowControl/>
-              <w:spacing w:lineRule="auto" w:line="240" w:before="0" w:after="0"/>
-              <w:ind w:firstLine="0"/>
-              <w:jc w:val="center"/>
-            </w:pPr>
-            <w:r/>
-            <w:r>
-              <w:rPr>
-                <w:rFonts w:ascii="Times New Roman" w:hAnsi="Times New Roman" w:cs="Times New Roman" w:eastAsia="Times New Roman"/>
-                <w:b w:val="0"/>
-                <w:i w:val="0"/>
-                <w:sz w:val="22"/>
-              </w:rPr>
-              <w:t>Нет</w:t>
-            </w:r>
-          </w:p>
-        </w:tc>
-        <w:tc>
-          <w:tcPr>
-            <w:tcW w:type="dxa" w:w="3685"/>
-            <w:vAlign w:val="center"/>
-          </w:tcPr>
-          <w:p>
-            <w:pPr>
-              <w:keepNext w:val="0"/>
-              <w:pageBreakBefore w:val="0"/>
-              <w:widowControl/>
-              <w:spacing w:lineRule="auto" w:line="240" w:before="0" w:after="0"/>
-              <w:ind w:firstLine="0"/>
-              <w:jc w:val="left"/>
-            </w:pPr>
-            <w:r/>
-            <w:r>
-              <w:rPr>
-                <w:rFonts w:ascii="Times New Roman" w:hAnsi="Times New Roman" w:cs="Times New Roman" w:eastAsia="Times New Roman"/>
-                <w:b w:val="0"/>
-                <w:i w:val="0"/>
-                <w:sz w:val="22"/>
-              </w:rPr>
-              <w:t>–</w:t>
-            </w:r>
-          </w:p>
-        </w:tc>
-      </w:tr>
-      <w:tr>
-        <w:trPr>
-          <w:cantSplit/>
-        </w:trPr>
-        <w:tc>
-          <w:tcPr>
-            <w:tcW w:type="dxa" w:w="3685"/>
-            <w:gridSpan w:val="4"/>
-            <w:shd w:val="clear" w:color="auto" w:fill="F2F2F2"/>
-            <w:vAlign w:val="center"/>
-          </w:tcPr>
-          <w:p>
-            <w:pPr>
-              <w:keepNext w:val="0"/>
-              <w:pageBreakBefore w:val="0"/>
-              <w:widowControl/>
-              <w:spacing w:lineRule="auto" w:line="240" w:before="0" w:after="0"/>
-              <w:ind w:firstLine="0"/>
-              <w:jc w:val="center"/>
-            </w:pPr>
-            <w:r/>
-            <w:r>
-              <w:rPr>
-                <w:rFonts w:ascii="Times New Roman" w:hAnsi="Times New Roman" w:cs="Times New Roman" w:eastAsia="Times New Roman"/>
-                <w:b/>
-                <w:i w:val="0"/>
-                <w:sz w:val="22"/>
-              </w:rPr>
-              <w:t>Планируемые мероприятия</w:t>
-            </w:r>
-          </w:p>
-        </w:tc>
-      </w:tr>
-      <w:tr>
-        <w:trPr>
-          <w:cantSplit/>
-        </w:trPr>
-        <w:tc>
-          <w:tcPr>
-            <w:tcW w:type="dxa" w:w="567"/>
-            <w:vAlign w:val="center"/>
-          </w:tcPr>
-          <w:p>
-            <w:pPr>
-              <w:keepNext w:val="0"/>
-              <w:pageBreakBefore w:val="0"/>
-              <w:widowControl/>
-              <w:spacing w:lineRule="auto" w:line="240" w:before="0" w:after="0"/>
-              <w:ind w:firstLine="0"/>
-              <w:jc w:val="center"/>
-            </w:pPr>
-            <w:r/>
-            <w:r>
-              <w:rPr>
-                <w:rFonts w:ascii="Times New Roman" w:hAnsi="Times New Roman" w:cs="Times New Roman" w:eastAsia="Times New Roman"/>
-                <w:b w:val="0"/>
-                <w:i w:val="0"/>
-                <w:sz w:val="22"/>
-              </w:rPr>
-              <w:t>1</w:t>
-            </w:r>
-          </w:p>
-        </w:tc>
-        <w:tc>
-          <w:tcPr>
-            <w:tcW w:type="dxa" w:w="3969"/>
-            <w:vAlign w:val="center"/>
-          </w:tcPr>
-          <w:p>
-            <w:pPr>
-              <w:keepNext w:val="0"/>
-              <w:pageBreakBefore w:val="0"/>
-              <w:widowControl/>
-              <w:spacing w:lineRule="auto" w:line="240" w:before="0" w:after="0"/>
-              <w:ind w:firstLine="0"/>
-              <w:jc w:val="left"/>
-            </w:pPr>
-            <w:r/>
-            <w:r>
-              <w:rPr>
-                <w:rFonts w:ascii="Times New Roman" w:hAnsi="Times New Roman" w:cs="Times New Roman" w:eastAsia="Times New Roman"/>
-                <w:b w:val="0"/>
-                <w:i w:val="0"/>
-                <w:sz w:val="22"/>
-              </w:rPr>
-              <w:t>Отработка записи рельефа канавок на заготовках итогового состава; подбор оборудования для серийного изготовления</w:t>
-            </w:r>
-          </w:p>
-        </w:tc>
-        <w:tc>
-          <w:tcPr>
-            <w:tcW w:type="dxa" w:w="1134"/>
-            <w:vAlign w:val="center"/>
-          </w:tcPr>
-          <w:p>
-            <w:pPr>
-              <w:keepNext w:val="0"/>
-              <w:pageBreakBefore w:val="0"/>
-              <w:widowControl/>
-              <w:spacing w:lineRule="auto" w:line="240" w:before="0" w:after="0"/>
-              <w:ind w:firstLine="0"/>
-              <w:jc w:val="center"/>
-            </w:pPr>
-            <w:r/>
-            <w:r>
-              <w:rPr>
-                <w:rFonts w:ascii="Times New Roman" w:hAnsi="Times New Roman" w:cs="Times New Roman" w:eastAsia="Times New Roman"/>
-                <w:b w:val="0"/>
-                <w:i w:val="0"/>
-                <w:sz w:val="22"/>
-              </w:rPr>
-              <w:t>план</w:t>
-            </w:r>
-          </w:p>
-        </w:tc>
-        <w:tc>
-          <w:tcPr>
-            <w:tcW w:type="dxa" w:w="3685"/>
-            <w:vAlign w:val="center"/>
-          </w:tcPr>
-          <w:p>
-            <w:pPr>
-              <w:keepNext w:val="0"/>
-              <w:pageBreakBefore w:val="0"/>
-              <w:widowControl/>
-              <w:spacing w:lineRule="auto" w:line="240" w:before="0" w:after="0"/>
-              <w:ind w:firstLine="0"/>
-              <w:jc w:val="left"/>
-            </w:pPr>
-            <w:r/>
-            <w:r>
-              <w:rPr>
-                <w:rFonts w:ascii="Times New Roman" w:hAnsi="Times New Roman" w:cs="Times New Roman" w:eastAsia="Times New Roman"/>
-                <w:b w:val="0"/>
-                <w:i w:val="0"/>
-                <w:sz w:val="22"/>
-              </w:rPr>
-              <w:t>2027 год, I–II квартал</w:t>
-            </w:r>
-          </w:p>
-        </w:tc>
-      </w:tr>
-      <w:tr>
-        <w:trPr>
-          <w:cantSplit/>
-        </w:trPr>
-        <w:tc>
-          <w:tcPr>
-            <w:tcW w:type="dxa" w:w="567"/>
-            <w:vAlign w:val="center"/>
-          </w:tcPr>
-          <w:p>
-            <w:pPr>
-              <w:keepNext w:val="0"/>
-              <w:pageBreakBefore w:val="0"/>
-              <w:widowControl/>
-              <w:spacing w:lineRule="auto" w:line="240" w:before="0" w:after="0"/>
-              <w:ind w:firstLine="0"/>
-              <w:jc w:val="center"/>
-            </w:pPr>
-            <w:r/>
-            <w:r>
-              <w:rPr>
-                <w:rFonts w:ascii="Times New Roman" w:hAnsi="Times New Roman" w:cs="Times New Roman" w:eastAsia="Times New Roman"/>
-                <w:b w:val="0"/>
-                <w:i w:val="0"/>
-                <w:sz w:val="22"/>
-              </w:rPr>
-              <w:t>2</w:t>
-            </w:r>
-          </w:p>
-        </w:tc>
-        <w:tc>
-          <w:tcPr>
-            <w:tcW w:type="dxa" w:w="3969"/>
-            <w:vAlign w:val="center"/>
-          </w:tcPr>
-          <w:p>
-            <w:pPr>
-              <w:keepNext w:val="0"/>
-              <w:pageBreakBefore w:val="0"/>
-              <w:widowControl/>
-              <w:spacing w:lineRule="auto" w:line="240" w:before="0" w:after="0"/>
-              <w:ind w:firstLine="0"/>
-              <w:jc w:val="left"/>
-            </w:pPr>
-            <w:r/>
-            <w:r>
-              <w:rPr>
-                <w:rFonts w:ascii="Times New Roman" w:hAnsi="Times New Roman" w:cs="Times New Roman" w:eastAsia="Times New Roman"/>
-                <w:b w:val="0"/>
-                <w:i w:val="0"/>
-                <w:sz w:val="22"/>
-              </w:rPr>
-              <w:t>Декларирование соответствия продукции требованиям ТР ТС 021/2011, ТР ТС 022/2011, ТР ТС 029/2012; разработка маркировки</w:t>
-            </w:r>
-          </w:p>
-        </w:tc>
-        <w:tc>
-          <w:tcPr>
-            <w:tcW w:type="dxa" w:w="1134"/>
-            <w:vAlign w:val="center"/>
-          </w:tcPr>
-          <w:p>
-            <w:pPr>
-              <w:keepNext w:val="0"/>
-              <w:pageBreakBefore w:val="0"/>
-              <w:widowControl/>
-              <w:spacing w:lineRule="auto" w:line="240" w:before="0" w:after="0"/>
-              <w:ind w:firstLine="0"/>
-              <w:jc w:val="center"/>
-            </w:pPr>
-            <w:r/>
-            <w:r>
-              <w:rPr>
-                <w:rFonts w:ascii="Times New Roman" w:hAnsi="Times New Roman" w:cs="Times New Roman" w:eastAsia="Times New Roman"/>
-                <w:b w:val="0"/>
-                <w:i w:val="0"/>
-                <w:sz w:val="22"/>
-              </w:rPr>
-              <w:t>план</w:t>
-            </w:r>
-          </w:p>
-        </w:tc>
-        <w:tc>
-          <w:tcPr>
-            <w:tcW w:type="dxa" w:w="3685"/>
-            <w:vAlign w:val="center"/>
-          </w:tcPr>
-          <w:p>
-            <w:pPr>
-              <w:keepNext w:val="0"/>
-              <w:pageBreakBefore w:val="0"/>
-              <w:widowControl/>
-              <w:spacing w:lineRule="auto" w:line="240" w:before="0" w:after="0"/>
-              <w:ind w:firstLine="0"/>
-              <w:jc w:val="left"/>
-            </w:pPr>
-            <w:r/>
-            <w:r>
-              <w:rPr>
-                <w:rFonts w:ascii="Times New Roman" w:hAnsi="Times New Roman" w:cs="Times New Roman" w:eastAsia="Times New Roman"/>
-                <w:b w:val="0"/>
-                <w:i w:val="0"/>
-                <w:sz w:val="22"/>
-              </w:rPr>
-              <w:t>2027 год, I–II квартал [УТОЧНИТЬ]</w:t>
-            </w:r>
-          </w:p>
-        </w:tc>
-      </w:tr>
-      <w:tr>
-        <w:trPr>
-          <w:cantSplit/>
-        </w:trPr>
-        <w:tc>
-          <w:tcPr>
-            <w:tcW w:type="dxa" w:w="567"/>
-            <w:vAlign w:val="center"/>
-          </w:tcPr>
-          <w:p>
-            <w:pPr>
-              <w:keepNext w:val="0"/>
-              <w:pageBreakBefore w:val="0"/>
-              <w:widowControl/>
-              <w:spacing w:lineRule="auto" w:line="240" w:before="0" w:after="0"/>
-              <w:ind w:firstLine="0"/>
-              <w:jc w:val="center"/>
-            </w:pPr>
-            <w:r/>
-            <w:r>
-              <w:rPr>
-                <w:rFonts w:ascii="Times New Roman" w:hAnsi="Times New Roman" w:cs="Times New Roman" w:eastAsia="Times New Roman"/>
-                <w:b w:val="0"/>
-                <w:i w:val="0"/>
-                <w:sz w:val="22"/>
-              </w:rPr>
-              <w:t>3</w:t>
-            </w:r>
-          </w:p>
-        </w:tc>
-        <w:tc>
-          <w:tcPr>
-            <w:tcW w:type="dxa" w:w="3969"/>
-            <w:vAlign w:val="center"/>
-          </w:tcPr>
-          <w:p>
-            <w:pPr>
-              <w:keepNext w:val="0"/>
-              <w:pageBreakBefore w:val="0"/>
-              <w:widowControl/>
-              <w:spacing w:lineRule="auto" w:line="240" w:before="0" w:after="0"/>
-              <w:ind w:firstLine="0"/>
-              <w:jc w:val="left"/>
-            </w:pPr>
-            <w:r/>
-            <w:r>
-              <w:rPr>
-                <w:rFonts w:ascii="Times New Roman" w:hAnsi="Times New Roman" w:cs="Times New Roman" w:eastAsia="Times New Roman"/>
-                <w:b w:val="0"/>
-                <w:i w:val="0"/>
-                <w:sz w:val="22"/>
-              </w:rPr>
-              <w:t>Промо-кампании с артистами и выход на музыкальные фестивали сезона 2027 года</w:t>
-            </w:r>
-          </w:p>
-        </w:tc>
-        <w:tc>
-          <w:tcPr>
-            <w:tcW w:type="dxa" w:w="1134"/>
-            <w:vAlign w:val="center"/>
-          </w:tcPr>
-          <w:p>
-            <w:pPr>
-              <w:keepNext w:val="0"/>
-              <w:pageBreakBefore w:val="0"/>
-              <w:widowControl/>
-              <w:spacing w:lineRule="auto" w:line="240" w:before="0" w:after="0"/>
-              <w:ind w:firstLine="0"/>
-              <w:jc w:val="center"/>
-            </w:pPr>
-            <w:r/>
-            <w:r>
-              <w:rPr>
-                <w:rFonts w:ascii="Times New Roman" w:hAnsi="Times New Roman" w:cs="Times New Roman" w:eastAsia="Times New Roman"/>
-                <w:b w:val="0"/>
-                <w:i w:val="0"/>
-                <w:sz w:val="22"/>
-              </w:rPr>
-              <w:t>план</w:t>
-            </w:r>
-          </w:p>
-        </w:tc>
-        <w:tc>
-          <w:tcPr>
-            <w:tcW w:type="dxa" w:w="3685"/>
-            <w:vAlign w:val="center"/>
-          </w:tcPr>
-          <w:p>
-            <w:pPr>
-              <w:keepNext w:val="0"/>
-              <w:pageBreakBefore w:val="0"/>
-              <w:widowControl/>
-              <w:spacing w:lineRule="auto" w:line="240" w:before="0" w:after="0"/>
-              <w:ind w:firstLine="0"/>
-              <w:jc w:val="left"/>
-            </w:pPr>
-            <w:r/>
-            <w:r>
-              <w:rPr>
-                <w:rFonts w:ascii="Times New Roman" w:hAnsi="Times New Roman" w:cs="Times New Roman" w:eastAsia="Times New Roman"/>
-                <w:b w:val="0"/>
-                <w:i w:val="0"/>
-                <w:sz w:val="22"/>
-              </w:rPr>
-              <w:t>2027 год, II–III квартал</w:t>
-            </w:r>
-          </w:p>
-        </w:tc>
-      </w:tr>
-      <w:tr>
-        <w:trPr>
-          <w:cantSplit/>
-        </w:trPr>
-        <w:tc>
-          <w:tcPr>
-            <w:tcW w:type="dxa" w:w="567"/>
-            <w:vAlign w:val="center"/>
-          </w:tcPr>
-          <w:p>
-            <w:pPr>
-              <w:keepNext w:val="0"/>
-              <w:pageBreakBefore w:val="0"/>
-              <w:widowControl/>
-              <w:spacing w:lineRule="auto" w:line="240" w:before="0" w:after="0"/>
-              <w:ind w:firstLine="0"/>
-              <w:jc w:val="center"/>
-            </w:pPr>
-            <w:r/>
-            <w:r>
-              <w:rPr>
-                <w:rFonts w:ascii="Times New Roman" w:hAnsi="Times New Roman" w:cs="Times New Roman" w:eastAsia="Times New Roman"/>
-                <w:b w:val="0"/>
-                <w:i w:val="0"/>
-                <w:sz w:val="22"/>
-              </w:rPr>
-              <w:t>4</w:t>
-            </w:r>
-          </w:p>
-        </w:tc>
-        <w:tc>
-          <w:tcPr>
-            <w:tcW w:type="dxa" w:w="3969"/>
-            <w:vAlign w:val="center"/>
-          </w:tcPr>
-          <w:p>
-            <w:pPr>
-              <w:keepNext w:val="0"/>
-              <w:pageBreakBefore w:val="0"/>
-              <w:widowControl/>
-              <w:spacing w:lineRule="auto" w:line="240" w:before="0" w:after="0"/>
-              <w:ind w:firstLine="0"/>
-              <w:jc w:val="left"/>
-            </w:pPr>
-            <w:r/>
-            <w:r>
-              <w:rPr>
-                <w:rFonts w:ascii="Times New Roman" w:hAnsi="Times New Roman" w:cs="Times New Roman" w:eastAsia="Times New Roman"/>
-                <w:b w:val="0"/>
-                <w:i w:val="0"/>
-                <w:sz w:val="22"/>
-              </w:rPr>
-              <w:t>Подача заявки на регистрацию товарного знака «Вкусноты»</w:t>
-            </w:r>
-          </w:p>
-        </w:tc>
-        <w:tc>
-          <w:tcPr>
-            <w:tcW w:type="dxa" w:w="1134"/>
-            <w:vAlign w:val="center"/>
-          </w:tcPr>
-          <w:p>
-            <w:pPr>
-              <w:keepNext w:val="0"/>
-              <w:pageBreakBefore w:val="0"/>
-              <w:widowControl/>
-              <w:spacing w:lineRule="auto" w:line="240" w:before="0" w:after="0"/>
-              <w:ind w:firstLine="0"/>
-              <w:jc w:val="center"/>
-            </w:pPr>
-            <w:r/>
-            <w:r>
-              <w:rPr>
-                <w:rFonts w:ascii="Times New Roman" w:hAnsi="Times New Roman" w:cs="Times New Roman" w:eastAsia="Times New Roman"/>
-                <w:b w:val="0"/>
-                <w:i w:val="0"/>
-                <w:sz w:val="22"/>
-              </w:rPr>
-              <w:t>план</w:t>
-            </w:r>
-          </w:p>
-        </w:tc>
-        <w:tc>
-          <w:tcPr>
-            <w:tcW w:type="dxa" w:w="3685"/>
-            <w:vAlign w:val="center"/>
-          </w:tcPr>
-          <w:p>
-            <w:pPr>
-              <w:keepNext w:val="0"/>
-              <w:pageBreakBefore w:val="0"/>
-              <w:widowControl/>
-              <w:spacing w:lineRule="auto" w:line="240" w:before="0" w:after="0"/>
-              <w:ind w:firstLine="0"/>
-              <w:jc w:val="left"/>
-            </w:pPr>
-            <w:r/>
-            <w:r>
-              <w:rPr>
-                <w:rFonts w:ascii="Times New Roman" w:hAnsi="Times New Roman" w:cs="Times New Roman" w:eastAsia="Times New Roman"/>
-                <w:b w:val="0"/>
-                <w:i w:val="0"/>
-                <w:sz w:val="22"/>
-              </w:rPr>
-              <w:t>2027 год [УТОЧНИТЬ]</w:t>
-            </w:r>
-          </w:p>
-        </w:tc>
-      </w:tr>
-      <w:tr>
-        <w:trPr>
-          <w:cantSplit/>
-        </w:trPr>
-        <w:tc>
-          <w:tcPr>
-            <w:tcW w:type="dxa" w:w="567"/>
-            <w:vAlign w:val="center"/>
-          </w:tcPr>
-          <w:p>
-            <w:pPr>
-              <w:keepNext w:val="0"/>
-              <w:pageBreakBefore w:val="0"/>
-              <w:widowControl/>
-              <w:spacing w:lineRule="auto" w:line="240" w:before="0" w:after="0"/>
-              <w:ind w:firstLine="0"/>
-              <w:jc w:val="center"/>
-            </w:pPr>
-            <w:r/>
-            <w:r>
-              <w:rPr>
-                <w:rFonts w:ascii="Times New Roman" w:hAnsi="Times New Roman" w:cs="Times New Roman" w:eastAsia="Times New Roman"/>
-                <w:b w:val="0"/>
-                <w:i w:val="0"/>
-                <w:sz w:val="22"/>
-              </w:rPr>
-              <w:t>5</w:t>
-            </w:r>
-          </w:p>
-        </w:tc>
-        <w:tc>
-          <w:tcPr>
-            <w:tcW w:type="dxa" w:w="3969"/>
-            <w:vAlign w:val="center"/>
-          </w:tcPr>
-          <w:p>
-            <w:pPr>
-              <w:keepNext w:val="0"/>
-              <w:pageBreakBefore w:val="0"/>
-              <w:widowControl/>
-              <w:spacing w:lineRule="auto" w:line="240" w:before="0" w:after="0"/>
-              <w:ind w:firstLine="0"/>
-              <w:jc w:val="left"/>
-            </w:pPr>
-            <w:r/>
-            <w:r>
-              <w:rPr>
-                <w:rFonts w:ascii="Times New Roman" w:hAnsi="Times New Roman" w:cs="Times New Roman" w:eastAsia="Times New Roman"/>
-                <w:b w:val="0"/>
-                <w:i w:val="0"/>
-                <w:sz w:val="22"/>
-              </w:rPr>
-              <w:t>Первые продажи: тиражи под релизы артистов (B2B) и подарочные наборы (B2C)</w:t>
-            </w:r>
-          </w:p>
-        </w:tc>
-        <w:tc>
-          <w:tcPr>
-            <w:tcW w:type="dxa" w:w="1134"/>
-            <w:vAlign w:val="center"/>
-          </w:tcPr>
-          <w:p>
-            <w:pPr>
-              <w:keepNext w:val="0"/>
-              <w:pageBreakBefore w:val="0"/>
-              <w:widowControl/>
-              <w:spacing w:lineRule="auto" w:line="240" w:before="0" w:after="0"/>
-              <w:ind w:firstLine="0"/>
-              <w:jc w:val="center"/>
-            </w:pPr>
-            <w:r/>
-            <w:r>
-              <w:rPr>
-                <w:rFonts w:ascii="Times New Roman" w:hAnsi="Times New Roman" w:cs="Times New Roman" w:eastAsia="Times New Roman"/>
-                <w:b w:val="0"/>
-                <w:i w:val="0"/>
-                <w:sz w:val="22"/>
-              </w:rPr>
-              <w:t>план</w:t>
-            </w:r>
-          </w:p>
-        </w:tc>
-        <w:tc>
-          <w:tcPr>
-            <w:tcW w:type="dxa" w:w="3685"/>
-            <w:vAlign w:val="center"/>
-          </w:tcPr>
-          <w:p>
-            <w:pPr>
-              <w:keepNext w:val="0"/>
-              <w:pageBreakBefore w:val="0"/>
-              <w:widowControl/>
-              <w:spacing w:lineRule="auto" w:line="240" w:before="0" w:after="0"/>
-              <w:ind w:firstLine="0"/>
-              <w:jc w:val="left"/>
-            </w:pPr>
-            <w:r/>
-            <w:r>
-              <w:rPr>
-                <w:rFonts w:ascii="Times New Roman" w:hAnsi="Times New Roman" w:cs="Times New Roman" w:eastAsia="Times New Roman"/>
-                <w:b w:val="0"/>
-                <w:i w:val="0"/>
-                <w:sz w:val="22"/>
-              </w:rPr>
-              <w:t>2027 год</w:t>
-            </w:r>
-          </w:p>
-        </w:tc>
-      </w:tr>
-      <w:tr>
-        <w:trPr>
-          <w:cantSplit/>
-        </w:trPr>
-        <w:tc>
-          <w:tcPr>
-            <w:tcW w:type="dxa" w:w="567"/>
-            <w:vAlign w:val="center"/>
-          </w:tcPr>
-          <w:p>
-            <w:pPr>
-              <w:keepNext w:val="0"/>
-              <w:pageBreakBefore w:val="0"/>
-              <w:widowControl/>
-              <w:spacing w:lineRule="auto" w:line="240" w:before="0" w:after="0"/>
-              <w:ind w:firstLine="0"/>
-              <w:jc w:val="center"/>
-            </w:pPr>
-            <w:r/>
-            <w:r>
-              <w:rPr>
-                <w:rFonts w:ascii="Times New Roman" w:hAnsi="Times New Roman" w:cs="Times New Roman" w:eastAsia="Times New Roman"/>
-                <w:b w:val="0"/>
-                <w:i w:val="0"/>
-                <w:sz w:val="22"/>
-              </w:rPr>
-              <w:t>6</w:t>
-            </w:r>
-          </w:p>
-        </w:tc>
-        <w:tc>
-          <w:tcPr>
-            <w:tcW w:type="dxa" w:w="3969"/>
-            <w:vAlign w:val="center"/>
-          </w:tcPr>
-          <w:p>
-            <w:pPr>
-              <w:keepNext w:val="0"/>
-              <w:pageBreakBefore w:val="0"/>
-              <w:widowControl/>
-              <w:spacing w:lineRule="auto" w:line="240" w:before="0" w:after="0"/>
-              <w:ind w:firstLine="0"/>
-              <w:jc w:val="left"/>
-            </w:pPr>
-            <w:r/>
-            <w:r>
-              <w:rPr>
-                <w:rFonts w:ascii="Times New Roman" w:hAnsi="Times New Roman" w:cs="Times New Roman" w:eastAsia="Times New Roman"/>
-                <w:b w:val="0"/>
-                <w:i w:val="0"/>
-                <w:sz w:val="22"/>
-              </w:rPr>
-              <w:t>Подведение итогов рекламной кампании в Яндекс Директ и корректировка каналов продвижения</w:t>
-            </w:r>
-          </w:p>
-        </w:tc>
-        <w:tc>
-          <w:tcPr>
-            <w:tcW w:type="dxa" w:w="1134"/>
-            <w:vAlign w:val="center"/>
-          </w:tcPr>
-          <w:p>
-            <w:pPr>
-              <w:keepNext w:val="0"/>
-              <w:pageBreakBefore w:val="0"/>
-              <w:widowControl/>
-              <w:spacing w:lineRule="auto" w:line="240" w:before="0" w:after="0"/>
-              <w:ind w:firstLine="0"/>
-              <w:jc w:val="center"/>
-            </w:pPr>
-            <w:r/>
-            <w:r>
-              <w:rPr>
-                <w:rFonts w:ascii="Times New Roman" w:hAnsi="Times New Roman" w:cs="Times New Roman" w:eastAsia="Times New Roman"/>
-                <w:b w:val="0"/>
-                <w:i w:val="0"/>
-                <w:sz w:val="22"/>
-              </w:rPr>
-              <w:t>план</w:t>
-            </w:r>
-          </w:p>
-        </w:tc>
-        <w:tc>
-          <w:tcPr>
-            <w:tcW w:type="dxa" w:w="3685"/>
-            <w:vAlign w:val="center"/>
-          </w:tcPr>
-          <w:p>
-            <w:pPr>
-              <w:keepNext w:val="0"/>
-              <w:pageBreakBefore w:val="0"/>
-              <w:widowControl/>
-              <w:spacing w:lineRule="auto" w:line="240" w:before="0" w:after="0"/>
-              <w:ind w:firstLine="0"/>
-              <w:jc w:val="left"/>
-            </w:pPr>
-            <w:r/>
-            <w:r>
-              <w:rPr>
-                <w:rFonts w:ascii="Times New Roman" w:hAnsi="Times New Roman" w:cs="Times New Roman" w:eastAsia="Times New Roman"/>
-                <w:b w:val="0"/>
-                <w:i w:val="0"/>
-                <w:sz w:val="22"/>
-              </w:rPr>
-              <w:t>после завершения кампании</w:t>
-            </w:r>
-          </w:p>
-        </w:tc>
-      </w:tr>
-      <w:tr>
-        <w:trPr>
-          <w:cantSplit/>
-        </w:trPr>
-        <w:tc>
-          <w:tcPr>
-            <w:tcW w:type="dxa" w:w="567"/>
-            <w:vAlign w:val="center"/>
-          </w:tcPr>
-          <w:p>
-            <w:pPr>
-              <w:keepNext w:val="0"/>
-              <w:pageBreakBefore w:val="0"/>
-              <w:widowControl/>
-              <w:spacing w:lineRule="auto" w:line="240" w:before="0" w:after="0"/>
-              <w:ind w:firstLine="0"/>
-              <w:jc w:val="center"/>
-            </w:pPr>
-            <w:r/>
-            <w:r>
-              <w:rPr>
-                <w:rFonts w:ascii="Times New Roman" w:hAnsi="Times New Roman" w:cs="Times New Roman" w:eastAsia="Times New Roman"/>
-                <w:b w:val="0"/>
-                <w:i w:val="0"/>
-                <w:sz w:val="22"/>
-              </w:rPr>
-              <w:t>7</w:t>
-            </w:r>
-          </w:p>
-        </w:tc>
-        <w:tc>
-          <w:tcPr>
-            <w:tcW w:type="dxa" w:w="3969"/>
-            <w:vAlign w:val="center"/>
-          </w:tcPr>
-          <w:p>
-            <w:pPr>
-              <w:keepNext w:val="0"/>
-              <w:pageBreakBefore w:val="0"/>
-              <w:widowControl/>
-              <w:spacing w:lineRule="auto" w:line="240" w:before="0" w:after="0"/>
-              <w:ind w:firstLine="0"/>
-              <w:jc w:val="left"/>
-            </w:pPr>
-            <w:r/>
-            <w:r>
-              <w:rPr>
-                <w:rFonts w:ascii="Times New Roman" w:hAnsi="Times New Roman" w:cs="Times New Roman" w:eastAsia="Times New Roman"/>
-                <w:b w:val="0"/>
-                <w:i w:val="0"/>
-                <w:sz w:val="22"/>
-              </w:rPr>
-              <w:t>Привлечение технолога кондитерского производства (договор гражданско-правового характера)</w:t>
-            </w:r>
-          </w:p>
-        </w:tc>
-        <w:tc>
-          <w:tcPr>
-            <w:tcW w:type="dxa" w:w="1134"/>
-            <w:vAlign w:val="center"/>
-          </w:tcPr>
-          <w:p>
-            <w:pPr>
-              <w:keepNext w:val="0"/>
-              <w:pageBreakBefore w:val="0"/>
-              <w:widowControl/>
-              <w:spacing w:lineRule="auto" w:line="240" w:before="0" w:after="0"/>
-              <w:ind w:firstLine="0"/>
-              <w:jc w:val="center"/>
-            </w:pPr>
-            <w:r/>
-            <w:r>
-              <w:rPr>
-                <w:rFonts w:ascii="Times New Roman" w:hAnsi="Times New Roman" w:cs="Times New Roman" w:eastAsia="Times New Roman"/>
-                <w:b w:val="0"/>
-                <w:i w:val="0"/>
-                <w:sz w:val="22"/>
-              </w:rPr>
-              <w:t>план</w:t>
-            </w:r>
-          </w:p>
-        </w:tc>
-        <w:tc>
-          <w:tcPr>
-            <w:tcW w:type="dxa" w:w="3685"/>
-            <w:vAlign w:val="center"/>
-          </w:tcPr>
-          <w:p>
-            <w:pPr>
-              <w:keepNext w:val="0"/>
-              <w:pageBreakBefore w:val="0"/>
-              <w:widowControl/>
-              <w:spacing w:lineRule="auto" w:line="240" w:before="0" w:after="0"/>
-              <w:ind w:firstLine="0"/>
-              <w:jc w:val="left"/>
-            </w:pPr>
-            <w:r/>
-            <w:r>
-              <w:rPr>
-                <w:rFonts w:ascii="Times New Roman" w:hAnsi="Times New Roman" w:cs="Times New Roman" w:eastAsia="Times New Roman"/>
-                <w:b w:val="0"/>
-                <w:i w:val="0"/>
-                <w:sz w:val="22"/>
-              </w:rPr>
-              <w:t>2027 год [УТОЧНИТЬ]</w:t>
             </w:r>
           </w:p>
         </w:tc>
@@ -2538,66 +2842,21 @@
     <w:p>
       <w:pPr>
         <w:keepNext w:val="0"/>
-        <w:pageBreakBefore w:val="0"/>
-        <w:widowControl/>
-        <w:spacing w:lineRule="auto" w:line="240" w:before="0" w:after="120"/>
+        <w:spacing w:before="0" w:after="0" w:lineRule="auto" w:line="240"/>
         <w:ind w:firstLine="0"/>
-        <w:jc w:val="both"/>
-      </w:pPr>
-    </w:p>
-    <w:p>
-      <w:pPr>
-        <w:keepNext w:val="0"/>
-        <w:pageBreakBefore w:val="0"/>
-        <w:widowControl/>
-        <w:spacing w:lineRule="auto" w:line="360" w:before="0" w:after="0"/>
-        <w:ind w:firstLine="0"/>
-        <w:jc w:val="both"/>
-      </w:pPr>
-    </w:p>
-    <w:p>
-      <w:pPr>
-        <w:keepNext w:val="0"/>
-        <w:pageBreakBefore w:val="0"/>
-        <w:widowControl/>
-        <w:spacing w:lineRule="auto" w:line="360" w:before="0" w:after="120"/>
-        <w:ind w:firstLine="0"/>
-        <w:jc w:val="both"/>
+        <w:jc w:val="left"/>
       </w:pPr>
       <w:r>
         <w:rPr>
-          <w:rFonts w:ascii="Times New Roman" w:hAnsi="Times New Roman" w:cs="Times New Roman" w:eastAsia="Times New Roman"/>
-          <w:b w:val="0"/>
-          <w:i w:val="0"/>
-          <w:sz w:val="28"/>
+          <w:sz w:val="24"/>
         </w:rPr>
-        <w:t>Генеральный директор ООО «Вкус Технологии» _______________________ Д. С. Андреев</w:t>
-      </w:r>
-    </w:p>
-    <w:p>
-      <w:pPr>
-        <w:keepNext w:val="0"/>
-        <w:pageBreakBefore w:val="0"/>
-        <w:widowControl/>
-        <w:spacing w:lineRule="auto" w:line="360" w:before="0" w:after="0"/>
-        <w:ind w:firstLine="0"/>
-        <w:jc w:val="both"/>
-      </w:pPr>
-      <w:r>
-        <w:rPr>
-          <w:rFonts w:ascii="Times New Roman" w:hAnsi="Times New Roman" w:cs="Times New Roman" w:eastAsia="Times New Roman"/>
-          <w:b w:val="0"/>
-          <w:i w:val="0"/>
-          <w:sz w:val="28"/>
-        </w:rPr>
-        <w:t>М. П.</w:t>
       </w:r>
     </w:p>
     <w:sectPr>
       <w:footerReference w:type="default" r:id="rId9"/>
       <w:pgSz w:w="11906" w:h="16838"/>
-      <w:pgMar w:top="1134" w:right="850" w:bottom="1134" w:left="1701" w:header="567" w:footer="567" w:gutter="0"/>
-      <w:pgNumType w:start="1"/>
+      <w:pgMar w:top="1134" w:right="850" w:bottom="1134" w:left="1701" w:header="709" w:footer="567" w:gutter="0"/>
+      <w:pgNumType/>
       <w:cols w:space="720"/>
       <w:docGrid w:linePitch="360"/>
     </w:sectPr>
@@ -2610,20 +2869,16 @@
   <w:p>
     <w:pPr>
       <w:pStyle w:val="Footer"/>
+      <w:spacing w:line="240" w:lineRule="auto"/>
       <w:ind w:firstLine="0"/>
       <w:jc w:val="center"/>
     </w:pPr>
-    <w:r>
-      <w:rPr>
-        <w:rFonts w:ascii="Times New Roman" w:hAnsi="Times New Roman" w:cs="Times New Roman" w:eastAsia="Times New Roman"/>
-        <w:sz w:val="24"/>
-      </w:rPr>
-    </w:r>
     <w:fldSimple w:instr="PAGE">
       <w:r>
         <w:rPr>
-          <w:rFonts w:ascii="Times New Roman" w:hAnsi="Times New Roman" w:cs="Times New Roman" w:eastAsia="Times New Roman"/>
+          <w:rFonts w:ascii="Times New Roman" w:hAnsi="Times New Roman" w:cs="Times New Roman"/>
           <w:sz w:val="24"/>
+          <w:szCs w:val="24"/>
         </w:rPr>
         <w:t>2</w:t>
       </w:r>
@@ -2805,6 +3060,40 @@
       </w:rPr>
     </w:lvl>
   </w:abstractNum>
+  <w:abstractNum w:abstractNumId="90">
+    <w:multiLevelType w:val="singleLevel"/>
+    <w:lvl w:ilvl="0">
+      <w:start w:val="1"/>
+      <w:numFmt w:val="bullet"/>
+      <w:lvlText w:val="–"/>
+      <w:lvlJc w:val="left"/>
+      <w:pPr>
+        <w:ind w:left="1134" w:hanging="425"/>
+      </w:pPr>
+      <w:rPr>
+        <w:rFonts w:ascii="Times New Roman" w:hAnsi="Times New Roman" w:cs="Times New Roman"/>
+        <w:sz w:val="24"/>
+        <w:szCs w:val="24"/>
+      </w:rPr>
+    </w:lvl>
+  </w:abstractNum>
+  <w:abstractNum w:abstractNumId="91">
+    <w:multiLevelType w:val="singleLevel"/>
+    <w:lvl w:ilvl="0">
+      <w:start w:val="1"/>
+      <w:numFmt w:val="decimal"/>
+      <w:lvlText w:val="%1)"/>
+      <w:lvlJc w:val="left"/>
+      <w:pPr>
+        <w:ind w:left="1134" w:hanging="425"/>
+      </w:pPr>
+      <w:rPr>
+        <w:rFonts w:ascii="Times New Roman" w:hAnsi="Times New Roman" w:cs="Times New Roman"/>
+        <w:sz w:val="24"/>
+        <w:szCs w:val="24"/>
+      </w:rPr>
+    </w:lvl>
+  </w:abstractNum>
   <w:num w:numId="1">
     <w:abstractNumId w:val="8"/>
   </w:num>
@@ -2832,6 +3121,9 @@
   <w:num w:numId="9">
     <w:abstractNumId w:val="0"/>
   </w:num>
+  <w:num w:numId="101">
+    <w:abstractNumId w:val="90"/>
+  </w:num>
 </w:numbering>
 </file>
 
@@ -2840,15 +3132,15 @@
   <w:docDefaults>
     <w:rPrDefault>
       <w:rPr>
-        <w:rFonts w:ascii="Times New Roman" w:hAnsi="Times New Roman" w:cs="Times New Roman" w:eastAsia="Times New Roman"/>
-        <w:sz w:val="28"/>
-        <w:szCs w:val="28"/>
-        <w:lang w:val="en-US" w:eastAsia="en-US" w:bidi="ar-SA"/>
+        <w:rFonts w:ascii="Times New Roman" w:hAnsi="Times New Roman" w:eastAsia="Times New Roman" w:cs="Times New Roman"/>
+        <w:sz w:val="24"/>
+        <w:szCs w:val="24"/>
+        <w:lang w:val="ru-RU" w:eastAsia="ru-RU" w:bidi="ar-SA"/>
       </w:rPr>
     </w:rPrDefault>
     <w:pPrDefault>
       <w:pPr>
-        <w:spacing w:after="200" w:line="276" w:lineRule="auto"/>
+        <w:spacing w:after="0" w:line="360" w:lineRule="auto"/>
       </w:pPr>
     </w:pPrDefault>
   </w:docDefaults>
@@ -2996,13 +3288,17 @@
     <w:qFormat/>
     <w:rsid w:val="00FC693F"/>
     <w:pPr>
-      <w:spacing w:lineRule="auto" w:line="360" w:after="0" w:before="0"/>
+      <w:widowControl/>
+      <w:spacing w:before="0" w:after="0" w:lineRule="auto" w:line="360"/>
       <w:ind w:firstLine="709"/>
       <w:jc w:val="both"/>
     </w:pPr>
     <w:rPr>
-      <w:rFonts w:ascii="Times New Roman" w:hAnsi="Times New Roman" w:cs="Times New Roman" w:eastAsia="Times New Roman"/>
-      <w:sz w:val="28"/>
+      <w:rFonts w:ascii="Times New Roman" w:hAnsi="Times New Roman" w:eastAsia="Times New Roman" w:cs="Times New Roman"/>
+      <w:i w:val="0"/>
+      <w:color w:val="000000"/>
+      <w:sz w:val="24"/>
+      <w:szCs w:val="24"/>
     </w:rPr>
   </w:style>
   <w:style w:type="paragraph" w:styleId="Header">
@@ -3059,17 +3355,19 @@
     <w:rsid w:val="00FC693F"/>
     <w:pPr>
       <w:keepNext/>
-      <w:keepLines/>
-      <w:spacing w:before="480" w:after="0"/>
+      <w:spacing w:before="360" w:after="240" w:lineRule="auto" w:line="360"/>
+      <w:ind w:firstLine="0" w:left="0"/>
+      <w:jc w:val="center"/>
       <w:outlineLvl w:val="0"/>
     </w:pPr>
     <w:rPr>
-      <w:rFonts w:asciiTheme="majorHAnsi" w:eastAsiaTheme="majorEastAsia" w:hAnsiTheme="majorHAnsi" w:cstheme="majorBidi"/>
+      <w:rFonts w:ascii="Times New Roman" w:hAnsi="Times New Roman" w:eastAsia="Times New Roman" w:cs="Times New Roman"/>
       <w:b/>
       <w:bCs/>
-      <w:color w:val="365F91" w:themeColor="accent1" w:themeShade="BF"/>
-      <w:sz w:val="28"/>
-      <w:szCs w:val="28"/>
+      <w:i w:val="0"/>
+      <w:color w:val="000000"/>
+      <w:sz w:val="24"/>
+      <w:szCs w:val="24"/>
     </w:rPr>
   </w:style>
   <w:style w:type="paragraph" w:styleId="Heading2">
@@ -3083,17 +3381,19 @@
     <w:rsid w:val="00FC693F"/>
     <w:pPr>
       <w:keepNext/>
-      <w:keepLines/>
-      <w:spacing w:before="200" w:after="0"/>
+      <w:spacing w:before="240" w:after="120" w:lineRule="auto" w:line="360"/>
+      <w:ind w:firstLine="709" w:left="0"/>
+      <w:jc w:val="both"/>
       <w:outlineLvl w:val="1"/>
     </w:pPr>
     <w:rPr>
-      <w:rFonts w:asciiTheme="majorHAnsi" w:eastAsiaTheme="majorEastAsia" w:hAnsiTheme="majorHAnsi" w:cstheme="majorBidi"/>
+      <w:rFonts w:ascii="Times New Roman" w:hAnsi="Times New Roman" w:eastAsia="Times New Roman" w:cs="Times New Roman"/>
       <w:b/>
       <w:bCs/>
-      <w:color w:val="4F81BD" w:themeColor="accent1"/>
-      <w:sz w:val="26"/>
-      <w:szCs w:val="26"/>
+      <w:i w:val="0"/>
+      <w:color w:val="000000"/>
+      <w:sz w:val="24"/>
+      <w:szCs w:val="24"/>
     </w:rPr>
   </w:style>
   <w:style w:type="paragraph" w:styleId="Heading3">
@@ -3107,15 +3407,19 @@
     <w:rsid w:val="00FC693F"/>
     <w:pPr>
       <w:keepNext/>
-      <w:keepLines/>
-      <w:spacing w:before="200" w:after="0"/>
+      <w:spacing w:before="120" w:after="60" w:lineRule="auto" w:line="360"/>
+      <w:ind w:firstLine="709" w:left="0"/>
+      <w:jc w:val="both"/>
       <w:outlineLvl w:val="2"/>
     </w:pPr>
     <w:rPr>
-      <w:rFonts w:asciiTheme="majorHAnsi" w:eastAsiaTheme="majorEastAsia" w:hAnsiTheme="majorHAnsi" w:cstheme="majorBidi"/>
+      <w:rFonts w:ascii="Times New Roman" w:hAnsi="Times New Roman" w:eastAsia="Times New Roman" w:cs="Times New Roman"/>
       <w:b/>
       <w:bCs/>
-      <w:color w:val="4F81BD" w:themeColor="accent1"/>
+      <w:i w:val="0"/>
+      <w:color w:val="000000"/>
+      <w:sz w:val="24"/>
+      <w:szCs w:val="24"/>
     </w:rPr>
   </w:style>
   <w:style w:type="paragraph" w:styleId="Heading4">
@@ -3421,10 +3725,7 @@
     <w:uiPriority w:val="34"/>
     <w:qFormat/>
     <w:rsid w:val="00FC693F"/>
-    <w:pPr>
-      <w:ind w:left="720"/>
-      <w:contextualSpacing/>
-    </w:pPr>
+    <w:pPr/>
   </w:style>
   <w:style w:type="paragraph" w:styleId="BodyText">
     <w:name w:val="Body Text"/>

--- a/Отчетность_этап_2/Отчет_о_развитии_проекта.docx
+++ b/Отчетность_этап_2/Отчет_о_развитии_проекта.docx
@@ -668,22 +668,7 @@
                 <w:rFonts w:ascii="Times New Roman" w:hAnsi="Times New Roman" w:eastAsia="Times New Roman" w:cs="Times New Roman"/>
                 <w:sz w:val="24"/>
               </w:rPr>
-              <w:t xml:space="preserve">Бухгалтерский учет организован. Общество применяет автоматизированную упрощенную систему налогообложения (АУСН, «доходы минус расходы»): расчетный счет открыт в ООО «Банк Точка», налог исчисляется налоговым органом по данным уполномоченного банка. Задачи бухгалтерского и юридического сопровождения выполняются специалистами на аутсорсинге </w:t>
-            </w:r>
-            <w:r>
-              <w:rPr>
-                <w:rFonts w:ascii="Times New Roman" w:hAnsi="Times New Roman" w:eastAsia="Times New Roman" w:cs="Times New Roman"/>
-                <w:sz w:val="24"/>
-                <w:highlight w:val="yellow"/>
-              </w:rPr>
-              <w:t>[УТОЧНИТЬ: исполнитель и способ ведения учета]</w:t>
-            </w:r>
-            <w:r>
-              <w:rPr>
-                <w:rFonts w:ascii="Times New Roman" w:hAnsi="Times New Roman" w:eastAsia="Times New Roman" w:cs="Times New Roman"/>
-                <w:sz w:val="24"/>
-              </w:rPr>
-              <w:t>.</w:t>
+              <w:t>Бухгалтерский учет организован с использованием сервисов уполномоченного банка ООО «Банк Точка»: общество применяет автоматизированную упрощенную систему налогообложения (АУСН, «доходы минус расходы»), заработная плата выплачивается через зарплатный проект банка по реестрам зачислений. Контроль ведения учета осуществляет генеральный директор; задачи бухгалтерского и юридического сопровождения при необходимости выполняются специалистами на аутсорсинге.</w:t>
             </w:r>
           </w:p>
         </w:tc>
@@ -773,22 +758,7 @@
                 <w:rFonts w:ascii="Times New Roman" w:hAnsi="Times New Roman" w:eastAsia="Times New Roman" w:cs="Times New Roman"/>
                 <w:sz w:val="24"/>
               </w:rPr>
-              <w:t xml:space="preserve">Внесен вклад в уставный капитал в размере 10 000 руб. (платеж от </w:t>
-            </w:r>
-            <w:r>
-              <w:rPr>
-                <w:rFonts w:ascii="Times New Roman" w:hAnsi="Times New Roman" w:eastAsia="Times New Roman" w:cs="Times New Roman"/>
-                <w:sz w:val="24"/>
-                <w:highlight w:val="yellow"/>
-              </w:rPr>
-              <w:t>[УТОЧНИТЬ: дата]</w:t>
-            </w:r>
-            <w:r>
-              <w:rPr>
-                <w:rFonts w:ascii="Times New Roman" w:hAnsi="Times New Roman" w:eastAsia="Times New Roman" w:cs="Times New Roman"/>
-                <w:sz w:val="24"/>
-              </w:rPr>
-              <w:t>, плательщик — Андреев Даниил Семенович).</w:t>
+              <w:t>Внесен вклад в уставный капитал в размере 10 000 руб. (платеж от 12.11.2025, плательщик — Андреев Даниил Семенович).</w:t>
             </w:r>
           </w:p>
         </w:tc>
@@ -878,37 +848,7 @@
                 <w:rFonts w:ascii="Times New Roman" w:hAnsi="Times New Roman" w:eastAsia="Times New Roman" w:cs="Times New Roman"/>
                 <w:sz w:val="24"/>
               </w:rPr>
-              <w:t xml:space="preserve">Внесена безвозмездная финансовая помощь единственного участника в размере </w:t>
-            </w:r>
-            <w:r>
-              <w:rPr>
-                <w:rFonts w:ascii="Times New Roman" w:hAnsi="Times New Roman" w:eastAsia="Times New Roman" w:cs="Times New Roman"/>
-                <w:sz w:val="24"/>
-                <w:highlight w:val="yellow"/>
-              </w:rPr>
-              <w:t>[УТОЧНИТЬ: сумма]</w:t>
-            </w:r>
-            <w:r>
-              <w:rPr>
-                <w:rFonts w:ascii="Times New Roman" w:hAnsi="Times New Roman" w:eastAsia="Times New Roman" w:cs="Times New Roman"/>
-                <w:sz w:val="24"/>
-              </w:rPr>
-              <w:t xml:space="preserve"> руб. (платеж от </w:t>
-            </w:r>
-            <w:r>
-              <w:rPr>
-                <w:rFonts w:ascii="Times New Roman" w:hAnsi="Times New Roman" w:eastAsia="Times New Roman" w:cs="Times New Roman"/>
-                <w:sz w:val="24"/>
-                <w:highlight w:val="yellow"/>
-              </w:rPr>
-              <w:t>[УТОЧНИТЬ: дата]</w:t>
-            </w:r>
-            <w:r>
-              <w:rPr>
-                <w:rFonts w:ascii="Times New Roman" w:hAnsi="Times New Roman" w:eastAsia="Times New Roman" w:cs="Times New Roman"/>
-                <w:sz w:val="24"/>
-              </w:rPr>
-              <w:t>, плательщик — Андреев Даниил Семенович).</w:t>
+              <w:t>Внесена безвозмездная финансовая помощь единственного участника в размере 900 000 руб. по соглашению от 12.11.2025 № 1 (платеж от 12.11.2025, плательщик — Андреев Даниил Семенович).</w:t>
             </w:r>
           </w:p>
         </w:tc>
@@ -976,15 +916,7 @@
                 <w:rFonts w:ascii="Times New Roman" w:hAnsi="Times New Roman" w:eastAsia="Times New Roman" w:cs="Times New Roman"/>
                 <w:sz w:val="24"/>
               </w:rPr>
-              <w:t xml:space="preserve">Да </w:t>
-            </w:r>
-            <w:r>
-              <w:rPr>
-                <w:rFonts w:ascii="Times New Roman" w:hAnsi="Times New Roman" w:eastAsia="Times New Roman" w:cs="Times New Roman"/>
-                <w:sz w:val="24"/>
-                <w:highlight w:val="yellow"/>
-              </w:rPr>
-              <w:t>[УТОЧНИТЬ]</w:t>
+              <w:t>Да</w:t>
             </w:r>
           </w:p>
         </w:tc>
@@ -1006,22 +938,7 @@
                 <w:rFonts w:ascii="Times New Roman" w:hAnsi="Times New Roman" w:eastAsia="Times New Roman" w:cs="Times New Roman"/>
                 <w:sz w:val="24"/>
               </w:rPr>
-              <w:t xml:space="preserve">Печать организации изготовлена и получена, используется при оформлении договоров и иных документов организации </w:t>
-            </w:r>
-            <w:r>
-              <w:rPr>
-                <w:rFonts w:ascii="Times New Roman" w:hAnsi="Times New Roman" w:eastAsia="Times New Roman" w:cs="Times New Roman"/>
-                <w:sz w:val="24"/>
-                <w:highlight w:val="yellow"/>
-              </w:rPr>
-              <w:t>[УТОЧНИТЬ: если печать не изготавливалась — «Нет» и «–»]</w:t>
-            </w:r>
-            <w:r>
-              <w:rPr>
-                <w:rFonts w:ascii="Times New Roman" w:hAnsi="Times New Roman" w:eastAsia="Times New Roman" w:cs="Times New Roman"/>
-                <w:sz w:val="24"/>
-              </w:rPr>
-              <w:t>.</w:t>
+              <w:t>Печать организации изготовлена (заказ от 26.06.2026) и используется при оформлении договоров и иных документов организации.</w:t>
             </w:r>
           </w:p>
         </w:tc>

--- a/Отчетность_этап_2/Отчет_о_развитии_проекта.docx
+++ b/Отчетность_этап_2/Отчет_о_развитии_проекта.docx
@@ -12,21 +12,6 @@
           <w:sz w:val="24"/>
         </w:rPr>
         <w:t>ОТЧЕТ О РАЗВИТИИ ПРОЕКТА</w:t>
-      </w:r>
-    </w:p>
-    <w:p>
-      <w:pPr>
-        <w:keepNext/>
-        <w:spacing w:before="120" w:after="60" w:lineRule="auto" w:line="360"/>
-        <w:ind w:firstLine="0"/>
-        <w:jc w:val="left"/>
-      </w:pPr>
-      <w:r>
-        <w:rPr>
-          <w:rFonts w:ascii="Times New Roman" w:hAnsi="Times New Roman" w:eastAsia="Times New Roman" w:cs="Times New Roman"/>
-          <w:sz w:val="24"/>
-        </w:rPr>
-        <w:t>Таблица 1 – Отчет о развитии проекта</w:t>
       </w:r>
     </w:p>
     <w:tbl>
@@ -270,22 +255,7 @@
                 <w:rFonts w:ascii="Times New Roman" w:hAnsi="Times New Roman" w:eastAsia="Times New Roman" w:cs="Times New Roman"/>
                 <w:sz w:val="24"/>
               </w:rPr>
-              <w:t xml:space="preserve">Зарегистрировано общество с ограниченной ответственностью «Вкус Технологии» (ООО «Вкус Технологии»), дата регистрации — 01.11.2025, ИНН 9715518220, КПП 771501001, ОГРН 1257700482170, юридический адрес: 127276, г. Москва, ул. Ботаническая, д. 33, к. 6, кв. 34. Единственный участник и генеральный директор — Андреев Даниил Семенович. Основной вид деятельности по ОКВЭД — 10.82 «Производство какао, шоколада и сахаристых кондитерских изделий». Сведения о юридическом лице размещены на сайте проекта </w:t>
-            </w:r>
-            <w:r>
-              <w:rPr>
-                <w:rFonts w:ascii="Times New Roman" w:hAnsi="Times New Roman" w:eastAsia="Times New Roman" w:cs="Times New Roman"/>
-                <w:sz w:val="24"/>
-                <w:highlight w:val="yellow"/>
-              </w:rPr>
-              <w:t>[УТОЧНИТЬ]</w:t>
-            </w:r>
-            <w:r>
-              <w:rPr>
-                <w:rFonts w:ascii="Times New Roman" w:hAnsi="Times New Roman" w:eastAsia="Times New Roman" w:cs="Times New Roman"/>
-                <w:sz w:val="24"/>
-              </w:rPr>
-              <w:t>.</w:t>
+              <w:t>Зарегистрировано общество с ограниченной ответственностью Вкус Технологии (ООО «Вкус Технологии»), дата регистрации — 01.11.2025, ИНН 9715518220, КПП 771501001, ОГРН 1257700482170, юридический адрес: 127276, г. Москва, ул. Ботаническая, д. 33, к. 6, кв. 34. Единственный участник и генеральный директор — Андреев Даниил Семенович.</w:t>
             </w:r>
           </w:p>
         </w:tc>
@@ -375,22 +345,7 @@
                 <w:rFonts w:ascii="Times New Roman" w:hAnsi="Times New Roman" w:eastAsia="Times New Roman" w:cs="Times New Roman"/>
                 <w:sz w:val="24"/>
               </w:rPr>
-              <w:t xml:space="preserve">Создан сайт проекта: https://вкусноты.рф. Сайт доступен, содержит описание продукта и механики «трек — сенсорный портрет — пластинка», трехмерную подачу изделия, палитру цветов и вкусов, сведения о заказчиках, форму заявки, ответы на частые вопросы, сведения о юридическом лице и информацию о поддержке проекта Фондом содействия инновациям в рамках программы «Студенческий стартап» </w:t>
-            </w:r>
-            <w:r>
-              <w:rPr>
-                <w:rFonts w:ascii="Times New Roman" w:hAnsi="Times New Roman" w:eastAsia="Times New Roman" w:cs="Times New Roman"/>
-                <w:sz w:val="24"/>
-                <w:highlight w:val="yellow"/>
-              </w:rPr>
-              <w:t>[УТОЧНИТЬ: наличие на сайте сведений о юридическом лице и о поддержке Фонда]</w:t>
-            </w:r>
-            <w:r>
-              <w:rPr>
-                <w:rFonts w:ascii="Times New Roman" w:hAnsi="Times New Roman" w:eastAsia="Times New Roman" w:cs="Times New Roman"/>
-                <w:sz w:val="24"/>
-              </w:rPr>
-              <w:t>. С сайта выполняется переход к промо-продукту «Синестезия»: https://вкусныйтрек.рф. Подключен счетчик Яндекс Метрики.</w:t>
+              <w:t>https://вкусноты.рф</w:t>
             </w:r>
           </w:p>
         </w:tc>
@@ -415,194 +370,6 @@
                 <w:sz w:val="24"/>
               </w:rPr>
               <w:t>3</w:t>
-            </w:r>
-          </w:p>
-        </w:tc>
-        <w:tc>
-          <w:tcPr>
-            <w:tcW w:type="dxa" w:w="2852"/>
-            <w:vAlign w:val="center"/>
-          </w:tcPr>
-          <w:p>
-            <w:pPr>
-              <w:keepNext w:val="0"/>
-              <w:spacing w:before="0" w:after="0" w:lineRule="auto" w:line="240"/>
-              <w:ind w:firstLine="0"/>
-              <w:jc w:val="left"/>
-            </w:pPr>
-            <w:r/>
-            <w:r>
-              <w:rPr>
-                <w:rFonts w:ascii="Times New Roman" w:hAnsi="Times New Roman" w:eastAsia="Times New Roman" w:cs="Times New Roman"/>
-                <w:sz w:val="24"/>
-              </w:rPr>
-              <w:t>Разработанное в рамках проекта изделие/технология доведено до уровня TRL 3</w:t>
-            </w:r>
-          </w:p>
-        </w:tc>
-        <w:tc>
-          <w:tcPr>
-            <w:tcW w:type="dxa" w:w="1899"/>
-            <w:vAlign w:val="center"/>
-          </w:tcPr>
-          <w:p>
-            <w:pPr>
-              <w:keepNext w:val="0"/>
-              <w:spacing w:before="0" w:after="0" w:lineRule="auto" w:line="240"/>
-              <w:ind w:firstLine="0"/>
-              <w:jc w:val="center"/>
-            </w:pPr>
-            <w:r/>
-            <w:r>
-              <w:rPr>
-                <w:rFonts w:ascii="Times New Roman" w:hAnsi="Times New Roman" w:eastAsia="Times New Roman" w:cs="Times New Roman"/>
-                <w:sz w:val="24"/>
-              </w:rPr>
-              <w:t>Нет</w:t>
-            </w:r>
-          </w:p>
-        </w:tc>
-        <w:tc>
-          <w:tcPr>
-            <w:tcW w:type="dxa" w:w="3906"/>
-            <w:vAlign w:val="center"/>
-          </w:tcPr>
-          <w:p>
-            <w:pPr>
-              <w:keepNext w:val="0"/>
-              <w:spacing w:before="0" w:after="0" w:lineRule="auto" w:line="240"/>
-              <w:ind w:firstLine="0"/>
-              <w:jc w:val="left"/>
-            </w:pPr>
-            <w:r/>
-            <w:r>
-              <w:rPr>
-                <w:rFonts w:ascii="Times New Roman" w:hAnsi="Times New Roman" w:eastAsia="Times New Roman" w:cs="Times New Roman"/>
-                <w:sz w:val="24"/>
-              </w:rPr>
-              <w:t>–</w:t>
-            </w:r>
-          </w:p>
-        </w:tc>
-      </w:tr>
-      <w:tr>
-        <w:tc>
-          <w:tcPr>
-            <w:tcW w:type="dxa" w:w="697"/>
-            <w:vAlign w:val="center"/>
-          </w:tcPr>
-          <w:p>
-            <w:pPr>
-              <w:keepNext w:val="0"/>
-              <w:spacing w:before="0" w:after="0" w:lineRule="auto" w:line="240"/>
-              <w:ind w:firstLine="0"/>
-              <w:jc w:val="center"/>
-            </w:pPr>
-            <w:r/>
-            <w:r>
-              <w:rPr>
-                <w:rFonts w:ascii="Times New Roman" w:hAnsi="Times New Roman" w:eastAsia="Times New Roman" w:cs="Times New Roman"/>
-                <w:sz w:val="24"/>
-              </w:rPr>
-              <w:t>4</w:t>
-            </w:r>
-          </w:p>
-        </w:tc>
-        <w:tc>
-          <w:tcPr>
-            <w:tcW w:type="dxa" w:w="2852"/>
-            <w:vAlign w:val="center"/>
-          </w:tcPr>
-          <w:p>
-            <w:pPr>
-              <w:keepNext w:val="0"/>
-              <w:spacing w:before="0" w:after="0" w:lineRule="auto" w:line="240"/>
-              <w:ind w:firstLine="0"/>
-              <w:jc w:val="left"/>
-            </w:pPr>
-            <w:r/>
-            <w:r>
-              <w:rPr>
-                <w:rFonts w:ascii="Times New Roman" w:hAnsi="Times New Roman" w:eastAsia="Times New Roman" w:cs="Times New Roman"/>
-                <w:sz w:val="24"/>
-              </w:rPr>
-              <w:t>Создана команда проекта</w:t>
-            </w:r>
-          </w:p>
-        </w:tc>
-        <w:tc>
-          <w:tcPr>
-            <w:tcW w:type="dxa" w:w="1899"/>
-            <w:vAlign w:val="center"/>
-          </w:tcPr>
-          <w:p>
-            <w:pPr>
-              <w:keepNext w:val="0"/>
-              <w:spacing w:before="0" w:after="0" w:lineRule="auto" w:line="240"/>
-              <w:ind w:firstLine="0"/>
-              <w:jc w:val="center"/>
-            </w:pPr>
-            <w:r/>
-            <w:r>
-              <w:rPr>
-                <w:rFonts w:ascii="Times New Roman" w:hAnsi="Times New Roman" w:eastAsia="Times New Roman" w:cs="Times New Roman"/>
-                <w:sz w:val="24"/>
-              </w:rPr>
-              <w:t>Нет</w:t>
-            </w:r>
-          </w:p>
-        </w:tc>
-        <w:tc>
-          <w:tcPr>
-            <w:tcW w:type="dxa" w:w="3906"/>
-            <w:vAlign w:val="center"/>
-          </w:tcPr>
-          <w:p>
-            <w:pPr>
-              <w:keepNext w:val="0"/>
-              <w:spacing w:before="0" w:after="0" w:lineRule="auto" w:line="240"/>
-              <w:ind w:firstLine="0"/>
-              <w:jc w:val="left"/>
-            </w:pPr>
-            <w:r/>
-            <w:r>
-              <w:rPr>
-                <w:rFonts w:ascii="Times New Roman" w:hAnsi="Times New Roman" w:eastAsia="Times New Roman" w:cs="Times New Roman"/>
-                <w:sz w:val="24"/>
-              </w:rPr>
-              <w:t xml:space="preserve">– </w:t>
-            </w:r>
-            <w:r>
-              <w:rPr>
-                <w:rFonts w:ascii="Times New Roman" w:hAnsi="Times New Roman" w:eastAsia="Times New Roman" w:cs="Times New Roman"/>
-                <w:sz w:val="24"/>
-                <w:highlight w:val="yellow"/>
-              </w:rPr>
-              <w:t>[УТОЧНИТЬ: привлекался ли к разработке рецептур технолог по договору; если да — «Да» и реквизиты договора]</w:t>
-            </w:r>
-          </w:p>
-        </w:tc>
-      </w:tr>
-      <w:tr>
-        <w:tc>
-          <w:tcPr>
-            <w:tcW w:type="dxa" w:w="697"/>
-            <w:vAlign w:val="center"/>
-          </w:tcPr>
-          <w:p>
-            <w:pPr>
-              <w:keepNext w:val="0"/>
-              <w:spacing w:before="0" w:after="0" w:lineRule="auto" w:line="240"/>
-              <w:ind w:firstLine="0"/>
-              <w:jc w:val="center"/>
-            </w:pPr>
-            <w:r/>
-            <w:r>
-              <w:rPr>
-                <w:rFonts w:ascii="Times New Roman" w:hAnsi="Times New Roman" w:eastAsia="Times New Roman" w:cs="Times New Roman"/>
-                <w:sz w:val="24"/>
-              </w:rPr>
-              <w:t>5</w:t>
             </w:r>
           </w:p>
         </w:tc>
@@ -668,7 +435,7 @@
                 <w:rFonts w:ascii="Times New Roman" w:hAnsi="Times New Roman" w:eastAsia="Times New Roman" w:cs="Times New Roman"/>
                 <w:sz w:val="24"/>
               </w:rPr>
-              <w:t>Бухгалтерский учет организован с использованием сервисов уполномоченного банка ООО «Банк Точка»: общество применяет автоматизированную упрощенную систему налогообложения (АУСН, «доходы минус расходы»), заработная плата выплачивается через зарплатный проект банка по реестрам зачислений. Контроль ведения учета осуществляет генеральный директор; задачи бухгалтерского и юридического сопровождения при необходимости выполняются специалистами на аутсорсинге.</w:t>
+              <w:t>Аутсорсинг.</w:t>
             </w:r>
           </w:p>
         </w:tc>
@@ -692,7 +459,7 @@
                 <w:rFonts w:ascii="Times New Roman" w:hAnsi="Times New Roman" w:eastAsia="Times New Roman" w:cs="Times New Roman"/>
                 <w:sz w:val="24"/>
               </w:rPr>
-              <w:t>6</w:t>
+              <w:t>4</w:t>
             </w:r>
           </w:p>
         </w:tc>
@@ -758,7 +525,7 @@
                 <w:rFonts w:ascii="Times New Roman" w:hAnsi="Times New Roman" w:eastAsia="Times New Roman" w:cs="Times New Roman"/>
                 <w:sz w:val="24"/>
               </w:rPr>
-              <w:t>Внесен вклад в уставный капитал в размере 10 000 руб. (платеж от 12.11.2025, плательщик — Андреев Даниил Семенович).</w:t>
+              <w:t>10 000 рублей.</w:t>
             </w:r>
           </w:p>
         </w:tc>
@@ -782,7 +549,7 @@
                 <w:rFonts w:ascii="Times New Roman" w:hAnsi="Times New Roman" w:eastAsia="Times New Roman" w:cs="Times New Roman"/>
                 <w:sz w:val="24"/>
               </w:rPr>
-              <w:t>7</w:t>
+              <w:t>5</w:t>
             </w:r>
           </w:p>
         </w:tc>
@@ -848,7 +615,7 @@
                 <w:rFonts w:ascii="Times New Roman" w:hAnsi="Times New Roman" w:eastAsia="Times New Roman" w:cs="Times New Roman"/>
                 <w:sz w:val="24"/>
               </w:rPr>
-              <w:t>Внесена безвозмездная финансовая помощь единственного участника в размере 900 000 руб. по соглашению от 12.11.2025 № 1 (платеж от 12.11.2025, плательщик — Андреев Даниил Семенович).</w:t>
+              <w:t>900 000 рублей.</w:t>
             </w:r>
           </w:p>
         </w:tc>
@@ -872,7 +639,7 @@
                 <w:rFonts w:ascii="Times New Roman" w:hAnsi="Times New Roman" w:eastAsia="Times New Roman" w:cs="Times New Roman"/>
                 <w:sz w:val="24"/>
               </w:rPr>
-              <w:t>8</w:t>
+              <w:t>6</w:t>
             </w:r>
           </w:p>
         </w:tc>
@@ -962,277 +729,7 @@
                 <w:rFonts w:ascii="Times New Roman" w:hAnsi="Times New Roman" w:eastAsia="Times New Roman" w:cs="Times New Roman"/>
                 <w:sz w:val="24"/>
               </w:rPr>
-              <w:t>9</w:t>
-            </w:r>
-          </w:p>
-        </w:tc>
-        <w:tc>
-          <w:tcPr>
-            <w:tcW w:type="dxa" w:w="2852"/>
-            <w:vAlign w:val="center"/>
-          </w:tcPr>
-          <w:p>
-            <w:pPr>
-              <w:keepNext w:val="0"/>
-              <w:spacing w:before="0" w:after="0" w:lineRule="auto" w:line="240"/>
-              <w:ind w:firstLine="0"/>
-              <w:jc w:val="left"/>
-            </w:pPr>
-            <w:r/>
-            <w:r>
-              <w:rPr>
-                <w:rFonts w:ascii="Times New Roman" w:hAnsi="Times New Roman" w:eastAsia="Times New Roman" w:cs="Times New Roman"/>
-                <w:sz w:val="24"/>
-              </w:rPr>
-              <w:t>Подана заявка на регистрацию прав на результат интеллектуальной деятельности</w:t>
-            </w:r>
-          </w:p>
-        </w:tc>
-        <w:tc>
-          <w:tcPr>
-            <w:tcW w:type="dxa" w:w="1899"/>
-            <w:vAlign w:val="center"/>
-          </w:tcPr>
-          <w:p>
-            <w:pPr>
-              <w:keepNext w:val="0"/>
-              <w:spacing w:before="0" w:after="0" w:lineRule="auto" w:line="240"/>
-              <w:ind w:firstLine="0"/>
-              <w:jc w:val="center"/>
-            </w:pPr>
-            <w:r/>
-            <w:r>
-              <w:rPr>
-                <w:rFonts w:ascii="Times New Roman" w:hAnsi="Times New Roman" w:eastAsia="Times New Roman" w:cs="Times New Roman"/>
-                <w:sz w:val="24"/>
-              </w:rPr>
-              <w:t>Нет</w:t>
-            </w:r>
-          </w:p>
-        </w:tc>
-        <w:tc>
-          <w:tcPr>
-            <w:tcW w:type="dxa" w:w="3906"/>
-            <w:vAlign w:val="center"/>
-          </w:tcPr>
-          <w:p>
-            <w:pPr>
-              <w:keepNext w:val="0"/>
-              <w:spacing w:before="0" w:after="0" w:lineRule="auto" w:line="240"/>
-              <w:ind w:firstLine="0"/>
-              <w:jc w:val="left"/>
-            </w:pPr>
-            <w:r/>
-            <w:r>
-              <w:rPr>
-                <w:rFonts w:ascii="Times New Roman" w:hAnsi="Times New Roman" w:eastAsia="Times New Roman" w:cs="Times New Roman"/>
-                <w:sz w:val="24"/>
-              </w:rPr>
-              <w:t>–</w:t>
-            </w:r>
-          </w:p>
-        </w:tc>
-      </w:tr>
-      <w:tr>
-        <w:tc>
-          <w:tcPr>
-            <w:tcW w:type="dxa" w:w="697"/>
-            <w:vAlign w:val="center"/>
-          </w:tcPr>
-          <w:p>
-            <w:pPr>
-              <w:keepNext w:val="0"/>
-              <w:spacing w:before="0" w:after="0" w:lineRule="auto" w:line="240"/>
-              <w:ind w:firstLine="0"/>
-              <w:jc w:val="center"/>
-            </w:pPr>
-            <w:r/>
-            <w:r>
-              <w:rPr>
-                <w:rFonts w:ascii="Times New Roman" w:hAnsi="Times New Roman" w:eastAsia="Times New Roman" w:cs="Times New Roman"/>
-                <w:sz w:val="24"/>
-              </w:rPr>
-              <w:t>10</w:t>
-            </w:r>
-          </w:p>
-        </w:tc>
-        <w:tc>
-          <w:tcPr>
-            <w:tcW w:type="dxa" w:w="2852"/>
-            <w:vAlign w:val="center"/>
-          </w:tcPr>
-          <w:p>
-            <w:pPr>
-              <w:keepNext w:val="0"/>
-              <w:spacing w:before="0" w:after="0" w:lineRule="auto" w:line="240"/>
-              <w:ind w:firstLine="0"/>
-              <w:jc w:val="left"/>
-            </w:pPr>
-            <w:r/>
-            <w:r>
-              <w:rPr>
-                <w:rFonts w:ascii="Times New Roman" w:hAnsi="Times New Roman" w:eastAsia="Times New Roman" w:cs="Times New Roman"/>
-                <w:sz w:val="24"/>
-              </w:rPr>
-              <w:t>Осуществлены первые продажи</w:t>
-            </w:r>
-          </w:p>
-        </w:tc>
-        <w:tc>
-          <w:tcPr>
-            <w:tcW w:type="dxa" w:w="1899"/>
-            <w:vAlign w:val="center"/>
-          </w:tcPr>
-          <w:p>
-            <w:pPr>
-              <w:keepNext w:val="0"/>
-              <w:spacing w:before="0" w:after="0" w:lineRule="auto" w:line="240"/>
-              <w:ind w:firstLine="0"/>
-              <w:jc w:val="center"/>
-            </w:pPr>
-            <w:r/>
-            <w:r>
-              <w:rPr>
-                <w:rFonts w:ascii="Times New Roman" w:hAnsi="Times New Roman" w:eastAsia="Times New Roman" w:cs="Times New Roman"/>
-                <w:sz w:val="24"/>
-              </w:rPr>
-              <w:t>Нет</w:t>
-            </w:r>
-          </w:p>
-        </w:tc>
-        <w:tc>
-          <w:tcPr>
-            <w:tcW w:type="dxa" w:w="3906"/>
-            <w:vAlign w:val="center"/>
-          </w:tcPr>
-          <w:p>
-            <w:pPr>
-              <w:keepNext w:val="0"/>
-              <w:spacing w:before="0" w:after="0" w:lineRule="auto" w:line="240"/>
-              <w:ind w:firstLine="0"/>
-              <w:jc w:val="left"/>
-            </w:pPr>
-            <w:r/>
-            <w:r>
-              <w:rPr>
-                <w:rFonts w:ascii="Times New Roman" w:hAnsi="Times New Roman" w:eastAsia="Times New Roman" w:cs="Times New Roman"/>
-                <w:sz w:val="24"/>
-              </w:rPr>
-              <w:t>–</w:t>
-            </w:r>
-          </w:p>
-        </w:tc>
-      </w:tr>
-      <w:tr>
-        <w:tc>
-          <w:tcPr>
-            <w:tcW w:type="dxa" w:w="697"/>
-            <w:vAlign w:val="center"/>
-          </w:tcPr>
-          <w:p>
-            <w:pPr>
-              <w:keepNext w:val="0"/>
-              <w:spacing w:before="0" w:after="0" w:lineRule="auto" w:line="240"/>
-              <w:ind w:firstLine="0"/>
-              <w:jc w:val="center"/>
-            </w:pPr>
-            <w:r/>
-            <w:r>
-              <w:rPr>
-                <w:rFonts w:ascii="Times New Roman" w:hAnsi="Times New Roman" w:eastAsia="Times New Roman" w:cs="Times New Roman"/>
-                <w:sz w:val="24"/>
-              </w:rPr>
-              <w:t>11</w:t>
-            </w:r>
-          </w:p>
-        </w:tc>
-        <w:tc>
-          <w:tcPr>
-            <w:tcW w:type="dxa" w:w="2852"/>
-            <w:vAlign w:val="center"/>
-          </w:tcPr>
-          <w:p>
-            <w:pPr>
-              <w:keepNext w:val="0"/>
-              <w:spacing w:before="0" w:after="0" w:lineRule="auto" w:line="240"/>
-              <w:ind w:firstLine="0"/>
-              <w:jc w:val="left"/>
-            </w:pPr>
-            <w:r/>
-            <w:r>
-              <w:rPr>
-                <w:rFonts w:ascii="Times New Roman" w:hAnsi="Times New Roman" w:eastAsia="Times New Roman" w:cs="Times New Roman"/>
-                <w:sz w:val="24"/>
-              </w:rPr>
-              <w:t>Получена выручка предприятия</w:t>
-            </w:r>
-          </w:p>
-        </w:tc>
-        <w:tc>
-          <w:tcPr>
-            <w:tcW w:type="dxa" w:w="1899"/>
-            <w:vAlign w:val="center"/>
-          </w:tcPr>
-          <w:p>
-            <w:pPr>
-              <w:keepNext w:val="0"/>
-              <w:spacing w:before="0" w:after="0" w:lineRule="auto" w:line="240"/>
-              <w:ind w:firstLine="0"/>
-              <w:jc w:val="center"/>
-            </w:pPr>
-            <w:r/>
-            <w:r>
-              <w:rPr>
-                <w:rFonts w:ascii="Times New Roman" w:hAnsi="Times New Roman" w:eastAsia="Times New Roman" w:cs="Times New Roman"/>
-                <w:sz w:val="24"/>
-              </w:rPr>
-              <w:t>Нет</w:t>
-            </w:r>
-          </w:p>
-        </w:tc>
-        <w:tc>
-          <w:tcPr>
-            <w:tcW w:type="dxa" w:w="3906"/>
-            <w:vAlign w:val="center"/>
-          </w:tcPr>
-          <w:p>
-            <w:pPr>
-              <w:keepNext w:val="0"/>
-              <w:spacing w:before="0" w:after="0" w:lineRule="auto" w:line="240"/>
-              <w:ind w:firstLine="0"/>
-              <w:jc w:val="left"/>
-            </w:pPr>
-            <w:r/>
-            <w:r>
-              <w:rPr>
-                <w:rFonts w:ascii="Times New Roman" w:hAnsi="Times New Roman" w:eastAsia="Times New Roman" w:cs="Times New Roman"/>
-                <w:sz w:val="24"/>
-              </w:rPr>
-              <w:t>–</w:t>
-            </w:r>
-          </w:p>
-        </w:tc>
-      </w:tr>
-      <w:tr>
-        <w:tc>
-          <w:tcPr>
-            <w:tcW w:type="dxa" w:w="697"/>
-            <w:vAlign w:val="center"/>
-          </w:tcPr>
-          <w:p>
-            <w:pPr>
-              <w:keepNext w:val="0"/>
-              <w:spacing w:before="0" w:after="0" w:lineRule="auto" w:line="240"/>
-              <w:ind w:firstLine="0"/>
-              <w:jc w:val="center"/>
-            </w:pPr>
-            <w:r/>
-            <w:r>
-              <w:rPr>
-                <w:rFonts w:ascii="Times New Roman" w:hAnsi="Times New Roman" w:eastAsia="Times New Roman" w:cs="Times New Roman"/>
-                <w:sz w:val="24"/>
-              </w:rPr>
-              <w:t>12</w:t>
+              <w:t>7</w:t>
             </w:r>
           </w:p>
         </w:tc>
@@ -1337,7 +834,7 @@
                 <w:rFonts w:ascii="Times New Roman" w:hAnsi="Times New Roman" w:eastAsia="Times New Roman" w:cs="Times New Roman"/>
                 <w:sz w:val="24"/>
               </w:rPr>
-              <w:t>13</w:t>
+              <w:t>8</w:t>
             </w:r>
           </w:p>
         </w:tc>
@@ -1457,7 +954,7 @@
                 <w:rFonts w:ascii="Times New Roman" w:hAnsi="Times New Roman" w:eastAsia="Times New Roman" w:cs="Times New Roman"/>
                 <w:sz w:val="24"/>
               </w:rPr>
-              <w:t>14</w:t>
+              <w:t>9</w:t>
             </w:r>
           </w:p>
         </w:tc>
@@ -2298,7 +1795,7 @@
           </w:tcPr>
           <w:p>
             <w:pPr>
-              <w:keepNext w:val="0"/>
+              <w:keepNext/>
               <w:spacing w:before="0" w:after="0" w:lineRule="auto" w:line="240"/>
               <w:ind w:firstLine="0"/>
               <w:jc w:val="center"/>
@@ -2320,7 +1817,7 @@
           </w:tcPr>
           <w:p>
             <w:pPr>
-              <w:keepNext w:val="0"/>
+              <w:keepNext/>
               <w:spacing w:before="0" w:after="0" w:lineRule="auto" w:line="240"/>
               <w:ind w:firstLine="0"/>
               <w:jc w:val="left"/>
@@ -2342,7 +1839,7 @@
           </w:tcPr>
           <w:p>
             <w:pPr>
-              <w:keepNext w:val="0"/>
+              <w:keepNext/>
               <w:spacing w:before="0" w:after="0" w:lineRule="auto" w:line="240"/>
               <w:ind w:firstLine="0"/>
               <w:jc w:val="center"/>
@@ -2364,7 +1861,7 @@
           </w:tcPr>
           <w:p>
             <w:pPr>
-              <w:keepNext w:val="0"/>
+              <w:keepNext/>
               <w:spacing w:before="0" w:after="0" w:lineRule="auto" w:line="240"/>
               <w:ind w:firstLine="0"/>
               <w:jc w:val="left"/>
@@ -2481,276 +1978,6 @@
                 <w:sz w:val="24"/>
               </w:rPr>
               <w:t>Рассматривается после 2029 года для масштабирования производства и выхода в новые регионы.</w:t>
-            </w:r>
-          </w:p>
-        </w:tc>
-      </w:tr>
-      <w:tr>
-        <w:tc>
-          <w:tcPr>
-            <w:tcW w:type="dxa" w:w="697"/>
-            <w:vAlign w:val="center"/>
-          </w:tcPr>
-          <w:p>
-            <w:pPr>
-              <w:keepNext w:val="0"/>
-              <w:spacing w:before="0" w:after="0" w:lineRule="auto" w:line="240"/>
-              <w:ind w:firstLine="0"/>
-              <w:jc w:val="center"/>
-            </w:pPr>
-            <w:r/>
-            <w:r>
-              <w:rPr>
-                <w:rFonts w:ascii="Times New Roman" w:hAnsi="Times New Roman" w:eastAsia="Times New Roman" w:cs="Times New Roman"/>
-                <w:sz w:val="24"/>
-              </w:rPr>
-              <w:t>11</w:t>
-            </w:r>
-          </w:p>
-        </w:tc>
-        <w:tc>
-          <w:tcPr>
-            <w:tcW w:type="dxa" w:w="2852"/>
-            <w:vAlign w:val="center"/>
-          </w:tcPr>
-          <w:p>
-            <w:pPr>
-              <w:keepNext w:val="0"/>
-              <w:spacing w:before="0" w:after="0" w:lineRule="auto" w:line="240"/>
-              <w:ind w:firstLine="0"/>
-              <w:jc w:val="left"/>
-            </w:pPr>
-            <w:r/>
-            <w:r>
-              <w:rPr>
-                <w:rFonts w:ascii="Times New Roman" w:hAnsi="Times New Roman" w:eastAsia="Times New Roman" w:cs="Times New Roman"/>
-                <w:sz w:val="24"/>
-              </w:rPr>
-              <w:t>Привлечение кредитных средств</w:t>
-            </w:r>
-          </w:p>
-        </w:tc>
-        <w:tc>
-          <w:tcPr>
-            <w:tcW w:type="dxa" w:w="1899"/>
-            <w:vAlign w:val="center"/>
-          </w:tcPr>
-          <w:p>
-            <w:pPr>
-              <w:keepNext w:val="0"/>
-              <w:spacing w:before="0" w:after="0" w:lineRule="auto" w:line="240"/>
-              <w:ind w:firstLine="0"/>
-              <w:jc w:val="center"/>
-            </w:pPr>
-            <w:r/>
-            <w:r>
-              <w:rPr>
-                <w:rFonts w:ascii="Times New Roman" w:hAnsi="Times New Roman" w:eastAsia="Times New Roman" w:cs="Times New Roman"/>
-                <w:sz w:val="24"/>
-              </w:rPr>
-              <w:t>Нет</w:t>
-            </w:r>
-          </w:p>
-        </w:tc>
-        <w:tc>
-          <w:tcPr>
-            <w:tcW w:type="dxa" w:w="3906"/>
-            <w:vAlign w:val="center"/>
-          </w:tcPr>
-          <w:p>
-            <w:pPr>
-              <w:keepNext w:val="0"/>
-              <w:spacing w:before="0" w:after="0" w:lineRule="auto" w:line="240"/>
-              <w:ind w:firstLine="0"/>
-              <w:jc w:val="left"/>
-            </w:pPr>
-            <w:r/>
-            <w:r>
-              <w:rPr>
-                <w:rFonts w:ascii="Times New Roman" w:hAnsi="Times New Roman" w:eastAsia="Times New Roman" w:cs="Times New Roman"/>
-                <w:sz w:val="24"/>
-              </w:rPr>
-              <w:t>–</w:t>
-            </w:r>
-          </w:p>
-        </w:tc>
-      </w:tr>
-      <w:tr>
-        <w:tc>
-          <w:tcPr>
-            <w:tcW w:type="dxa" w:w="697"/>
-            <w:vAlign w:val="center"/>
-          </w:tcPr>
-          <w:p>
-            <w:pPr>
-              <w:keepNext/>
-              <w:spacing w:before="0" w:after="0" w:lineRule="auto" w:line="240"/>
-              <w:ind w:firstLine="0"/>
-              <w:jc w:val="center"/>
-            </w:pPr>
-            <w:r/>
-            <w:r>
-              <w:rPr>
-                <w:rFonts w:ascii="Times New Roman" w:hAnsi="Times New Roman" w:eastAsia="Times New Roman" w:cs="Times New Roman"/>
-                <w:sz w:val="24"/>
-              </w:rPr>
-              <w:t>12</w:t>
-            </w:r>
-          </w:p>
-        </w:tc>
-        <w:tc>
-          <w:tcPr>
-            <w:tcW w:type="dxa" w:w="2852"/>
-            <w:vAlign w:val="center"/>
-          </w:tcPr>
-          <w:p>
-            <w:pPr>
-              <w:keepNext/>
-              <w:spacing w:before="0" w:after="0" w:lineRule="auto" w:line="240"/>
-              <w:ind w:firstLine="0"/>
-              <w:jc w:val="left"/>
-            </w:pPr>
-            <w:r/>
-            <w:r>
-              <w:rPr>
-                <w:rFonts w:ascii="Times New Roman" w:hAnsi="Times New Roman" w:eastAsia="Times New Roman" w:cs="Times New Roman"/>
-                <w:sz w:val="24"/>
-              </w:rPr>
-              <w:t>Получение статуса резидента Сколково</w:t>
-            </w:r>
-          </w:p>
-        </w:tc>
-        <w:tc>
-          <w:tcPr>
-            <w:tcW w:type="dxa" w:w="1899"/>
-            <w:vAlign w:val="center"/>
-          </w:tcPr>
-          <w:p>
-            <w:pPr>
-              <w:keepNext/>
-              <w:spacing w:before="0" w:after="0" w:lineRule="auto" w:line="240"/>
-              <w:ind w:firstLine="0"/>
-              <w:jc w:val="center"/>
-            </w:pPr>
-            <w:r/>
-            <w:r>
-              <w:rPr>
-                <w:rFonts w:ascii="Times New Roman" w:hAnsi="Times New Roman" w:eastAsia="Times New Roman" w:cs="Times New Roman"/>
-                <w:sz w:val="24"/>
-              </w:rPr>
-              <w:t>Нет</w:t>
-            </w:r>
-          </w:p>
-        </w:tc>
-        <w:tc>
-          <w:tcPr>
-            <w:tcW w:type="dxa" w:w="3906"/>
-            <w:vAlign w:val="center"/>
-          </w:tcPr>
-          <w:p>
-            <w:pPr>
-              <w:keepNext/>
-              <w:spacing w:before="0" w:after="0" w:lineRule="auto" w:line="240"/>
-              <w:ind w:firstLine="0"/>
-              <w:jc w:val="left"/>
-            </w:pPr>
-            <w:r/>
-            <w:r>
-              <w:rPr>
-                <w:rFonts w:ascii="Times New Roman" w:hAnsi="Times New Roman" w:eastAsia="Times New Roman" w:cs="Times New Roman"/>
-                <w:sz w:val="24"/>
-              </w:rPr>
-              <w:t>–</w:t>
-            </w:r>
-          </w:p>
-        </w:tc>
-      </w:tr>
-      <w:tr>
-        <w:tc>
-          <w:tcPr>
-            <w:tcW w:type="dxa" w:w="697"/>
-            <w:vAlign w:val="center"/>
-          </w:tcPr>
-          <w:p>
-            <w:pPr>
-              <w:keepNext w:val="0"/>
-              <w:spacing w:before="0" w:after="0" w:lineRule="auto" w:line="240"/>
-              <w:ind w:firstLine="0"/>
-              <w:jc w:val="center"/>
-            </w:pPr>
-            <w:r/>
-            <w:r>
-              <w:rPr>
-                <w:rFonts w:ascii="Times New Roman" w:hAnsi="Times New Roman" w:eastAsia="Times New Roman" w:cs="Times New Roman"/>
-                <w:sz w:val="24"/>
-              </w:rPr>
-              <w:t>13</w:t>
-            </w:r>
-          </w:p>
-        </w:tc>
-        <w:tc>
-          <w:tcPr>
-            <w:tcW w:type="dxa" w:w="2852"/>
-            <w:vAlign w:val="center"/>
-          </w:tcPr>
-          <w:p>
-            <w:pPr>
-              <w:keepNext w:val="0"/>
-              <w:spacing w:before="0" w:after="0" w:lineRule="auto" w:line="240"/>
-              <w:ind w:firstLine="0"/>
-              <w:jc w:val="left"/>
-            </w:pPr>
-            <w:r/>
-            <w:r>
-              <w:rPr>
-                <w:rFonts w:ascii="Times New Roman" w:hAnsi="Times New Roman" w:eastAsia="Times New Roman" w:cs="Times New Roman"/>
-                <w:sz w:val="24"/>
-              </w:rPr>
-              <w:t>Закрытие созданного предприятия</w:t>
-            </w:r>
-          </w:p>
-        </w:tc>
-        <w:tc>
-          <w:tcPr>
-            <w:tcW w:type="dxa" w:w="1899"/>
-            <w:vAlign w:val="center"/>
-          </w:tcPr>
-          <w:p>
-            <w:pPr>
-              <w:keepNext w:val="0"/>
-              <w:spacing w:before="0" w:after="0" w:lineRule="auto" w:line="240"/>
-              <w:ind w:firstLine="0"/>
-              <w:jc w:val="center"/>
-            </w:pPr>
-            <w:r/>
-            <w:r>
-              <w:rPr>
-                <w:rFonts w:ascii="Times New Roman" w:hAnsi="Times New Roman" w:eastAsia="Times New Roman" w:cs="Times New Roman"/>
-                <w:sz w:val="24"/>
-              </w:rPr>
-              <w:t>Нет</w:t>
-            </w:r>
-          </w:p>
-        </w:tc>
-        <w:tc>
-          <w:tcPr>
-            <w:tcW w:type="dxa" w:w="3906"/>
-            <w:vAlign w:val="center"/>
-          </w:tcPr>
-          <w:p>
-            <w:pPr>
-              <w:keepNext w:val="0"/>
-              <w:spacing w:before="0" w:after="0" w:lineRule="auto" w:line="240"/>
-              <w:ind w:firstLine="0"/>
-              <w:jc w:val="left"/>
-            </w:pPr>
-            <w:r/>
-            <w:r>
-              <w:rPr>
-                <w:rFonts w:ascii="Times New Roman" w:hAnsi="Times New Roman" w:eastAsia="Times New Roman" w:cs="Times New Roman"/>
-                <w:sz w:val="24"/>
-              </w:rPr>
-              <w:t>–</w:t>
             </w:r>
           </w:p>
         </w:tc>
